--- a/Zomso_Build_기획서.docx
+++ b/Zomso_Build_기획서.docx
@@ -2643,7 +2643,7 @@
     <w:p>
       <w:pPr>
         <w:rPr>
-          <w:rFonts w:asciiTheme="minorEastAsia" w:hAnsiTheme="minorEastAsia" w:hint="eastAsia"/>
+          <w:rFonts w:asciiTheme="minorEastAsia" w:hAnsiTheme="minorEastAsia"/>
         </w:rPr>
       </w:pPr>
     </w:p>
@@ -2779,27 +2779,13 @@
           <w:b/>
           <w:bCs/>
         </w:rPr>
-        <w:t>유</w:t>
+        <w:t>유물과 증강의 명확한 역할 분리</w:t>
       </w:r>
       <w:r>
         <w:rPr>
           <w:rFonts w:asciiTheme="minorEastAsia" w:hAnsiTheme="minorEastAsia" w:hint="eastAsia"/>
-          <w:b/>
-          <w:bCs/>
-        </w:rPr>
-        <w:t>물과 증강의 명확한 역할 분리</w:t>
-      </w:r>
-      <w:r>
-        <w:rPr>
-          <w:rFonts w:asciiTheme="minorEastAsia" w:hAnsiTheme="minorEastAsia" w:hint="eastAsia"/>
-        </w:rPr>
-        <w:t xml:space="preserve"> </w:t>
-      </w:r>
-      <w:r>
-        <w:rPr>
-          <w:rFonts w:asciiTheme="minorEastAsia" w:hAnsiTheme="minorEastAsia" w:hint="eastAsia"/>
-        </w:rPr>
-        <w:t>: 유물은 플레이 메커니즘 및 트리거 변화 중심으로, 증강은 직관적인 스탯/속성 체급 상승 중심으로 설계.</w:t>
+        </w:rPr>
+        <w:t xml:space="preserve"> : 유물은 플레이 메커니즘 및 트리거 변화 중심으로, 증강은 직관적인 스탯/속성 체급 상승 중심으로 설계.</w:t>
       </w:r>
     </w:p>
     <w:p>
@@ -2807,7 +2793,7 @@
         <w:pStyle w:val="a7"/>
         <w:ind w:leftChars="0"/>
         <w:rPr>
-          <w:rFonts w:asciiTheme="minorEastAsia" w:hAnsiTheme="minorEastAsia" w:hint="eastAsia"/>
+          <w:rFonts w:asciiTheme="minorEastAsia" w:hAnsiTheme="minorEastAsia"/>
         </w:rPr>
       </w:pPr>
     </w:p>
@@ -2835,13 +2821,7 @@
         <w:rPr>
           <w:rFonts w:asciiTheme="minorEastAsia" w:hAnsiTheme="minorEastAsia" w:hint="eastAsia"/>
         </w:rPr>
-        <w:t xml:space="preserve"> </w:t>
-      </w:r>
-      <w:r>
-        <w:rPr>
-          <w:rFonts w:asciiTheme="minorEastAsia" w:hAnsiTheme="minorEastAsia" w:hint="eastAsia"/>
-        </w:rPr>
-        <w:t>: 단순 누적 획득이 아닌 '강화', '리롤', '불필요한 능력 삭제' 선택지를 통해 원하는 빌드(Fusion 등)를 압축할 수 있는 구조 확립.</w:t>
+        <w:t xml:space="preserve"> : 단순 누적 획득이 아닌 '강화', '리롤', '불필요한 능력 삭제' 선택지를 통해 원하는 빌드(Fusion 등)를 압축할 수 있는 구조 확립.</w:t>
       </w:r>
     </w:p>
     <w:p>
@@ -2849,7 +2829,7 @@
         <w:pStyle w:val="a7"/>
         <w:ind w:leftChars="0"/>
         <w:rPr>
-          <w:rFonts w:asciiTheme="minorEastAsia" w:hAnsiTheme="minorEastAsia" w:hint="eastAsia"/>
+          <w:rFonts w:asciiTheme="minorEastAsia" w:hAnsiTheme="minorEastAsia"/>
         </w:rPr>
       </w:pPr>
     </w:p>
@@ -2877,47 +2857,41 @@
         <w:rPr>
           <w:rFonts w:asciiTheme="minorEastAsia" w:hAnsiTheme="minorEastAsia" w:hint="eastAsia"/>
         </w:rPr>
-        <w:t xml:space="preserve"> </w:t>
-      </w:r>
+        <w:t xml:space="preserve"> : </w:t>
+      </w:r>
+      <w:proofErr w:type="spellStart"/>
       <w:r>
         <w:rPr>
           <w:rFonts w:asciiTheme="minorEastAsia" w:hAnsiTheme="minorEastAsia" w:hint="eastAsia"/>
         </w:rPr>
-        <w:t xml:space="preserve">: </w:t>
+        <w:t>Category와</w:t>
+      </w:r>
+      <w:proofErr w:type="spellEnd"/>
+      <w:r>
+        <w:rPr>
+          <w:rFonts w:asciiTheme="minorEastAsia" w:hAnsiTheme="minorEastAsia" w:hint="eastAsia"/>
+        </w:rPr>
+        <w:t xml:space="preserve"> Target_Scope 열거형(</w:t>
       </w:r>
       <w:proofErr w:type="spellStart"/>
       <w:r>
         <w:rPr>
           <w:rFonts w:asciiTheme="minorEastAsia" w:hAnsiTheme="minorEastAsia" w:hint="eastAsia"/>
         </w:rPr>
-        <w:t>Category</w:t>
+        <w:t>Enum</w:t>
       </w:r>
       <w:proofErr w:type="spellEnd"/>
       <w:r>
         <w:rPr>
           <w:rFonts w:asciiTheme="minorEastAsia" w:hAnsiTheme="minorEastAsia" w:hint="eastAsia"/>
         </w:rPr>
-        <w:t>와 Target_Scope 열거형(</w:t>
-      </w:r>
-      <w:proofErr w:type="spellStart"/>
-      <w:r>
-        <w:rPr>
-          <w:rFonts w:asciiTheme="minorEastAsia" w:hAnsiTheme="minorEastAsia" w:hint="eastAsia"/>
-        </w:rPr>
-        <w:t>Enum</w:t>
-      </w:r>
-      <w:proofErr w:type="spellEnd"/>
-      <w:r>
-        <w:rPr>
-          <w:rFonts w:asciiTheme="minorEastAsia" w:hAnsiTheme="minorEastAsia" w:hint="eastAsia"/>
-        </w:rPr>
         <w:t>)을 통해 코드 수정 없이 데이터 추가만으로 신규 유물/증강 구현.</w:t>
       </w:r>
     </w:p>
     <w:p>
       <w:pPr>
         <w:rPr>
-          <w:rFonts w:asciiTheme="minorEastAsia" w:hAnsiTheme="minorEastAsia" w:hint="eastAsia"/>
+          <w:rFonts w:asciiTheme="minorEastAsia" w:hAnsiTheme="minorEastAsia"/>
           <w:sz w:val="20"/>
           <w:szCs w:val="20"/>
         </w:rPr>
@@ -2931,7 +2905,7 @@
           <w:numId w:val="1"/>
         </w:numPr>
         <w:rPr>
-          <w:rFonts w:asciiTheme="minorEastAsia" w:hAnsiTheme="minorEastAsia" w:hint="eastAsia"/>
+          <w:rFonts w:asciiTheme="minorEastAsia" w:hAnsiTheme="minorEastAsia"/>
           <w:sz w:val="22"/>
           <w:szCs w:val="22"/>
           <w:lang w:val="en-US"/>
@@ -3135,7 +3109,7 @@
     <w:p>
       <w:pPr>
         <w:rPr>
-          <w:rFonts w:asciiTheme="minorEastAsia" w:hAnsiTheme="minorEastAsia" w:hint="eastAsia"/>
+          <w:rFonts w:asciiTheme="minorEastAsia" w:hAnsiTheme="minorEastAsia"/>
         </w:rPr>
       </w:pPr>
     </w:p>
@@ -3618,7 +3592,7 @@
             <w:pPr>
               <w:spacing w:line="240" w:lineRule="auto"/>
               <w:rPr>
-                <w:rFonts w:asciiTheme="minorEastAsia" w:hAnsiTheme="minorEastAsia"/>
+                <w:rFonts w:asciiTheme="minorEastAsia" w:hAnsiTheme="minorEastAsia" w:hint="eastAsia"/>
                 <w:sz w:val="20"/>
                 <w:szCs w:val="20"/>
                 <w:lang w:val="en-US"/>
@@ -3638,18 +3612,7 @@
             <w:pPr>
               <w:spacing w:line="240" w:lineRule="auto"/>
               <w:rPr>
-                <w:rFonts w:asciiTheme="minorEastAsia" w:hAnsiTheme="minorEastAsia"/>
-                <w:sz w:val="20"/>
-                <w:szCs w:val="20"/>
-                <w:lang w:val="en-US"/>
-              </w:rPr>
-            </w:pPr>
-          </w:p>
-          <w:p>
-            <w:pPr>
-              <w:spacing w:line="240" w:lineRule="auto"/>
-              <w:rPr>
-                <w:rFonts w:asciiTheme="minorEastAsia" w:hAnsiTheme="minorEastAsia"/>
+                <w:rFonts w:asciiTheme="minorEastAsia" w:hAnsiTheme="minorEastAsia" w:hint="eastAsia"/>
                 <w:sz w:val="20"/>
                 <w:szCs w:val="20"/>
                 <w:lang w:val="en-US"/>
@@ -3664,17 +3627,6 @@
               </w:rPr>
               <w:t>• 유물 (리롤 / 제거)</w:t>
             </w:r>
-          </w:p>
-          <w:p>
-            <w:pPr>
-              <w:spacing w:line="240" w:lineRule="auto"/>
-              <w:rPr>
-                <w:rFonts w:asciiTheme="minorEastAsia" w:hAnsiTheme="minorEastAsia"/>
-                <w:sz w:val="20"/>
-                <w:szCs w:val="20"/>
-                <w:lang w:val="en-US"/>
-              </w:rPr>
-            </w:pPr>
           </w:p>
           <w:p>
             <w:pPr>
@@ -4211,7 +4163,7 @@
     <w:p>
       <w:pPr>
         <w:rPr>
-          <w:rFonts w:asciiTheme="minorEastAsia" w:hAnsiTheme="minorEastAsia" w:hint="eastAsia"/>
+          <w:rFonts w:asciiTheme="minorEastAsia" w:hAnsiTheme="minorEastAsia"/>
         </w:rPr>
       </w:pPr>
     </w:p>
@@ -4376,7 +4328,7 @@
     <w:p>
       <w:pPr>
         <w:rPr>
-          <w:rFonts w:asciiTheme="minorEastAsia" w:hAnsiTheme="minorEastAsia" w:hint="eastAsia"/>
+          <w:rFonts w:asciiTheme="minorEastAsia" w:hAnsiTheme="minorEastAsia"/>
           <w:lang w:val="en-US"/>
         </w:rPr>
       </w:pPr>
@@ -4505,7 +4457,6 @@
           <w:bCs/>
           <w:lang w:val="en-US"/>
         </w:rPr>
-        <w:lastRenderedPageBreak/>
         <w:t>능력 삭제 / 리롤</w:t>
       </w:r>
       <w:r>
@@ -4532,17 +4483,6 @@
         <w:t>(리롤).</w:t>
       </w:r>
       <w:bookmarkStart w:id="12" w:name="_Toc243874193"/>
-    </w:p>
-    <w:p>
-      <w:pPr>
-        <w:ind w:left="720"/>
-        <w:rPr>
-          <w:rFonts w:asciiTheme="minorEastAsia" w:hAnsiTheme="minorEastAsia" w:hint="eastAsia"/>
-          <w:color w:val="000000"/>
-          <w:sz w:val="28"/>
-          <w:szCs w:val="28"/>
-        </w:rPr>
-      </w:pPr>
     </w:p>
     <w:p>
       <w:pPr>
@@ -4560,6 +4500,7 @@
         <w:rPr>
           <w:rFonts w:asciiTheme="minorEastAsia" w:hAnsiTheme="minorEastAsia" w:hint="eastAsia"/>
         </w:rPr>
+        <w:lastRenderedPageBreak/>
         <w:t>세부 시스템 사양</w:t>
       </w:r>
       <w:bookmarkEnd w:id="12"/>
@@ -6370,7 +6311,7 @@
       <w:pPr>
         <w:pStyle w:val="af5"/>
         <w:rPr>
-          <w:rFonts w:asciiTheme="minorEastAsia" w:hAnsiTheme="minorEastAsia" w:hint="eastAsia"/>
+          <w:rFonts w:asciiTheme="minorEastAsia" w:hAnsiTheme="minorEastAsia"/>
           <w:color w:val="000000"/>
           <w:sz w:val="24"/>
           <w:szCs w:val="24"/>
@@ -6383,7 +6324,21 @@
           <w:sz w:val="18"/>
           <w:szCs w:val="18"/>
         </w:rPr>
-        <w:t>표</w:t>
+        <w:t xml:space="preserve">표 </w:t>
+      </w:r>
+      <w:r>
+        <w:rPr>
+          <w:sz w:val="18"/>
+          <w:szCs w:val="18"/>
+        </w:rPr>
+        <w:fldChar w:fldCharType="begin"/>
+      </w:r>
+      <w:r>
+        <w:rPr>
+          <w:sz w:val="18"/>
+          <w:szCs w:val="18"/>
+        </w:rPr>
+        <w:instrText xml:space="preserve"> </w:instrText>
       </w:r>
       <w:r>
         <w:rPr>
@@ -6391,21 +6346,36 @@
           <w:sz w:val="18"/>
           <w:szCs w:val="18"/>
         </w:rPr>
-        <w:t xml:space="preserve"> </w:t>
+        <w:instrText>SEQ 표 \* ARABIC</w:instrText>
       </w:r>
       <w:r>
         <w:rPr>
           <w:sz w:val="18"/>
           <w:szCs w:val="18"/>
         </w:rPr>
-        <w:fldChar w:fldCharType="begin"/>
+        <w:instrText xml:space="preserve"> </w:instrText>
       </w:r>
       <w:r>
         <w:rPr>
           <w:sz w:val="18"/>
           <w:szCs w:val="18"/>
         </w:rPr>
-        <w:instrText xml:space="preserve"> </w:instrText>
+        <w:fldChar w:fldCharType="separate"/>
+      </w:r>
+      <w:r>
+        <w:rPr>
+          <w:noProof/>
+          <w:sz w:val="18"/>
+          <w:szCs w:val="18"/>
+        </w:rPr>
+        <w:t>1</w:t>
+      </w:r>
+      <w:r>
+        <w:rPr>
+          <w:sz w:val="18"/>
+          <w:szCs w:val="18"/>
+        </w:rPr>
+        <w:fldChar w:fldCharType="end"/>
       </w:r>
       <w:r>
         <w:rPr>
@@ -6413,100 +6383,7 @@
           <w:sz w:val="18"/>
           <w:szCs w:val="18"/>
         </w:rPr>
-        <w:instrText xml:space="preserve">SEQ </w:instrText>
-      </w:r>
-      <w:r>
-        <w:rPr>
-          <w:rFonts w:hint="eastAsia"/>
-          <w:sz w:val="18"/>
-          <w:szCs w:val="18"/>
-        </w:rPr>
-        <w:instrText>표</w:instrText>
-      </w:r>
-      <w:r>
-        <w:rPr>
-          <w:rFonts w:hint="eastAsia"/>
-          <w:sz w:val="18"/>
-          <w:szCs w:val="18"/>
-        </w:rPr>
-        <w:instrText xml:space="preserve"> \* ARABIC</w:instrText>
-      </w:r>
-      <w:r>
-        <w:rPr>
-          <w:sz w:val="18"/>
-          <w:szCs w:val="18"/>
-        </w:rPr>
-        <w:instrText xml:space="preserve"> </w:instrText>
-      </w:r>
-      <w:r>
-        <w:rPr>
-          <w:sz w:val="18"/>
-          <w:szCs w:val="18"/>
-        </w:rPr>
-        <w:fldChar w:fldCharType="separate"/>
-      </w:r>
-      <w:r>
-        <w:rPr>
-          <w:noProof/>
-          <w:sz w:val="18"/>
-          <w:szCs w:val="18"/>
-        </w:rPr>
-        <w:t>1</w:t>
-      </w:r>
-      <w:r>
-        <w:rPr>
-          <w:sz w:val="18"/>
-          <w:szCs w:val="18"/>
-        </w:rPr>
-        <w:fldChar w:fldCharType="end"/>
-      </w:r>
-      <w:r>
-        <w:rPr>
-          <w:rFonts w:hint="eastAsia"/>
-          <w:sz w:val="18"/>
-          <w:szCs w:val="18"/>
-        </w:rPr>
-        <w:t xml:space="preserve"> </w:t>
-      </w:r>
-      <w:r>
-        <w:rPr>
-          <w:rFonts w:hint="eastAsia"/>
-          <w:sz w:val="18"/>
-          <w:szCs w:val="18"/>
-        </w:rPr>
-        <w:t>레어도</w:t>
-      </w:r>
-      <w:r>
-        <w:rPr>
-          <w:rFonts w:hint="eastAsia"/>
-          <w:sz w:val="18"/>
-          <w:szCs w:val="18"/>
-        </w:rPr>
-        <w:t xml:space="preserve"> </w:t>
-      </w:r>
-      <w:r>
-        <w:rPr>
-          <w:rFonts w:hint="eastAsia"/>
-          <w:sz w:val="18"/>
-          <w:szCs w:val="18"/>
-        </w:rPr>
-        <w:t>가중치</w:t>
-      </w:r>
-      <w:r>
-        <w:rPr>
-          <w:rFonts w:hint="eastAsia"/>
-          <w:sz w:val="18"/>
-          <w:szCs w:val="18"/>
-        </w:rPr>
-        <w:t xml:space="preserve"> </w:t>
-      </w:r>
-      <w:r>
-        <w:rPr>
-          <w:rFonts w:hint="eastAsia"/>
-          <w:sz w:val="18"/>
-          <w:szCs w:val="18"/>
-        </w:rPr>
-        <w:t>표</w:t>
+        <w:t xml:space="preserve"> 레어도 가중치 표</w:t>
       </w:r>
     </w:p>
     <w:bookmarkEnd w:id="16"/>
@@ -6534,7 +6411,7 @@
           <w:numId w:val="1"/>
         </w:numPr>
         <w:rPr>
-          <w:rFonts w:asciiTheme="minorEastAsia" w:hAnsiTheme="minorEastAsia" w:hint="eastAsia"/>
+          <w:rFonts w:asciiTheme="minorEastAsia" w:hAnsiTheme="minorEastAsia"/>
         </w:rPr>
       </w:pPr>
       <w:bookmarkStart w:id="17" w:name="_Toc243880064"/>
@@ -6550,7 +6427,7 @@
     <w:p>
       <w:pPr>
         <w:rPr>
-          <w:rFonts w:asciiTheme="minorEastAsia" w:hAnsiTheme="minorEastAsia" w:hint="eastAsia"/>
+          <w:rFonts w:asciiTheme="minorEastAsia" w:hAnsiTheme="minorEastAsia"/>
         </w:rPr>
       </w:pPr>
       <w:r>
@@ -6819,7 +6696,7 @@
     <w:p>
       <w:pPr>
         <w:rPr>
-          <w:rFonts w:asciiTheme="minorEastAsia" w:hAnsiTheme="minorEastAsia" w:hint="eastAsia"/>
+          <w:rFonts w:asciiTheme="minorEastAsia" w:hAnsiTheme="minorEastAsia"/>
           <w:lang w:val="en-US"/>
         </w:rPr>
       </w:pPr>
@@ -6989,7 +6866,7 @@
       <w:pPr>
         <w:ind w:left="720"/>
         <w:rPr>
-          <w:rFonts w:asciiTheme="minorEastAsia" w:hAnsiTheme="minorEastAsia" w:hint="eastAsia"/>
+          <w:rFonts w:asciiTheme="minorEastAsia" w:hAnsiTheme="minorEastAsia"/>
           <w:lang w:val="en-US"/>
         </w:rPr>
       </w:pPr>
@@ -7075,7 +6952,7 @@
     <w:p>
       <w:pPr>
         <w:rPr>
-          <w:rFonts w:asciiTheme="minorEastAsia" w:hAnsiTheme="minorEastAsia" w:hint="eastAsia"/>
+          <w:rFonts w:asciiTheme="minorEastAsia" w:hAnsiTheme="minorEastAsia"/>
           <w:lang w:val="en-US"/>
         </w:rPr>
       </w:pPr>
@@ -7759,7 +7636,21 @@
           <w:sz w:val="18"/>
           <w:szCs w:val="18"/>
         </w:rPr>
-        <w:t>표</w:t>
+        <w:t xml:space="preserve">표 </w:t>
+      </w:r>
+      <w:r>
+        <w:rPr>
+          <w:sz w:val="18"/>
+          <w:szCs w:val="18"/>
+        </w:rPr>
+        <w:fldChar w:fldCharType="begin"/>
+      </w:r>
+      <w:r>
+        <w:rPr>
+          <w:sz w:val="18"/>
+          <w:szCs w:val="18"/>
+        </w:rPr>
+        <w:instrText xml:space="preserve"> </w:instrText>
       </w:r>
       <w:r>
         <w:rPr>
@@ -7767,21 +7658,36 @@
           <w:sz w:val="18"/>
           <w:szCs w:val="18"/>
         </w:rPr>
-        <w:t xml:space="preserve"> </w:t>
+        <w:instrText>SEQ 표 \* ARABIC</w:instrText>
       </w:r>
       <w:r>
         <w:rPr>
           <w:sz w:val="18"/>
           <w:szCs w:val="18"/>
         </w:rPr>
-        <w:fldChar w:fldCharType="begin"/>
+        <w:instrText xml:space="preserve"> </w:instrText>
       </w:r>
       <w:r>
         <w:rPr>
           <w:sz w:val="18"/>
           <w:szCs w:val="18"/>
         </w:rPr>
-        <w:instrText xml:space="preserve"> </w:instrText>
+        <w:fldChar w:fldCharType="separate"/>
+      </w:r>
+      <w:r>
+        <w:rPr>
+          <w:noProof/>
+          <w:sz w:val="18"/>
+          <w:szCs w:val="18"/>
+        </w:rPr>
+        <w:t>2</w:t>
+      </w:r>
+      <w:r>
+        <w:rPr>
+          <w:sz w:val="18"/>
+          <w:szCs w:val="18"/>
+        </w:rPr>
+        <w:fldChar w:fldCharType="end"/>
       </w:r>
       <w:r>
         <w:rPr>
@@ -7789,7 +7695,7 @@
           <w:sz w:val="18"/>
           <w:szCs w:val="18"/>
         </w:rPr>
-        <w:instrText xml:space="preserve">SEQ </w:instrText>
+        <w:t xml:space="preserve"> </w:t>
       </w:r>
       <w:r>
         <w:rPr>
@@ -7797,101 +7703,10 @@
           <w:sz w:val="18"/>
           <w:szCs w:val="18"/>
         </w:rPr>
-        <w:instrText>표</w:instrText>
-      </w:r>
-      <w:r>
-        <w:rPr>
-          <w:rFonts w:hint="eastAsia"/>
-          <w:sz w:val="18"/>
-          <w:szCs w:val="18"/>
-        </w:rPr>
-        <w:instrText xml:space="preserve"> \* ARABIC</w:instrText>
-      </w:r>
-      <w:r>
-        <w:rPr>
-          <w:sz w:val="18"/>
-          <w:szCs w:val="18"/>
-        </w:rPr>
-        <w:instrText xml:space="preserve"> </w:instrText>
-      </w:r>
-      <w:r>
-        <w:rPr>
-          <w:sz w:val="18"/>
-          <w:szCs w:val="18"/>
-        </w:rPr>
-        <w:fldChar w:fldCharType="separate"/>
-      </w:r>
-      <w:r>
-        <w:rPr>
-          <w:noProof/>
-          <w:sz w:val="18"/>
-          <w:szCs w:val="18"/>
-        </w:rPr>
-        <w:t>2</w:t>
-      </w:r>
-      <w:r>
-        <w:rPr>
-          <w:sz w:val="18"/>
-          <w:szCs w:val="18"/>
-        </w:rPr>
-        <w:fldChar w:fldCharType="end"/>
-      </w:r>
-      <w:r>
-        <w:rPr>
-          <w:rFonts w:hint="eastAsia"/>
-          <w:sz w:val="18"/>
-          <w:szCs w:val="18"/>
-        </w:rPr>
-        <w:t xml:space="preserve"> </w:t>
-      </w:r>
-      <w:r>
-        <w:rPr>
-          <w:rFonts w:hint="eastAsia"/>
-          <w:sz w:val="18"/>
-          <w:szCs w:val="18"/>
-        </w:rPr>
-        <w:t>시너지</w:t>
-      </w:r>
-      <w:r>
-        <w:rPr>
-          <w:rFonts w:hint="eastAsia"/>
-          <w:sz w:val="18"/>
-          <w:szCs w:val="18"/>
-        </w:rPr>
-        <w:t xml:space="preserve"> </w:t>
-      </w:r>
-      <w:r>
-        <w:rPr>
-          <w:rFonts w:hint="eastAsia"/>
-          <w:sz w:val="18"/>
-          <w:szCs w:val="18"/>
-        </w:rPr>
-        <w:t>조합</w:t>
-      </w:r>
-      <w:r>
-        <w:rPr>
-          <w:rFonts w:hint="eastAsia"/>
-          <w:sz w:val="18"/>
-          <w:szCs w:val="18"/>
-        </w:rPr>
-        <w:t xml:space="preserve"> </w:t>
-      </w:r>
-      <w:r>
-        <w:rPr>
-          <w:rFonts w:hint="eastAsia"/>
-          <w:sz w:val="18"/>
-          <w:szCs w:val="18"/>
-        </w:rPr>
-        <w:t>예시</w:t>
-      </w:r>
-    </w:p>
-    <w:p>
-      <w:pPr>
-        <w:rPr>
-          <w:rFonts w:hint="eastAsia"/>
-        </w:rPr>
-      </w:pPr>
-    </w:p>
+        <w:t>시너지 조합 예시</w:t>
+      </w:r>
+    </w:p>
+    <w:p/>
     <w:p>
       <w:pPr>
         <w:rPr>
@@ -7910,41 +7725,55 @@
         <w:rPr>
           <w:rFonts w:asciiTheme="minorEastAsia" w:hAnsiTheme="minorEastAsia"/>
         </w:rPr>
-        <w:t xml:space="preserve">: 플레이어 인벤토리에 재료 A와 재료 </w:t>
+        <w:t xml:space="preserve">: 플레이어 인벤토리에 재료 </w:t>
       </w:r>
       <w:proofErr w:type="spellStart"/>
       <w:r>
         <w:rPr>
           <w:rFonts w:asciiTheme="minorEastAsia" w:hAnsiTheme="minorEastAsia"/>
         </w:rPr>
-        <w:t>B</w:t>
+        <w:t>A와</w:t>
       </w:r>
       <w:proofErr w:type="spellEnd"/>
       <w:r>
         <w:rPr>
           <w:rFonts w:asciiTheme="minorEastAsia" w:hAnsiTheme="minorEastAsia"/>
         </w:rPr>
-        <w:t xml:space="preserve">가 동시에 존재할 때 즉시(또는 다음 보상 선택지/상점 진입 시) 재료 A, </w:t>
+        <w:t xml:space="preserve"> 재료 </w:t>
       </w:r>
       <w:proofErr w:type="spellStart"/>
       <w:r>
         <w:rPr>
           <w:rFonts w:asciiTheme="minorEastAsia" w:hAnsiTheme="minorEastAsia"/>
         </w:rPr>
-        <w:t>B</w:t>
+        <w:t>B가</w:t>
       </w:r>
       <w:proofErr w:type="spellEnd"/>
       <w:r>
         <w:rPr>
           <w:rFonts w:asciiTheme="minorEastAsia" w:hAnsiTheme="minorEastAsia"/>
         </w:rPr>
-        <w:t>를 소모하고 결과 ID로 통합한다.</w:t>
-      </w:r>
-    </w:p>
-    <w:p>
-      <w:pPr>
-        <w:rPr>
-          <w:rFonts w:asciiTheme="minorEastAsia" w:hAnsiTheme="minorEastAsia" w:hint="eastAsia"/>
+        <w:t xml:space="preserve"> 동시에 존재할 때 즉시(또는 다음 보상 선택지/상점 진입 시) 재료 A, B를 소모하고 결과 </w:t>
+      </w:r>
+      <w:proofErr w:type="spellStart"/>
+      <w:r>
+        <w:rPr>
+          <w:rFonts w:asciiTheme="minorEastAsia" w:hAnsiTheme="minorEastAsia"/>
+        </w:rPr>
+        <w:t>ID로</w:t>
+      </w:r>
+      <w:proofErr w:type="spellEnd"/>
+      <w:r>
+        <w:rPr>
+          <w:rFonts w:asciiTheme="minorEastAsia" w:hAnsiTheme="minorEastAsia"/>
+        </w:rPr>
+        <w:t xml:space="preserve"> 통합한다.</w:t>
+      </w:r>
+    </w:p>
+    <w:p>
+      <w:pPr>
+        <w:rPr>
+          <w:rFonts w:asciiTheme="minorEastAsia" w:hAnsiTheme="minorEastAsia"/>
         </w:rPr>
       </w:pPr>
     </w:p>
@@ -8202,7 +8031,23 @@
           <w:rFonts w:asciiTheme="minorEastAsia" w:hAnsiTheme="minorEastAsia"/>
           <w:lang w:val="en-US"/>
         </w:rPr>
-        <w:t>/특효): Enemy (모든 적), Normal (일반 몬스터), Elite (엘리트), Boss (보스)</w:t>
+        <w:t xml:space="preserve">/특효): </w:t>
+      </w:r>
+      <w:proofErr w:type="spellStart"/>
+      <w:r>
+        <w:rPr>
+          <w:rFonts w:asciiTheme="minorEastAsia" w:hAnsiTheme="minorEastAsia"/>
+          <w:lang w:val="en-US"/>
+        </w:rPr>
+        <w:t>Enemy</w:t>
+      </w:r>
+      <w:proofErr w:type="spellEnd"/>
+      <w:r>
+        <w:rPr>
+          <w:rFonts w:asciiTheme="minorEastAsia" w:hAnsiTheme="minorEastAsia"/>
+          <w:lang w:val="en-US"/>
+        </w:rPr>
+        <w:t xml:space="preserve"> (모든 적), Normal (일반 몬스터), Elite (엘리트), Boss (보스)</w:t>
       </w:r>
     </w:p>
     <w:p>
@@ -8226,6 +8071,7 @@
         <w:rPr>
           <w:rFonts w:asciiTheme="minorEastAsia" w:hAnsiTheme="minorEastAsia"/>
         </w:rPr>
+        <w:lastRenderedPageBreak/>
         <w:br w:type="page"/>
       </w:r>
     </w:p>
@@ -8291,7 +8137,7 @@
     <w:p>
       <w:pPr>
         <w:rPr>
-          <w:rFonts w:asciiTheme="minorEastAsia" w:hAnsiTheme="minorEastAsia" w:hint="eastAsia"/>
+          <w:rFonts w:asciiTheme="minorEastAsia" w:hAnsiTheme="minorEastAsia"/>
           <w:lang w:val="en-US"/>
         </w:rPr>
       </w:pPr>
@@ -8319,7 +8165,7 @@
     <w:p>
       <w:pPr>
         <w:rPr>
-          <w:rFonts w:asciiTheme="minorEastAsia" w:hAnsiTheme="minorEastAsia" w:hint="eastAsia"/>
+          <w:rFonts w:asciiTheme="minorEastAsia" w:hAnsiTheme="minorEastAsia"/>
           <w:lang w:val="en-US"/>
         </w:rPr>
       </w:pPr>
@@ -8337,14 +8183,7 @@
           <w:rFonts w:asciiTheme="minorEastAsia" w:hAnsiTheme="minorEastAsia" w:hint="eastAsia"/>
           <w:lang w:val="en-US"/>
         </w:rPr>
-        <w:t xml:space="preserve"> </w:t>
-      </w:r>
-      <w:r>
-        <w:rPr>
-          <w:rFonts w:asciiTheme="minorEastAsia" w:hAnsiTheme="minorEastAsia" w:hint="eastAsia"/>
-          <w:lang w:val="en-US"/>
-        </w:rPr>
-        <w:t>: 이미 보유 중인 단일 유물 및 Fusion 완성품은 추첨 풀에서 제외한다.</w:t>
+        <w:t xml:space="preserve"> : 이미 보유 중인 단일 유물 및 Fusion 완성품은 추첨 풀에서 제외한다.</w:t>
       </w:r>
     </w:p>
     <w:p>
@@ -8368,14 +8207,7 @@
           <w:rFonts w:asciiTheme="minorEastAsia" w:hAnsiTheme="minorEastAsia" w:hint="eastAsia"/>
           <w:lang w:val="en-US"/>
         </w:rPr>
-        <w:t xml:space="preserve"> </w:t>
-      </w:r>
-      <w:r>
-        <w:rPr>
-          <w:rFonts w:asciiTheme="minorEastAsia" w:hAnsiTheme="minorEastAsia" w:hint="eastAsia"/>
-          <w:lang w:val="en-US"/>
-        </w:rPr>
-        <w:t>: 모든 스킬/유물 슬롯이 가득 차거나 만렙에 도달한 후반부에는 선택지에 단순 스탯 상승(공격력/체력 소폭 증가) 또는 인게임 재화(골드/회복 DNA)가 등장하도록 폴백(Fallback) 처리한다.</w:t>
+        <w:t xml:space="preserve"> : 모든 스킬/유물 슬롯이 가득 차거나 만렙에 도달한 후반부에는 선택지에 단순 스탯 상승(공격력/체력 소폭 증가) 또는 인게임 재화(골드/회복 DNA)가 등장하도록 폴백(Fallback) 처리한다.</w:t>
       </w:r>
       <w:bookmarkStart w:id="24" w:name="_Toc243874202"/>
     </w:p>
@@ -8532,7 +8364,7 @@
         <w:ind w:leftChars="0"/>
         <w:textAlignment w:val="baseline"/>
         <w:rPr>
-          <w:rFonts w:asciiTheme="minorEastAsia" w:hAnsiTheme="minorEastAsia" w:hint="eastAsia"/>
+          <w:rFonts w:asciiTheme="minorEastAsia" w:hAnsiTheme="minorEastAsia"/>
           <w:color w:val="000000"/>
           <w:lang w:val="en-US"/>
         </w:rPr>
@@ -8566,7 +8398,7 @@
     <w:p>
       <w:pPr>
         <w:rPr>
-          <w:rFonts w:asciiTheme="minorEastAsia" w:hAnsiTheme="minorEastAsia" w:hint="eastAsia"/>
+          <w:rFonts w:asciiTheme="minorEastAsia" w:hAnsiTheme="minorEastAsia"/>
           <w:lang w:val="en-US"/>
         </w:rPr>
       </w:pPr>
@@ -8684,7 +8516,7 @@
     <w:p>
       <w:pPr>
         <w:rPr>
-          <w:rFonts w:asciiTheme="minorEastAsia" w:hAnsiTheme="minorEastAsia" w:hint="eastAsia"/>
+          <w:rFonts w:asciiTheme="minorEastAsia" w:hAnsiTheme="minorEastAsia"/>
           <w:lang w:val="en-US"/>
         </w:rPr>
       </w:pPr>
@@ -9526,7 +9358,7 @@
     <w:p>
       <w:pPr>
         <w:rPr>
-          <w:rFonts w:asciiTheme="minorEastAsia" w:hAnsiTheme="minorEastAsia" w:hint="eastAsia"/>
+          <w:rFonts w:asciiTheme="minorEastAsia" w:hAnsiTheme="minorEastAsia"/>
           <w:lang w:val="en-US"/>
         </w:rPr>
       </w:pPr>
@@ -9842,25 +9674,7 @@
         <w:sz w:val="16"/>
         <w:szCs w:val="16"/>
       </w:rPr>
-      <w:t>좀비소울</w:t>
-    </w:r>
-    <w:r>
-      <w:rPr>
-        <w:rFonts w:hint="eastAsia"/>
-        <w:color w:val="808080"/>
-        <w:sz w:val="16"/>
-        <w:szCs w:val="16"/>
-      </w:rPr>
-      <w:t>_</w:t>
-    </w:r>
-    <w:r>
-      <w:rPr>
-        <w:rFonts w:hint="eastAsia"/>
-        <w:color w:val="808080"/>
-        <w:sz w:val="16"/>
-        <w:szCs w:val="16"/>
-      </w:rPr>
-      <w:t>기획서</w:t>
+      <w:t>좀비소울_기획서</w:t>
     </w:r>
   </w:p>
 </w:hdr>
@@ -12060,6 +11874,7 @@
   <w:style w:type="character" w:default="1" w:styleId="a0">
     <w:name w:val="Default Paragraph Font"/>
     <w:uiPriority w:val="1"/>
+    <w:semiHidden/>
     <w:unhideWhenUsed/>
   </w:style>
   <w:style w:type="table" w:default="1" w:styleId="a1">
@@ -12966,28 +12781,28 @@
 </file>
 
 <file path=customXml/item1.xml><?xml version="1.0" encoding="utf-8"?>
+<b:Sources xmlns:b="http://schemas.openxmlformats.org/officeDocument/2006/bibliography" xmlns="http://schemas.openxmlformats.org/officeDocument/2006/bibliography" SelectedStyle="\APASixthEditionOfficeOnline.xsl" StyleName="APA" Version="6"/>
+</file>
+
+<file path=customXml/item2.xml><?xml version="1.0" encoding="utf-8"?>
 <go:gDocsCustomXmlDataStorage xmlns:go="http://customooxmlschemas.google.com/" xmlns:r="http://schemas.openxmlformats.org/officeDocument/2006/relationships" uri="GoogleDocsCustomDataVersion2">
   <go:docsCustomData xmlns:go="http://customooxmlschemas.google.com/" roundtripDataSignature="AMtx7micRMcumK0WNl2WwJGgDlCf2P0pZg==">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</go:docsCustomData>
 </go:gDocsCustomXmlDataStorage>
 </file>
 
-<file path=customXml/item2.xml><?xml version="1.0" encoding="utf-8"?>
-<b:Sources xmlns:b="http://schemas.openxmlformats.org/officeDocument/2006/bibliography" xmlns="http://schemas.openxmlformats.org/officeDocument/2006/bibliography" SelectedStyle="\APASixthEditionOfficeOnline.xsl" StyleName="APA" Version="6"/>
+<file path=customXml/itemProps1.xml><?xml version="1.0" encoding="utf-8"?>
+<ds:datastoreItem xmlns:ds="http://schemas.openxmlformats.org/officeDocument/2006/customXml" ds:itemID="{9319AD63-CBA6-497F-A07B-DAFEC8FA0A37}">
+  <ds:schemaRefs>
+    <ds:schemaRef ds:uri="http://schemas.openxmlformats.org/officeDocument/2006/bibliography"/>
+  </ds:schemaRefs>
+</ds:datastoreItem>
 </file>
 
-<file path=customXml/itemProps1.xml><?xml version="1.0" encoding="utf-8"?>
+<file path=customXml/itemProps2.xml><?xml version="1.0" encoding="utf-8"?>
 <ds:datastoreItem xmlns:ds="http://schemas.openxmlformats.org/officeDocument/2006/customXml" ds:itemID="{11111111-1234-1234-1234-123412341234}">
   <ds:schemaRefs>
     <ds:schemaRef ds:uri="http://customooxmlschemas.google.com/"/>
     <ds:schemaRef ds:uri="http://schemas.openxmlformats.org/officeDocument/2006/relationships"/>
   </ds:schemaRefs>
 </ds:datastoreItem>
-</file>
-
-<file path=customXml/itemProps2.xml><?xml version="1.0" encoding="utf-8"?>
-<ds:datastoreItem xmlns:ds="http://schemas.openxmlformats.org/officeDocument/2006/customXml" ds:itemID="{9319AD63-CBA6-497F-A07B-DAFEC8FA0A37}">
-  <ds:schemaRefs>
-    <ds:schemaRef ds:uri="http://schemas.openxmlformats.org/officeDocument/2006/bibliography"/>
-  </ds:schemaRefs>
-</ds:datastoreItem>
 </file>
--- a/Zomso_Build_기획서.docx
+++ b/Zomso_Build_기획서.docx
@@ -1,6 +1,6 @@
 
 <file path=word/document.xml><?xml version="1.0" encoding="utf-8"?>
-<w:document xmlns:wpc="http://schemas.microsoft.com/office/word/2010/wordprocessingCanvas" xmlns:cx="http://schemas.microsoft.com/office/drawing/2014/chartex" xmlns:cx1="http://schemas.microsoft.com/office/drawing/2015/9/8/chartex" xmlns:cx2="http://schemas.microsoft.com/office/drawing/2015/10/21/chartex" xmlns:cx3="http://schemas.microsoft.com/office/drawing/2016/5/9/chartex" xmlns:cx4="http://schemas.microsoft.com/office/drawing/2016/5/10/chartex" xmlns:cx5="http://schemas.microsoft.com/office/drawing/2016/5/11/chartex" xmlns:cx6="http://schemas.microsoft.com/office/drawing/2016/5/12/chartex" xmlns:cx7="http://schemas.microsoft.com/office/drawing/2016/5/13/chartex" xmlns:cx8="http://schemas.microsoft.com/office/drawing/2016/5/14/chartex" xmlns:mc="http://schemas.openxmlformats.org/markup-compatibility/2006" xmlns:aink="http://schemas.microsoft.com/office/drawing/2016/ink" xmlns:am3d="http://schemas.microsoft.com/office/drawing/2017/model3d" xmlns:o="urn:schemas-microsoft-com:office:office" xmlns:oel="http://schemas.microsoft.com/office/2019/extlst" xmlns:r="http://schemas.openxmlformats.org/officeDocument/2006/relationships" xmlns:m="http://schemas.openxmlformats.org/officeDocument/2006/math" xmlns:v="urn:schemas-microsoft-com:vml" xmlns:wp14="http://schemas.microsoft.com/office/word/2010/wordprocessingDrawing" xmlns:wp="http://schemas.openxmlformats.org/drawingml/2006/wordprocessingDrawing" xmlns:w10="urn:schemas-microsoft-com:office:word" xmlns:w="http://schemas.openxmlformats.org/wordprocessingml/2006/main" xmlns:w14="http://schemas.microsoft.com/office/word/2010/wordml" xmlns:w15="http://schemas.microsoft.com/office/word/2012/wordml" xmlns:w16cex="http://schemas.microsoft.com/office/word/2018/wordml/cex" xmlns:w16cid="http://schemas.microsoft.com/office/word/2016/wordml/cid" xmlns:w16="http://schemas.microsoft.com/office/word/2018/wordml" xmlns:w16du="http://schemas.microsoft.com/office/word/2023/wordml/word16du" xmlns:w16sdtdh="http://schemas.microsoft.com/office/word/2020/wordml/sdtdatahash" xmlns:w16sdtfl="http://schemas.microsoft.com/office/word/2024/wordml/sdtformatlock" xmlns:w16se="http://schemas.microsoft.com/office/word/2015/wordml/symex" xmlns:wpg="http://schemas.microsoft.com/office/word/2010/wordprocessingGroup" xmlns:wpi="http://schemas.microsoft.com/office/word/2010/wordprocessingInk" xmlns:wne="http://schemas.microsoft.com/office/word/2006/wordml" xmlns:wps="http://schemas.microsoft.com/office/word/2010/wordprocessingShape" mc:Ignorable="w14 w15 w16se w16cid w16 w16cex w16sdtdh w16sdtfl w16du wp14">
+<w:document xmlns:wpc="http://schemas.microsoft.com/office/word/2010/wordprocessingCanvas" xmlns:cx="http://schemas.microsoft.com/office/drawing/2014/chartex" xmlns:cx1="http://schemas.microsoft.com/office/drawing/2015/9/8/chartex" xmlns:cx2="http://schemas.microsoft.com/office/drawing/2015/10/21/chartex" xmlns:cx3="http://schemas.microsoft.com/office/drawing/2016/5/9/chartex" xmlns:cx4="http://schemas.microsoft.com/office/drawing/2016/5/10/chartex" xmlns:cx5="http://schemas.microsoft.com/office/drawing/2016/5/11/chartex" xmlns:cx6="http://schemas.microsoft.com/office/drawing/2016/5/12/chartex" xmlns:cx7="http://schemas.microsoft.com/office/drawing/2016/5/13/chartex" xmlns:cx8="http://schemas.microsoft.com/office/drawing/2016/5/14/chartex" xmlns:mc="http://schemas.openxmlformats.org/markup-compatibility/2006" xmlns:aink="http://schemas.microsoft.com/office/drawing/2016/ink" xmlns:am3d="http://schemas.microsoft.com/office/drawing/2017/model3d" xmlns:o="urn:schemas-microsoft-com:office:office" xmlns:oel="http://schemas.microsoft.com/office/2019/extlst" xmlns:r="http://schemas.openxmlformats.org/officeDocument/2006/relationships" xmlns:m="http://schemas.openxmlformats.org/officeDocument/2006/math" xmlns:v="urn:schemas-microsoft-com:vml" xmlns:wp14="http://schemas.microsoft.com/office/word/2010/wordprocessingDrawing" xmlns:wp="http://schemas.openxmlformats.org/drawingml/2006/wordprocessingDrawing" xmlns:w10="urn:schemas-microsoft-com:office:word" xmlns:w="http://schemas.openxmlformats.org/wordprocessingml/2006/main" xmlns:w14="http://schemas.microsoft.com/office/word/2010/wordml" xmlns:w15="http://schemas.microsoft.com/office/word/2012/wordml" xmlns:w16cei="http://schemas.microsoft.com/office/word/2026/wordml/cei" xmlns:w16cex="http://schemas.microsoft.com/office/word/2018/wordml/cex" xmlns:w16cid="http://schemas.microsoft.com/office/word/2016/wordml/cid" xmlns:w16="http://schemas.microsoft.com/office/word/2018/wordml" xmlns:w16du="http://schemas.microsoft.com/office/word/2023/wordml/word16du" xmlns:w16sdtdh="http://schemas.microsoft.com/office/word/2020/wordml/sdtdatahash" xmlns:w16sdtfl="http://schemas.microsoft.com/office/word/2024/wordml/sdtformatlock" xmlns:w16se="http://schemas.microsoft.com/office/word/2015/wordml/symex" xmlns:wpg="http://schemas.microsoft.com/office/word/2010/wordprocessingGroup" xmlns:wpi="http://schemas.microsoft.com/office/word/2010/wordprocessingInk" xmlns:wne="http://schemas.microsoft.com/office/word/2006/wordml" xmlns:wps="http://schemas.microsoft.com/office/word/2010/wordprocessingShape" mc:Ignorable="w14 w15 w16se w16cid w16 w16cex w16sdtdh w16sdtfl w16du wp14">
   <w:body>
     <w:p>
       <w:pPr>
@@ -249,9 +249,15 @@
             <w:pPr>
               <w:jc w:val="center"/>
               <w:rPr>
-                <w:rFonts w:asciiTheme="minorEastAsia" w:eastAsiaTheme="minorEastAsia" w:hAnsiTheme="minorEastAsia"/>
-              </w:rPr>
-            </w:pPr>
+                <w:rFonts w:asciiTheme="minorEastAsia" w:eastAsiaTheme="minorEastAsia" w:hAnsiTheme="minorEastAsia" w:hint="eastAsia"/>
+              </w:rPr>
+            </w:pPr>
+            <w:r>
+              <w:rPr>
+                <w:rFonts w:asciiTheme="minorEastAsia" w:eastAsiaTheme="minorEastAsia" w:hAnsiTheme="minorEastAsia" w:hint="eastAsia"/>
+              </w:rPr>
+              <w:t>26.10.30</w:t>
+            </w:r>
           </w:p>
         </w:tc>
         <w:tc>
@@ -267,6 +273,13 @@
                 <w:color w:val="000000"/>
               </w:rPr>
             </w:pPr>
+            <w:r>
+              <w:rPr>
+                <w:rFonts w:asciiTheme="minorEastAsia" w:eastAsiaTheme="minorEastAsia" w:hAnsiTheme="minorEastAsia" w:cs="맑은 고딕" w:hint="eastAsia"/>
+                <w:color w:val="000000"/>
+              </w:rPr>
+              <w:t>구동현</w:t>
+            </w:r>
           </w:p>
         </w:tc>
         <w:tc>
@@ -278,9 +291,130 @@
             <w:pPr>
               <w:jc w:val="left"/>
               <w:rPr>
+                <w:rFonts w:asciiTheme="minorEastAsia" w:eastAsiaTheme="minorEastAsia" w:hAnsiTheme="minorEastAsia" w:hint="eastAsia"/>
+              </w:rPr>
+            </w:pPr>
+            <w:r>
+              <w:rPr>
                 <w:rFonts w:asciiTheme="minorEastAsia" w:eastAsiaTheme="minorEastAsia" w:hAnsiTheme="minorEastAsia"/>
               </w:rPr>
-            </w:pPr>
+              <w:fldChar w:fldCharType="begin"/>
+            </w:r>
+            <w:r>
+              <w:rPr>
+                <w:rFonts w:asciiTheme="minorEastAsia" w:eastAsiaTheme="minorEastAsia" w:hAnsiTheme="minorEastAsia"/>
+              </w:rPr>
+              <w:instrText xml:space="preserve"> REF _Ref244252221 \h </w:instrText>
+            </w:r>
+            <w:r>
+              <w:rPr>
+                <w:rFonts w:asciiTheme="minorEastAsia" w:eastAsiaTheme="minorEastAsia" w:hAnsiTheme="minorEastAsia"/>
+              </w:rPr>
+            </w:r>
+            <w:r>
+              <w:rPr>
+                <w:rFonts w:asciiTheme="minorEastAsia" w:eastAsiaTheme="minorEastAsia" w:hAnsiTheme="minorEastAsia"/>
+              </w:rPr>
+              <w:fldChar w:fldCharType="separate"/>
+            </w:r>
+            <w:r>
+              <w:rPr>
+                <w:rFonts w:ascii="맑은 고딕" w:eastAsia="맑은 고딕" w:hAnsi="맑은 고딕" w:cs="맑은 고딕" w:hint="eastAsia"/>
+                <w:sz w:val="18"/>
+                <w:szCs w:val="18"/>
+              </w:rPr>
+              <w:t>표</w:t>
+            </w:r>
+            <w:r>
+              <w:rPr>
+                <w:rFonts w:hint="eastAsia"/>
+                <w:sz w:val="18"/>
+                <w:szCs w:val="18"/>
+              </w:rPr>
+              <w:t xml:space="preserve"> </w:t>
+            </w:r>
+            <w:r>
+              <w:rPr>
+                <w:noProof/>
+                <w:sz w:val="18"/>
+                <w:szCs w:val="18"/>
+              </w:rPr>
+              <w:t>1</w:t>
+            </w:r>
+            <w:r>
+              <w:rPr>
+                <w:rFonts w:hint="eastAsia"/>
+                <w:sz w:val="18"/>
+                <w:szCs w:val="18"/>
+              </w:rPr>
+              <w:t xml:space="preserve"> </w:t>
+            </w:r>
+            <w:r>
+              <w:rPr>
+                <w:rFonts w:ascii="맑은 고딕" w:eastAsia="맑은 고딕" w:hAnsi="맑은 고딕" w:cs="맑은 고딕" w:hint="eastAsia"/>
+                <w:sz w:val="18"/>
+                <w:szCs w:val="18"/>
+              </w:rPr>
+              <w:t>레어도</w:t>
+            </w:r>
+            <w:r>
+              <w:rPr>
+                <w:rFonts w:hint="eastAsia"/>
+                <w:sz w:val="18"/>
+                <w:szCs w:val="18"/>
+              </w:rPr>
+              <w:t xml:space="preserve"> </w:t>
+            </w:r>
+            <w:r>
+              <w:rPr>
+                <w:rFonts w:ascii="맑은 고딕" w:eastAsia="맑은 고딕" w:hAnsi="맑은 고딕" w:cs="맑은 고딕" w:hint="eastAsia"/>
+                <w:sz w:val="18"/>
+                <w:szCs w:val="18"/>
+              </w:rPr>
+              <w:t>가중치</w:t>
+            </w:r>
+            <w:r>
+              <w:rPr>
+                <w:rFonts w:hint="eastAsia"/>
+                <w:sz w:val="18"/>
+                <w:szCs w:val="18"/>
+              </w:rPr>
+              <w:t xml:space="preserve"> </w:t>
+            </w:r>
+            <w:r>
+              <w:rPr>
+                <w:rFonts w:ascii="맑은 고딕" w:eastAsia="맑은 고딕" w:hAnsi="맑은 고딕" w:cs="맑은 고딕" w:hint="eastAsia"/>
+                <w:sz w:val="18"/>
+                <w:szCs w:val="18"/>
+              </w:rPr>
+              <w:t>표</w:t>
+            </w:r>
+            <w:r>
+              <w:rPr>
+                <w:rFonts w:asciiTheme="minorEastAsia" w:eastAsiaTheme="minorEastAsia" w:hAnsiTheme="minorEastAsia"/>
+              </w:rPr>
+              <w:fldChar w:fldCharType="end"/>
+            </w:r>
+            <w:r>
+              <w:rPr>
+                <w:rFonts w:asciiTheme="minorEastAsia" w:eastAsiaTheme="minorEastAsia" w:hAnsiTheme="minorEastAsia" w:hint="eastAsia"/>
+              </w:rPr>
+              <w:t xml:space="preserve"> </w:t>
+            </w:r>
+            <w:proofErr w:type="spellStart"/>
+            <w:r>
+              <w:rPr>
+                <w:rFonts w:asciiTheme="minorEastAsia" w:eastAsiaTheme="minorEastAsia" w:hAnsiTheme="minorEastAsia" w:hint="eastAsia"/>
+              </w:rPr>
+              <w:t>색관련</w:t>
+            </w:r>
+            <w:proofErr w:type="spellEnd"/>
+            <w:r>
+              <w:rPr>
+                <w:rFonts w:asciiTheme="minorEastAsia" w:eastAsiaTheme="minorEastAsia" w:hAnsiTheme="minorEastAsia" w:hint="eastAsia"/>
+              </w:rPr>
+              <w:t xml:space="preserve"> 열 추가.</w:t>
+            </w:r>
           </w:p>
         </w:tc>
       </w:tr>
@@ -618,7 +752,7 @@
         </w:rPr>
         <w:fldChar w:fldCharType="separate"/>
       </w:r>
-      <w:hyperlink w:anchor="_Toc243880054" w:history="1">
+      <w:hyperlink w:anchor="_Toc244251113" w:history="1">
         <w:r>
           <w:rPr>
             <w:rStyle w:val="af"/>
@@ -665,7 +799,7 @@
             <w:noProof/>
             <w:webHidden/>
           </w:rPr>
-          <w:instrText xml:space="preserve"> PAGEREF _Toc243880054 \h </w:instrText>
+          <w:instrText xml:space="preserve"> PAGEREF _Toc244251113 \h </w:instrText>
         </w:r>
         <w:r>
           <w:rPr>
@@ -713,7 +847,7 @@
           <w14:ligatures w14:val="standardContextual"/>
         </w:rPr>
       </w:pPr>
-      <w:hyperlink w:anchor="_Toc243880055" w:history="1">
+      <w:hyperlink w:anchor="_Toc244251114" w:history="1">
         <w:r>
           <w:rPr>
             <w:rStyle w:val="af"/>
@@ -760,7 +894,7 @@
             <w:noProof/>
             <w:webHidden/>
           </w:rPr>
-          <w:instrText xml:space="preserve"> PAGEREF _Toc243880055 \h </w:instrText>
+          <w:instrText xml:space="preserve"> PAGEREF _Toc244251114 \h </w:instrText>
         </w:r>
         <w:r>
           <w:rPr>
@@ -808,7 +942,7 @@
           <w14:ligatures w14:val="standardContextual"/>
         </w:rPr>
       </w:pPr>
-      <w:hyperlink w:anchor="_Toc243880056" w:history="1">
+      <w:hyperlink w:anchor="_Toc244251115" w:history="1">
         <w:r>
           <w:rPr>
             <w:rStyle w:val="af"/>
@@ -855,7 +989,7 @@
             <w:noProof/>
             <w:webHidden/>
           </w:rPr>
-          <w:instrText xml:space="preserve"> PAGEREF _Toc243880056 \h </w:instrText>
+          <w:instrText xml:space="preserve"> PAGEREF _Toc244251115 \h </w:instrText>
         </w:r>
         <w:r>
           <w:rPr>
@@ -903,7 +1037,7 @@
           <w14:ligatures w14:val="standardContextual"/>
         </w:rPr>
       </w:pPr>
-      <w:hyperlink w:anchor="_Toc243880057" w:history="1">
+      <w:hyperlink w:anchor="_Toc244251116" w:history="1">
         <w:r>
           <w:rPr>
             <w:rStyle w:val="af"/>
@@ -951,7 +1085,7 @@
             <w:noProof/>
             <w:webHidden/>
           </w:rPr>
-          <w:instrText xml:space="preserve"> PAGEREF _Toc243880057 \h </w:instrText>
+          <w:instrText xml:space="preserve"> PAGEREF _Toc244251116 \h </w:instrText>
         </w:r>
         <w:r>
           <w:rPr>
@@ -998,7 +1132,7 @@
           <w14:ligatures w14:val="standardContextual"/>
         </w:rPr>
       </w:pPr>
-      <w:hyperlink w:anchor="_Toc243880058" w:history="1">
+      <w:hyperlink w:anchor="_Toc244251117" w:history="1">
         <w:r>
           <w:rPr>
             <w:rStyle w:val="af"/>
@@ -1045,7 +1179,7 @@
             <w:noProof/>
             <w:webHidden/>
           </w:rPr>
-          <w:instrText xml:space="preserve"> PAGEREF _Toc243880058 \h </w:instrText>
+          <w:instrText xml:space="preserve"> PAGEREF _Toc244251117 \h </w:instrText>
         </w:r>
         <w:r>
           <w:rPr>
@@ -1093,7 +1227,7 @@
           <w14:ligatures w14:val="standardContextual"/>
         </w:rPr>
       </w:pPr>
-      <w:hyperlink w:anchor="_Toc243880059" w:history="1">
+      <w:hyperlink w:anchor="_Toc244251118" w:history="1">
         <w:r>
           <w:rPr>
             <w:rStyle w:val="af"/>
@@ -1140,7 +1274,7 @@
             <w:noProof/>
             <w:webHidden/>
           </w:rPr>
-          <w:instrText xml:space="preserve"> PAGEREF _Toc243880059 \h </w:instrText>
+          <w:instrText xml:space="preserve"> PAGEREF _Toc244251118 \h </w:instrText>
         </w:r>
         <w:r>
           <w:rPr>
@@ -1188,7 +1322,7 @@
           <w14:ligatures w14:val="standardContextual"/>
         </w:rPr>
       </w:pPr>
-      <w:hyperlink w:anchor="_Toc243880060" w:history="1">
+      <w:hyperlink w:anchor="_Toc244251119" w:history="1">
         <w:r>
           <w:rPr>
             <w:rStyle w:val="af"/>
@@ -1235,7 +1369,7 @@
             <w:noProof/>
             <w:webHidden/>
           </w:rPr>
-          <w:instrText xml:space="preserve"> PAGEREF _Toc243880060 \h </w:instrText>
+          <w:instrText xml:space="preserve"> PAGEREF _Toc244251119 \h </w:instrText>
         </w:r>
         <w:r>
           <w:rPr>
@@ -1283,7 +1417,7 @@
           <w14:ligatures w14:val="standardContextual"/>
         </w:rPr>
       </w:pPr>
-      <w:hyperlink w:anchor="_Toc243880061" w:history="1">
+      <w:hyperlink w:anchor="_Toc244251120" w:history="1">
         <w:r>
           <w:rPr>
             <w:rStyle w:val="af"/>
@@ -1330,7 +1464,7 @@
             <w:noProof/>
             <w:webHidden/>
           </w:rPr>
-          <w:instrText xml:space="preserve"> PAGEREF _Toc243880061 \h </w:instrText>
+          <w:instrText xml:space="preserve"> PAGEREF _Toc244251120 \h </w:instrText>
         </w:r>
         <w:r>
           <w:rPr>
@@ -1377,7 +1511,7 @@
           <w14:ligatures w14:val="standardContextual"/>
         </w:rPr>
       </w:pPr>
-      <w:hyperlink w:anchor="_Toc243880062" w:history="1">
+      <w:hyperlink w:anchor="_Toc244251121" w:history="1">
         <w:r>
           <w:rPr>
             <w:rStyle w:val="af"/>
@@ -1424,7 +1558,7 @@
             <w:noProof/>
             <w:webHidden/>
           </w:rPr>
-          <w:instrText xml:space="preserve"> PAGEREF _Toc243880062 \h </w:instrText>
+          <w:instrText xml:space="preserve"> PAGEREF _Toc244251121 \h </w:instrText>
         </w:r>
         <w:r>
           <w:rPr>
@@ -1472,7 +1606,7 @@
           <w14:ligatures w14:val="standardContextual"/>
         </w:rPr>
       </w:pPr>
-      <w:hyperlink w:anchor="_Toc243880063" w:history="1">
+      <w:hyperlink w:anchor="_Toc244251122" w:history="1">
         <w:r>
           <w:rPr>
             <w:rStyle w:val="af"/>
@@ -1519,7 +1653,7 @@
             <w:noProof/>
             <w:webHidden/>
           </w:rPr>
-          <w:instrText xml:space="preserve"> PAGEREF _Toc243880063 \h </w:instrText>
+          <w:instrText xml:space="preserve"> PAGEREF _Toc244251122 \h </w:instrText>
         </w:r>
         <w:r>
           <w:rPr>
@@ -1540,6 +1674,226 @@
             <w:webHidden/>
           </w:rPr>
           <w:t>5</w:t>
+        </w:r>
+        <w:r>
+          <w:rPr>
+            <w:noProof/>
+            <w:webHidden/>
+          </w:rPr>
+          <w:fldChar w:fldCharType="end"/>
+        </w:r>
+      </w:hyperlink>
+    </w:p>
+    <w:p>
+      <w:pPr>
+        <w:pStyle w:val="30"/>
+        <w:tabs>
+          <w:tab w:val="left" w:pos="1760"/>
+          <w:tab w:val="right" w:leader="underscore" w:pos="9019"/>
+        </w:tabs>
+        <w:ind w:left="880"/>
+        <w:rPr>
+          <w:rFonts w:asciiTheme="minorHAnsi" w:hAnsiTheme="minorHAnsi" w:cstheme="minorBidi"/>
+          <w:noProof/>
+          <w:kern w:val="2"/>
+          <w:szCs w:val="24"/>
+          <w:lang w:val="en-US"/>
+          <w14:ligatures w14:val="standardContextual"/>
+        </w:rPr>
+      </w:pPr>
+      <w:hyperlink w:anchor="_Toc244251123" w:history="1">
+        <w:r>
+          <w:rPr>
+            <w:rStyle w:val="af"/>
+            <w:noProof/>
+          </w:rPr>
+          <w:t>1.1.1</w:t>
+        </w:r>
+        <w:r>
+          <w:rPr>
+            <w:rFonts w:asciiTheme="minorHAnsi" w:hAnsiTheme="minorHAnsi" w:cstheme="minorBidi"/>
+            <w:noProof/>
+            <w:kern w:val="2"/>
+            <w:szCs w:val="24"/>
+            <w:lang w:val="en-US"/>
+            <w14:ligatures w14:val="standardContextual"/>
+          </w:rPr>
+          <w:tab/>
+        </w:r>
+        <w:r>
+          <w:rPr>
+            <w:rStyle w:val="af"/>
+            <w:noProof/>
+            <w:lang w:val="en-US"/>
+          </w:rPr>
+          <w:t>레어도</w:t>
+        </w:r>
+        <w:r>
+          <w:rPr>
+            <w:rStyle w:val="af"/>
+            <w:noProof/>
+            <w:lang w:val="en-US"/>
+          </w:rPr>
+          <w:t xml:space="preserve"> </w:t>
+        </w:r>
+        <w:r>
+          <w:rPr>
+            <w:rStyle w:val="af"/>
+            <w:noProof/>
+            <w:lang w:val="en-US"/>
+          </w:rPr>
+          <w:t>색</w:t>
+        </w:r>
+        <w:r>
+          <w:rPr>
+            <w:rStyle w:val="af"/>
+            <w:noProof/>
+            <w:lang w:val="en-US"/>
+          </w:rPr>
+          <w:t xml:space="preserve"> </w:t>
+        </w:r>
+        <w:r>
+          <w:rPr>
+            <w:rStyle w:val="af"/>
+            <w:noProof/>
+            <w:lang w:val="en-US"/>
+          </w:rPr>
+          <w:t>관리</w:t>
+        </w:r>
+        <w:r>
+          <w:rPr>
+            <w:noProof/>
+            <w:webHidden/>
+          </w:rPr>
+          <w:tab/>
+        </w:r>
+        <w:r>
+          <w:rPr>
+            <w:noProof/>
+            <w:webHidden/>
+          </w:rPr>
+          <w:fldChar w:fldCharType="begin"/>
+        </w:r>
+        <w:r>
+          <w:rPr>
+            <w:noProof/>
+            <w:webHidden/>
+          </w:rPr>
+          <w:instrText xml:space="preserve"> PAGEREF _Toc244251123 \h </w:instrText>
+        </w:r>
+        <w:r>
+          <w:rPr>
+            <w:noProof/>
+            <w:webHidden/>
+          </w:rPr>
+        </w:r>
+        <w:r>
+          <w:rPr>
+            <w:noProof/>
+            <w:webHidden/>
+          </w:rPr>
+          <w:fldChar w:fldCharType="separate"/>
+        </w:r>
+        <w:r>
+          <w:rPr>
+            <w:noProof/>
+            <w:webHidden/>
+          </w:rPr>
+          <w:t>5</w:t>
+        </w:r>
+        <w:r>
+          <w:rPr>
+            <w:noProof/>
+            <w:webHidden/>
+          </w:rPr>
+          <w:fldChar w:fldCharType="end"/>
+        </w:r>
+      </w:hyperlink>
+    </w:p>
+    <w:p>
+      <w:pPr>
+        <w:pStyle w:val="10"/>
+        <w:tabs>
+          <w:tab w:val="left" w:pos="425"/>
+          <w:tab w:val="right" w:leader="underscore" w:pos="9019"/>
+        </w:tabs>
+        <w:rPr>
+          <w:rFonts w:asciiTheme="minorHAnsi" w:hAnsiTheme="minorHAnsi" w:cstheme="minorBidi"/>
+          <w:noProof/>
+          <w:kern w:val="2"/>
+          <w:szCs w:val="24"/>
+          <w:lang w:val="en-US"/>
+          <w14:ligatures w14:val="standardContextual"/>
+        </w:rPr>
+      </w:pPr>
+      <w:hyperlink w:anchor="_Toc244251124" w:history="1">
+        <w:r>
+          <w:rPr>
+            <w:rStyle w:val="af"/>
+            <w:rFonts w:asciiTheme="minorEastAsia" w:hAnsiTheme="minorEastAsia"/>
+            <w:noProof/>
+          </w:rPr>
+          <w:t>4</w:t>
+        </w:r>
+        <w:r>
+          <w:rPr>
+            <w:rFonts w:asciiTheme="minorHAnsi" w:hAnsiTheme="minorHAnsi" w:cstheme="minorBidi"/>
+            <w:noProof/>
+            <w:kern w:val="2"/>
+            <w:szCs w:val="24"/>
+            <w:lang w:val="en-US"/>
+            <w14:ligatures w14:val="standardContextual"/>
+          </w:rPr>
+          <w:tab/>
+        </w:r>
+        <w:r>
+          <w:rPr>
+            <w:rStyle w:val="af"/>
+            <w:rFonts w:asciiTheme="minorEastAsia" w:hAnsiTheme="minorEastAsia"/>
+            <w:noProof/>
+          </w:rPr>
+          <w:t>스탯 연산 및 예외 로직 처리</w:t>
+        </w:r>
+        <w:r>
+          <w:rPr>
+            <w:noProof/>
+            <w:webHidden/>
+          </w:rPr>
+          <w:tab/>
+        </w:r>
+        <w:r>
+          <w:rPr>
+            <w:noProof/>
+            <w:webHidden/>
+          </w:rPr>
+          <w:fldChar w:fldCharType="begin"/>
+        </w:r>
+        <w:r>
+          <w:rPr>
+            <w:noProof/>
+            <w:webHidden/>
+          </w:rPr>
+          <w:instrText xml:space="preserve"> PAGEREF _Toc244251124 \h </w:instrText>
+        </w:r>
+        <w:r>
+          <w:rPr>
+            <w:noProof/>
+            <w:webHidden/>
+          </w:rPr>
+        </w:r>
+        <w:r>
+          <w:rPr>
+            <w:noProof/>
+            <w:webHidden/>
+          </w:rPr>
+          <w:fldChar w:fldCharType="separate"/>
+        </w:r>
+        <w:r>
+          <w:rPr>
+            <w:noProof/>
+            <w:webHidden/>
+          </w:rPr>
+          <w:t>8</w:t>
         </w:r>
         <w:r>
           <w:rPr>
@@ -1567,14 +1921,14 @@
           <w14:ligatures w14:val="standardContextual"/>
         </w:rPr>
       </w:pPr>
-      <w:hyperlink w:anchor="_Toc243880064" w:history="1">
+      <w:hyperlink w:anchor="_Toc244251125" w:history="1">
         <w:r>
           <w:rPr>
             <w:rStyle w:val="af"/>
             <w:rFonts w:asciiTheme="minorEastAsia" w:hAnsiTheme="minorEastAsia"/>
             <w:noProof/>
           </w:rPr>
-          <w:t>3.2</w:t>
+          <w:t>4.1</w:t>
         </w:r>
         <w:r>
           <w:rPr>
@@ -1593,7 +1947,7 @@
             <w:rFonts w:asciiTheme="minorEastAsia" w:hAnsiTheme="minorEastAsia"/>
             <w:noProof/>
           </w:rPr>
-          <w:t>유물 데이터 사양</w:t>
+          <w:t>분류 및 적용 범위 규칙</w:t>
         </w:r>
         <w:r>
           <w:rPr>
@@ -1614,7 +1968,7 @@
             <w:noProof/>
             <w:webHidden/>
           </w:rPr>
-          <w:instrText xml:space="preserve"> PAGEREF _Toc243880064 \h </w:instrText>
+          <w:instrText xml:space="preserve"> PAGEREF _Toc244251125 \h </w:instrText>
         </w:r>
         <w:r>
           <w:rPr>
@@ -1634,7 +1988,7 @@
             <w:noProof/>
             <w:webHidden/>
           </w:rPr>
-          <w:t>6</w:t>
+          <w:t>8</w:t>
         </w:r>
         <w:r>
           <w:rPr>
@@ -1662,14 +2016,14 @@
           <w14:ligatures w14:val="standardContextual"/>
         </w:rPr>
       </w:pPr>
-      <w:hyperlink w:anchor="_Toc243880065" w:history="1">
+      <w:hyperlink w:anchor="_Toc244251126" w:history="1">
         <w:r>
           <w:rPr>
             <w:rStyle w:val="af"/>
             <w:rFonts w:asciiTheme="minorEastAsia" w:hAnsiTheme="minorEastAsia"/>
             <w:noProof/>
           </w:rPr>
-          <w:t>3.3</w:t>
+          <w:t>4.2</w:t>
         </w:r>
         <w:r>
           <w:rPr>
@@ -1688,7 +2042,7 @@
             <w:rFonts w:asciiTheme="minorEastAsia" w:hAnsiTheme="minorEastAsia"/>
             <w:noProof/>
           </w:rPr>
-          <w:t>증강 데이터 사양</w:t>
+          <w:t>스탯 합연산·곱연산 공식</w:t>
         </w:r>
         <w:r>
           <w:rPr>
@@ -1709,7 +2063,7 @@
             <w:noProof/>
             <w:webHidden/>
           </w:rPr>
-          <w:instrText xml:space="preserve"> PAGEREF _Toc243880065 \h </w:instrText>
+          <w:instrText xml:space="preserve"> PAGEREF _Toc244251126 \h </w:instrText>
         </w:r>
         <w:r>
           <w:rPr>
@@ -1729,7 +2083,7 @@
             <w:noProof/>
             <w:webHidden/>
           </w:rPr>
-          <w:t>7</w:t>
+          <w:t>10</w:t>
         </w:r>
         <w:r>
           <w:rPr>
@@ -1757,14 +2111,14 @@
           <w14:ligatures w14:val="standardContextual"/>
         </w:rPr>
       </w:pPr>
-      <w:hyperlink w:anchor="_Toc243880066" w:history="1">
+      <w:hyperlink w:anchor="_Toc244251127" w:history="1">
         <w:r>
           <w:rPr>
             <w:rStyle w:val="af"/>
             <w:rFonts w:asciiTheme="minorEastAsia" w:hAnsiTheme="minorEastAsia"/>
             <w:noProof/>
           </w:rPr>
-          <w:t>3.4</w:t>
+          <w:t>4.3</w:t>
         </w:r>
         <w:r>
           <w:rPr>
@@ -1783,7 +2137,7 @@
             <w:rFonts w:asciiTheme="minorEastAsia" w:hAnsiTheme="minorEastAsia"/>
             <w:noProof/>
           </w:rPr>
-          <w:t>시너지 조합 메커니즘</w:t>
+          <w:t>중복 획득 및 만렙 이후 예외 처리</w:t>
         </w:r>
         <w:r>
           <w:rPr>
@@ -1804,7 +2158,7 @@
             <w:noProof/>
             <w:webHidden/>
           </w:rPr>
-          <w:instrText xml:space="preserve"> PAGEREF _Toc243880066 \h </w:instrText>
+          <w:instrText xml:space="preserve"> PAGEREF _Toc244251127 \h </w:instrText>
         </w:r>
         <w:r>
           <w:rPr>
@@ -1824,7 +2178,7 @@
             <w:noProof/>
             <w:webHidden/>
           </w:rPr>
-          <w:t>8</w:t>
+          <w:t>10</w:t>
         </w:r>
         <w:r>
           <w:rPr>
@@ -1851,14 +2205,15 @@
           <w14:ligatures w14:val="standardContextual"/>
         </w:rPr>
       </w:pPr>
-      <w:hyperlink w:anchor="_Toc243880067" w:history="1">
+      <w:hyperlink w:anchor="_Toc244251128" w:history="1">
         <w:r>
           <w:rPr>
             <w:rStyle w:val="af"/>
             <w:rFonts w:asciiTheme="minorEastAsia" w:hAnsiTheme="minorEastAsia"/>
             <w:noProof/>
-          </w:rPr>
-          <w:t>4</w:t>
+            <w:lang w:val="en-US"/>
+          </w:rPr>
+          <w:t>5</w:t>
         </w:r>
         <w:r>
           <w:rPr>
@@ -1876,8 +2231,9 @@
             <w:rStyle w:val="af"/>
             <w:rFonts w:asciiTheme="minorEastAsia" w:hAnsiTheme="minorEastAsia"/>
             <w:noProof/>
-          </w:rPr>
-          <w:t>스탯 연산 및 예외 로직 처리</w:t>
+            <w:lang w:val="en-US"/>
+          </w:rPr>
+          <w:t>리소스 및 연출 스펙 (Audio / Visual)</w:t>
         </w:r>
         <w:r>
           <w:rPr>
@@ -1898,7 +2254,7 @@
             <w:noProof/>
             <w:webHidden/>
           </w:rPr>
-          <w:instrText xml:space="preserve"> PAGEREF _Toc243880067 \h </w:instrText>
+          <w:instrText xml:space="preserve"> PAGEREF _Toc244251128 \h </w:instrText>
         </w:r>
         <w:r>
           <w:rPr>
@@ -1918,7 +2274,7 @@
             <w:noProof/>
             <w:webHidden/>
           </w:rPr>
-          <w:t>8</w:t>
+          <w:t>10</w:t>
         </w:r>
         <w:r>
           <w:rPr>
@@ -1946,14 +2302,15 @@
           <w14:ligatures w14:val="standardContextual"/>
         </w:rPr>
       </w:pPr>
-      <w:hyperlink w:anchor="_Toc243880068" w:history="1">
+      <w:hyperlink w:anchor="_Toc244251129" w:history="1">
         <w:r>
           <w:rPr>
             <w:rStyle w:val="af"/>
             <w:rFonts w:asciiTheme="minorEastAsia" w:hAnsiTheme="minorEastAsia"/>
             <w:noProof/>
-          </w:rPr>
-          <w:t>4.1</w:t>
+            <w:lang w:val="en-US"/>
+          </w:rPr>
+          <w:t>5.1</w:t>
         </w:r>
         <w:r>
           <w:rPr>
@@ -1971,8 +2328,9 @@
             <w:rStyle w:val="af"/>
             <w:rFonts w:asciiTheme="minorEastAsia" w:hAnsiTheme="minorEastAsia"/>
             <w:noProof/>
-          </w:rPr>
-          <w:t>분류 및 적용 범위 규칙</w:t>
+            <w:lang w:val="en-US"/>
+          </w:rPr>
+          <w:t>UI 구성 및 레어도별 테두리 연출</w:t>
         </w:r>
         <w:r>
           <w:rPr>
@@ -1993,7 +2351,7 @@
             <w:noProof/>
             <w:webHidden/>
           </w:rPr>
-          <w:instrText xml:space="preserve"> PAGEREF _Toc243880068 \h </w:instrText>
+          <w:instrText xml:space="preserve"> PAGEREF _Toc244251129 \h </w:instrText>
         </w:r>
         <w:r>
           <w:rPr>
@@ -2013,7 +2371,7 @@
             <w:noProof/>
             <w:webHidden/>
           </w:rPr>
-          <w:t>8</w:t>
+          <w:t>10</w:t>
         </w:r>
         <w:r>
           <w:rPr>
@@ -2041,14 +2399,15 @@
           <w14:ligatures w14:val="standardContextual"/>
         </w:rPr>
       </w:pPr>
-      <w:hyperlink w:anchor="_Toc243880069" w:history="1">
+      <w:hyperlink w:anchor="_Toc244251130" w:history="1">
         <w:r>
           <w:rPr>
             <w:rStyle w:val="af"/>
             <w:rFonts w:asciiTheme="minorEastAsia" w:hAnsiTheme="minorEastAsia"/>
             <w:noProof/>
-          </w:rPr>
-          <w:t>4.2</w:t>
+            <w:lang w:val="en-US"/>
+          </w:rPr>
+          <w:t>5.2</w:t>
         </w:r>
         <w:r>
           <w:rPr>
@@ -2066,8 +2425,9 @@
             <w:rStyle w:val="af"/>
             <w:rFonts w:asciiTheme="minorEastAsia" w:hAnsiTheme="minorEastAsia"/>
             <w:noProof/>
-          </w:rPr>
-          <w:t>스탯 합연산·곱연산 공식</w:t>
+            <w:lang w:val="en-US"/>
+          </w:rPr>
+          <w:t>획득 및 조합 연출 (VFX / SFX)</w:t>
         </w:r>
         <w:r>
           <w:rPr>
@@ -2088,7 +2448,7 @@
             <w:noProof/>
             <w:webHidden/>
           </w:rPr>
-          <w:instrText xml:space="preserve"> PAGEREF _Toc243880069 \h </w:instrText>
+          <w:instrText xml:space="preserve"> PAGEREF _Toc244251130 \h </w:instrText>
         </w:r>
         <w:r>
           <w:rPr>
@@ -2108,102 +2468,7 @@
             <w:noProof/>
             <w:webHidden/>
           </w:rPr>
-          <w:t>9</w:t>
-        </w:r>
-        <w:r>
-          <w:rPr>
-            <w:noProof/>
-            <w:webHidden/>
-          </w:rPr>
-          <w:fldChar w:fldCharType="end"/>
-        </w:r>
-      </w:hyperlink>
-    </w:p>
-    <w:p>
-      <w:pPr>
-        <w:pStyle w:val="20"/>
-        <w:tabs>
-          <w:tab w:val="left" w:pos="1100"/>
-          <w:tab w:val="right" w:leader="underscore" w:pos="9019"/>
-        </w:tabs>
-        <w:ind w:left="440"/>
-        <w:rPr>
-          <w:rFonts w:asciiTheme="minorHAnsi" w:hAnsiTheme="minorHAnsi" w:cstheme="minorBidi"/>
-          <w:noProof/>
-          <w:kern w:val="2"/>
-          <w:szCs w:val="24"/>
-          <w:lang w:val="en-US"/>
-          <w14:ligatures w14:val="standardContextual"/>
-        </w:rPr>
-      </w:pPr>
-      <w:hyperlink w:anchor="_Toc243880070" w:history="1">
-        <w:r>
-          <w:rPr>
-            <w:rStyle w:val="af"/>
-            <w:rFonts w:asciiTheme="minorEastAsia" w:hAnsiTheme="minorEastAsia"/>
-            <w:noProof/>
-          </w:rPr>
-          <w:t>4.3</w:t>
-        </w:r>
-        <w:r>
-          <w:rPr>
-            <w:rFonts w:asciiTheme="minorHAnsi" w:hAnsiTheme="minorHAnsi" w:cstheme="minorBidi"/>
-            <w:noProof/>
-            <w:kern w:val="2"/>
-            <w:szCs w:val="24"/>
-            <w:lang w:val="en-US"/>
-            <w14:ligatures w14:val="standardContextual"/>
-          </w:rPr>
-          <w:tab/>
-        </w:r>
-        <w:r>
-          <w:rPr>
-            <w:rStyle w:val="af"/>
-            <w:rFonts w:asciiTheme="minorEastAsia" w:hAnsiTheme="minorEastAsia"/>
-            <w:noProof/>
-          </w:rPr>
-          <w:t>중복 획득 및 만렙 이후 예외 처리</w:t>
-        </w:r>
-        <w:r>
-          <w:rPr>
-            <w:noProof/>
-            <w:webHidden/>
-          </w:rPr>
-          <w:tab/>
-        </w:r>
-        <w:r>
-          <w:rPr>
-            <w:noProof/>
-            <w:webHidden/>
-          </w:rPr>
-          <w:fldChar w:fldCharType="begin"/>
-        </w:r>
-        <w:r>
-          <w:rPr>
-            <w:noProof/>
-            <w:webHidden/>
-          </w:rPr>
-          <w:instrText xml:space="preserve"> PAGEREF _Toc243880070 \h </w:instrText>
-        </w:r>
-        <w:r>
-          <w:rPr>
-            <w:noProof/>
-            <w:webHidden/>
-          </w:rPr>
-        </w:r>
-        <w:r>
-          <w:rPr>
-            <w:noProof/>
-            <w:webHidden/>
-          </w:rPr>
-          <w:fldChar w:fldCharType="separate"/>
-        </w:r>
-        <w:r>
-          <w:rPr>
-            <w:noProof/>
-            <w:webHidden/>
-          </w:rPr>
-          <w:t>9</w:t>
+          <w:t>10</w:t>
         </w:r>
         <w:r>
           <w:rPr>
@@ -2230,7 +2495,7 @@
           <w14:ligatures w14:val="standardContextual"/>
         </w:rPr>
       </w:pPr>
-      <w:hyperlink w:anchor="_Toc243880071" w:history="1">
+      <w:hyperlink w:anchor="_Toc244251131" w:history="1">
         <w:r>
           <w:rPr>
             <w:rStyle w:val="af"/>
@@ -2238,7 +2503,7 @@
             <w:noProof/>
             <w:lang w:val="en-US"/>
           </w:rPr>
-          <w:t>5</w:t>
+          <w:t>6</w:t>
         </w:r>
         <w:r>
           <w:rPr>
@@ -2258,7 +2523,7 @@
             <w:noProof/>
             <w:lang w:val="en-US"/>
           </w:rPr>
-          <w:t>리소스 및 연출 스펙 (Audio / Visual)</w:t>
+          <w:t>테스트 케이스 및 엣지 케이스 (QA Checkpoints)</w:t>
         </w:r>
         <w:r>
           <w:rPr>
@@ -2279,7 +2544,7 @@
             <w:noProof/>
             <w:webHidden/>
           </w:rPr>
-          <w:instrText xml:space="preserve"> PAGEREF _Toc243880071 \h </w:instrText>
+          <w:instrText xml:space="preserve"> PAGEREF _Toc244251131 \h </w:instrText>
         </w:r>
         <w:r>
           <w:rPr>
@@ -2299,297 +2564,7 @@
             <w:noProof/>
             <w:webHidden/>
           </w:rPr>
-          <w:t>9</w:t>
-        </w:r>
-        <w:r>
-          <w:rPr>
-            <w:noProof/>
-            <w:webHidden/>
-          </w:rPr>
-          <w:fldChar w:fldCharType="end"/>
-        </w:r>
-      </w:hyperlink>
-    </w:p>
-    <w:p>
-      <w:pPr>
-        <w:pStyle w:val="20"/>
-        <w:tabs>
-          <w:tab w:val="left" w:pos="1100"/>
-          <w:tab w:val="right" w:leader="underscore" w:pos="9019"/>
-        </w:tabs>
-        <w:ind w:left="440"/>
-        <w:rPr>
-          <w:rFonts w:asciiTheme="minorHAnsi" w:hAnsiTheme="minorHAnsi" w:cstheme="minorBidi"/>
-          <w:noProof/>
-          <w:kern w:val="2"/>
-          <w:szCs w:val="24"/>
-          <w:lang w:val="en-US"/>
-          <w14:ligatures w14:val="standardContextual"/>
-        </w:rPr>
-      </w:pPr>
-      <w:hyperlink w:anchor="_Toc243880072" w:history="1">
-        <w:r>
-          <w:rPr>
-            <w:rStyle w:val="af"/>
-            <w:rFonts w:asciiTheme="minorEastAsia" w:hAnsiTheme="minorEastAsia"/>
-            <w:noProof/>
-            <w:lang w:val="en-US"/>
-          </w:rPr>
-          <w:t>5.1</w:t>
-        </w:r>
-        <w:r>
-          <w:rPr>
-            <w:rFonts w:asciiTheme="minorHAnsi" w:hAnsiTheme="minorHAnsi" w:cstheme="minorBidi"/>
-            <w:noProof/>
-            <w:kern w:val="2"/>
-            <w:szCs w:val="24"/>
-            <w:lang w:val="en-US"/>
-            <w14:ligatures w14:val="standardContextual"/>
-          </w:rPr>
-          <w:tab/>
-        </w:r>
-        <w:r>
-          <w:rPr>
-            <w:rStyle w:val="af"/>
-            <w:rFonts w:asciiTheme="minorEastAsia" w:hAnsiTheme="minorEastAsia"/>
-            <w:noProof/>
-            <w:lang w:val="en-US"/>
-          </w:rPr>
-          <w:t>UI 구성 및 레어도별 테두리 연출</w:t>
-        </w:r>
-        <w:r>
-          <w:rPr>
-            <w:noProof/>
-            <w:webHidden/>
-          </w:rPr>
-          <w:tab/>
-        </w:r>
-        <w:r>
-          <w:rPr>
-            <w:noProof/>
-            <w:webHidden/>
-          </w:rPr>
-          <w:fldChar w:fldCharType="begin"/>
-        </w:r>
-        <w:r>
-          <w:rPr>
-            <w:noProof/>
-            <w:webHidden/>
-          </w:rPr>
-          <w:instrText xml:space="preserve"> PAGEREF _Toc243880072 \h </w:instrText>
-        </w:r>
-        <w:r>
-          <w:rPr>
-            <w:noProof/>
-            <w:webHidden/>
-          </w:rPr>
-        </w:r>
-        <w:r>
-          <w:rPr>
-            <w:noProof/>
-            <w:webHidden/>
-          </w:rPr>
-          <w:fldChar w:fldCharType="separate"/>
-        </w:r>
-        <w:r>
-          <w:rPr>
-            <w:noProof/>
-            <w:webHidden/>
-          </w:rPr>
-          <w:t>9</w:t>
-        </w:r>
-        <w:r>
-          <w:rPr>
-            <w:noProof/>
-            <w:webHidden/>
-          </w:rPr>
-          <w:fldChar w:fldCharType="end"/>
-        </w:r>
-      </w:hyperlink>
-    </w:p>
-    <w:p>
-      <w:pPr>
-        <w:pStyle w:val="20"/>
-        <w:tabs>
-          <w:tab w:val="left" w:pos="1100"/>
-          <w:tab w:val="right" w:leader="underscore" w:pos="9019"/>
-        </w:tabs>
-        <w:ind w:left="440"/>
-        <w:rPr>
-          <w:rFonts w:asciiTheme="minorHAnsi" w:hAnsiTheme="minorHAnsi" w:cstheme="minorBidi"/>
-          <w:noProof/>
-          <w:kern w:val="2"/>
-          <w:szCs w:val="24"/>
-          <w:lang w:val="en-US"/>
-          <w14:ligatures w14:val="standardContextual"/>
-        </w:rPr>
-      </w:pPr>
-      <w:hyperlink w:anchor="_Toc243880073" w:history="1">
-        <w:r>
-          <w:rPr>
-            <w:rStyle w:val="af"/>
-            <w:rFonts w:asciiTheme="minorEastAsia" w:hAnsiTheme="minorEastAsia"/>
-            <w:noProof/>
-            <w:lang w:val="en-US"/>
-          </w:rPr>
-          <w:t>5.2</w:t>
-        </w:r>
-        <w:r>
-          <w:rPr>
-            <w:rFonts w:asciiTheme="minorHAnsi" w:hAnsiTheme="minorHAnsi" w:cstheme="minorBidi"/>
-            <w:noProof/>
-            <w:kern w:val="2"/>
-            <w:szCs w:val="24"/>
-            <w:lang w:val="en-US"/>
-            <w14:ligatures w14:val="standardContextual"/>
-          </w:rPr>
-          <w:tab/>
-        </w:r>
-        <w:r>
-          <w:rPr>
-            <w:rStyle w:val="af"/>
-            <w:rFonts w:asciiTheme="minorEastAsia" w:hAnsiTheme="minorEastAsia"/>
-            <w:noProof/>
-            <w:lang w:val="en-US"/>
-          </w:rPr>
-          <w:t>획득 및 조합 연출 (VFX / SFX)</w:t>
-        </w:r>
-        <w:r>
-          <w:rPr>
-            <w:noProof/>
-            <w:webHidden/>
-          </w:rPr>
-          <w:tab/>
-        </w:r>
-        <w:r>
-          <w:rPr>
-            <w:noProof/>
-            <w:webHidden/>
-          </w:rPr>
-          <w:fldChar w:fldCharType="begin"/>
-        </w:r>
-        <w:r>
-          <w:rPr>
-            <w:noProof/>
-            <w:webHidden/>
-          </w:rPr>
-          <w:instrText xml:space="preserve"> PAGEREF _Toc243880073 \h </w:instrText>
-        </w:r>
-        <w:r>
-          <w:rPr>
-            <w:noProof/>
-            <w:webHidden/>
-          </w:rPr>
-        </w:r>
-        <w:r>
-          <w:rPr>
-            <w:noProof/>
-            <w:webHidden/>
-          </w:rPr>
-          <w:fldChar w:fldCharType="separate"/>
-        </w:r>
-        <w:r>
-          <w:rPr>
-            <w:noProof/>
-            <w:webHidden/>
-          </w:rPr>
-          <w:t>9</w:t>
-        </w:r>
-        <w:r>
-          <w:rPr>
-            <w:noProof/>
-            <w:webHidden/>
-          </w:rPr>
-          <w:fldChar w:fldCharType="end"/>
-        </w:r>
-      </w:hyperlink>
-    </w:p>
-    <w:p>
-      <w:pPr>
-        <w:pStyle w:val="10"/>
-        <w:tabs>
-          <w:tab w:val="left" w:pos="425"/>
-          <w:tab w:val="right" w:leader="underscore" w:pos="9019"/>
-        </w:tabs>
-        <w:rPr>
-          <w:rFonts w:asciiTheme="minorHAnsi" w:hAnsiTheme="minorHAnsi" w:cstheme="minorBidi"/>
-          <w:noProof/>
-          <w:kern w:val="2"/>
-          <w:szCs w:val="24"/>
-          <w:lang w:val="en-US"/>
-          <w14:ligatures w14:val="standardContextual"/>
-        </w:rPr>
-      </w:pPr>
-      <w:hyperlink w:anchor="_Toc243880074" w:history="1">
-        <w:r>
-          <w:rPr>
-            <w:rStyle w:val="af"/>
-            <w:rFonts w:asciiTheme="minorEastAsia" w:hAnsiTheme="minorEastAsia"/>
-            <w:noProof/>
-            <w:lang w:val="en-US"/>
-          </w:rPr>
-          <w:t>6</w:t>
-        </w:r>
-        <w:r>
-          <w:rPr>
-            <w:rFonts w:asciiTheme="minorHAnsi" w:hAnsiTheme="minorHAnsi" w:cstheme="minorBidi"/>
-            <w:noProof/>
-            <w:kern w:val="2"/>
-            <w:szCs w:val="24"/>
-            <w:lang w:val="en-US"/>
-            <w14:ligatures w14:val="standardContextual"/>
-          </w:rPr>
-          <w:tab/>
-        </w:r>
-        <w:r>
-          <w:rPr>
-            <w:rStyle w:val="af"/>
-            <w:rFonts w:asciiTheme="minorEastAsia" w:hAnsiTheme="minorEastAsia"/>
-            <w:noProof/>
-            <w:lang w:val="en-US"/>
-          </w:rPr>
-          <w:t>테스트 케이스 및 엣지 케이스 (QA Checkpoints)</w:t>
-        </w:r>
-        <w:r>
-          <w:rPr>
-            <w:noProof/>
-            <w:webHidden/>
-          </w:rPr>
-          <w:tab/>
-        </w:r>
-        <w:r>
-          <w:rPr>
-            <w:noProof/>
-            <w:webHidden/>
-          </w:rPr>
-          <w:fldChar w:fldCharType="begin"/>
-        </w:r>
-        <w:r>
-          <w:rPr>
-            <w:noProof/>
-            <w:webHidden/>
-          </w:rPr>
-          <w:instrText xml:space="preserve"> PAGEREF _Toc243880074 \h </w:instrText>
-        </w:r>
-        <w:r>
-          <w:rPr>
-            <w:noProof/>
-            <w:webHidden/>
-          </w:rPr>
-        </w:r>
-        <w:r>
-          <w:rPr>
-            <w:noProof/>
-            <w:webHidden/>
-          </w:rPr>
-          <w:fldChar w:fldCharType="separate"/>
-        </w:r>
-        <w:r>
-          <w:rPr>
-            <w:noProof/>
-            <w:webHidden/>
-          </w:rPr>
-          <w:t>10</w:t>
+          <w:t>11</w:t>
         </w:r>
         <w:r>
           <w:rPr>
@@ -2659,7 +2634,7 @@
         </w:rPr>
       </w:pPr>
       <w:bookmarkStart w:id="0" w:name="_Toc243874185"/>
-      <w:bookmarkStart w:id="1" w:name="_Toc243880054"/>
+      <w:bookmarkStart w:id="1" w:name="_Toc244251113"/>
       <w:r>
         <w:rPr>
           <w:rFonts w:asciiTheme="minorEastAsia" w:hAnsiTheme="minorEastAsia" w:hint="eastAsia"/>
@@ -2681,7 +2656,7 @@
         </w:rPr>
       </w:pPr>
       <w:bookmarkStart w:id="2" w:name="_Toc243874186"/>
-      <w:bookmarkStart w:id="3" w:name="_Toc243880055"/>
+      <w:bookmarkStart w:id="3" w:name="_Toc244251114"/>
       <w:r>
         <w:rPr>
           <w:rFonts w:asciiTheme="minorEastAsia" w:hAnsiTheme="minorEastAsia" w:hint="eastAsia"/>
@@ -2715,14 +2690,28 @@
         <w:rPr>
           <w:rFonts w:asciiTheme="minorEastAsia" w:hAnsiTheme="minorEastAsia"/>
         </w:rPr>
-        <w:t>)' 등급과 두 요소를 합치는 '조합(Fusion)'을 통해 하이리스크-</w:t>
+        <w:t>)' 등급과 두 요소를 합치는 '조합(</w:t>
       </w:r>
       <w:proofErr w:type="spellStart"/>
       <w:r>
         <w:rPr>
           <w:rFonts w:asciiTheme="minorEastAsia" w:hAnsiTheme="minorEastAsia"/>
         </w:rPr>
-        <w:t>하이리턴의</w:t>
+        <w:t>Fusion</w:t>
+      </w:r>
+      <w:proofErr w:type="spellEnd"/>
+      <w:r>
+        <w:rPr>
+          <w:rFonts w:asciiTheme="minorEastAsia" w:hAnsiTheme="minorEastAsia"/>
+        </w:rPr>
+        <w:t xml:space="preserve">)'을 통해 </w:t>
+      </w:r>
+      <w:proofErr w:type="spellStart"/>
+      <w:r>
+        <w:rPr>
+          <w:rFonts w:asciiTheme="minorEastAsia" w:hAnsiTheme="minorEastAsia"/>
+        </w:rPr>
+        <w:t>하이리스크-하이리턴의</w:t>
       </w:r>
       <w:proofErr w:type="spellEnd"/>
       <w:r>
@@ -2751,7 +2740,7 @@
         </w:rPr>
       </w:pPr>
       <w:bookmarkStart w:id="4" w:name="_Toc243874187"/>
-      <w:bookmarkStart w:id="5" w:name="_Toc243880056"/>
+      <w:bookmarkStart w:id="5" w:name="_Toc244251115"/>
       <w:r>
         <w:rPr>
           <w:rFonts w:asciiTheme="minorEastAsia" w:hAnsiTheme="minorEastAsia" w:hint="eastAsia"/>
@@ -2871,7 +2860,21 @@
         <w:rPr>
           <w:rFonts w:asciiTheme="minorEastAsia" w:hAnsiTheme="minorEastAsia" w:hint="eastAsia"/>
         </w:rPr>
-        <w:t xml:space="preserve"> Target_Scope 열거형(</w:t>
+        <w:t xml:space="preserve"> </w:t>
+      </w:r>
+      <w:proofErr w:type="spellStart"/>
+      <w:r>
+        <w:rPr>
+          <w:rFonts w:asciiTheme="minorEastAsia" w:hAnsiTheme="minorEastAsia" w:hint="eastAsia"/>
+        </w:rPr>
+        <w:t>Target_Scope</w:t>
+      </w:r>
+      <w:proofErr w:type="spellEnd"/>
+      <w:r>
+        <w:rPr>
+          <w:rFonts w:asciiTheme="minorEastAsia" w:hAnsiTheme="minorEastAsia" w:hint="eastAsia"/>
+        </w:rPr>
+        <w:t xml:space="preserve"> 열거형(</w:t>
       </w:r>
       <w:proofErr w:type="spellStart"/>
       <w:r>
@@ -2912,7 +2915,7 @@
         </w:rPr>
       </w:pPr>
       <w:bookmarkStart w:id="6" w:name="_Toc243874188"/>
-      <w:bookmarkStart w:id="7" w:name="_Toc243880057"/>
+      <w:bookmarkStart w:id="7" w:name="_Toc244251116"/>
       <w:r>
         <w:rPr>
           <w:rFonts w:asciiTheme="minorEastAsia" w:hAnsiTheme="minorEastAsia" w:hint="eastAsia"/>
@@ -3140,7 +3143,7 @@
           <w:rFonts w:asciiTheme="minorEastAsia" w:hAnsiTheme="minorEastAsia"/>
         </w:rPr>
       </w:pPr>
-      <w:bookmarkStart w:id="8" w:name="_Toc243880058"/>
+      <w:bookmarkStart w:id="8" w:name="_Toc244251117"/>
       <w:r>
         <w:rPr>
           <w:rFonts w:asciiTheme="minorEastAsia" w:hAnsiTheme="minorEastAsia" w:hint="eastAsia"/>
@@ -3161,7 +3164,7 @@
           <w:rFonts w:asciiTheme="minorEastAsia" w:hAnsiTheme="minorEastAsia"/>
         </w:rPr>
       </w:pPr>
-      <w:bookmarkStart w:id="9" w:name="_Toc243880059"/>
+      <w:bookmarkStart w:id="9" w:name="_Toc244251118"/>
       <w:r>
         <w:rPr>
           <w:rFonts w:asciiTheme="minorEastAsia" w:hAnsiTheme="minorEastAsia" w:hint="eastAsia"/>
@@ -3592,7 +3595,7 @@
             <w:pPr>
               <w:spacing w:line="240" w:lineRule="auto"/>
               <w:rPr>
-                <w:rFonts w:asciiTheme="minorEastAsia" w:hAnsiTheme="minorEastAsia" w:hint="eastAsia"/>
+                <w:rFonts w:asciiTheme="minorEastAsia" w:hAnsiTheme="minorEastAsia"/>
                 <w:sz w:val="20"/>
                 <w:szCs w:val="20"/>
                 <w:lang w:val="en-US"/>
@@ -3612,7 +3615,7 @@
             <w:pPr>
               <w:spacing w:line="240" w:lineRule="auto"/>
               <w:rPr>
-                <w:rFonts w:asciiTheme="minorEastAsia" w:hAnsiTheme="minorEastAsia" w:hint="eastAsia"/>
+                <w:rFonts w:asciiTheme="minorEastAsia" w:hAnsiTheme="minorEastAsia"/>
                 <w:sz w:val="20"/>
                 <w:szCs w:val="20"/>
                 <w:lang w:val="en-US"/>
@@ -4178,7 +4181,7 @@
           <w:rFonts w:asciiTheme="minorEastAsia" w:hAnsiTheme="minorEastAsia"/>
         </w:rPr>
       </w:pPr>
-      <w:bookmarkStart w:id="10" w:name="_Toc243880060"/>
+      <w:bookmarkStart w:id="10" w:name="_Toc244251119"/>
       <w:r>
         <w:rPr>
           <w:rFonts w:asciiTheme="minorEastAsia" w:hAnsiTheme="minorEastAsia" w:hint="eastAsia"/>
@@ -4344,7 +4347,7 @@
           <w:rFonts w:asciiTheme="minorEastAsia" w:hAnsiTheme="minorEastAsia"/>
         </w:rPr>
       </w:pPr>
-      <w:bookmarkStart w:id="11" w:name="_Toc243880061"/>
+      <w:bookmarkStart w:id="11" w:name="_Toc244251120"/>
       <w:r>
         <w:rPr>
           <w:rFonts w:asciiTheme="minorEastAsia" w:hAnsiTheme="minorEastAsia" w:hint="eastAsia"/>
@@ -4480,7 +4483,23 @@
           <w:rFonts w:asciiTheme="minorEastAsia" w:hAnsiTheme="minorEastAsia"/>
           <w:lang w:val="en-US"/>
         </w:rPr>
-        <w:t>(리롤).</w:t>
+        <w:t>(</w:t>
+      </w:r>
+      <w:proofErr w:type="spellStart"/>
+      <w:r>
+        <w:rPr>
+          <w:rFonts w:asciiTheme="minorEastAsia" w:hAnsiTheme="minorEastAsia"/>
+          <w:lang w:val="en-US"/>
+        </w:rPr>
+        <w:t>리롤</w:t>
+      </w:r>
+      <w:proofErr w:type="spellEnd"/>
+      <w:r>
+        <w:rPr>
+          <w:rFonts w:asciiTheme="minorEastAsia" w:hAnsiTheme="minorEastAsia"/>
+          <w:lang w:val="en-US"/>
+        </w:rPr>
+        <w:t>).</w:t>
       </w:r>
       <w:bookmarkStart w:id="12" w:name="_Toc243874193"/>
     </w:p>
@@ -4495,7 +4514,7 @@
           <w:rFonts w:asciiTheme="minorEastAsia" w:hAnsiTheme="minorEastAsia"/>
         </w:rPr>
       </w:pPr>
-      <w:bookmarkStart w:id="13" w:name="_Toc243880062"/>
+      <w:bookmarkStart w:id="13" w:name="_Toc244251121"/>
       <w:r>
         <w:rPr>
           <w:rFonts w:asciiTheme="minorEastAsia" w:hAnsiTheme="minorEastAsia" w:hint="eastAsia"/>
@@ -4550,7 +4569,7 @@
         </w:rPr>
       </w:pPr>
       <w:bookmarkStart w:id="14" w:name="_Toc243874194"/>
-      <w:bookmarkStart w:id="15" w:name="_Toc243880063"/>
+      <w:bookmarkStart w:id="15" w:name="_Toc244251122"/>
       <w:r>
         <w:rPr>
           <w:rFonts w:asciiTheme="minorEastAsia" w:hAnsiTheme="minorEastAsia"/>
@@ -4582,7 +4601,8 @@
     </w:p>
     <w:tbl>
       <w:tblPr>
-        <w:tblW w:w="0" w:type="auto"/>
+        <w:tblW w:w="9631" w:type="dxa"/>
+        <w:tblLayout w:type="fixed"/>
         <w:tblCellMar>
           <w:top w:w="15" w:type="dxa"/>
           <w:left w:w="15" w:type="dxa"/>
@@ -4593,15 +4613,16 @@
       </w:tblPr>
       <w:tblGrid>
         <w:gridCol w:w="1495"/>
-        <w:gridCol w:w="1686"/>
-        <w:gridCol w:w="1826"/>
-        <w:gridCol w:w="1872"/>
-        <w:gridCol w:w="2134"/>
+        <w:gridCol w:w="1191"/>
+        <w:gridCol w:w="1275"/>
+        <w:gridCol w:w="2127"/>
+        <w:gridCol w:w="1842"/>
+        <w:gridCol w:w="1701"/>
       </w:tblGrid>
       <w:tr>
         <w:tc>
           <w:tcPr>
-            <w:tcW w:w="0" w:type="auto"/>
+            <w:tcW w:w="1495" w:type="dxa"/>
             <w:tcBorders>
               <w:top w:val="single" w:sz="6" w:space="0" w:color="C4C7C5"/>
               <w:left w:val="single" w:sz="6" w:space="0" w:color="C4C7C5"/>
@@ -4615,18 +4636,21 @@
               <w:bottom w:w="120" w:type="dxa"/>
               <w:right w:w="180" w:type="dxa"/>
             </w:tcMar>
+            <w:vAlign w:val="center"/>
             <w:hideMark/>
           </w:tcPr>
           <w:p>
             <w:pPr>
               <w:pStyle w:val="af4"/>
               <w:spacing w:before="0" w:after="0"/>
+              <w:jc w:val="center"/>
               <w:rPr>
                 <w:rFonts w:asciiTheme="minorEastAsia" w:eastAsiaTheme="minorEastAsia" w:hAnsiTheme="minorEastAsia"/>
                 <w:sz w:val="22"/>
                 <w:szCs w:val="22"/>
               </w:rPr>
             </w:pPr>
+            <w:proofErr w:type="spellStart"/>
             <w:r>
               <w:rPr>
                 <w:rFonts w:asciiTheme="minorEastAsia" w:eastAsiaTheme="minorEastAsia" w:hAnsiTheme="minorEastAsia"/>
@@ -4637,11 +4661,12 @@
               </w:rPr>
               <w:t>Skill_Rarity</w:t>
             </w:r>
+            <w:proofErr w:type="spellEnd"/>
           </w:p>
         </w:tc>
         <w:tc>
           <w:tcPr>
-            <w:tcW w:w="0" w:type="auto"/>
+            <w:tcW w:w="1191" w:type="dxa"/>
             <w:tcBorders>
               <w:top w:val="single" w:sz="6" w:space="0" w:color="C4C7C5"/>
               <w:left w:val="single" w:sz="6" w:space="0" w:color="C4C7C5"/>
@@ -4655,12 +4680,14 @@
               <w:bottom w:w="120" w:type="dxa"/>
               <w:right w:w="180" w:type="dxa"/>
             </w:tcMar>
+            <w:vAlign w:val="center"/>
             <w:hideMark/>
           </w:tcPr>
           <w:p>
             <w:pPr>
               <w:pStyle w:val="af4"/>
               <w:spacing w:before="0" w:after="0"/>
+              <w:jc w:val="center"/>
               <w:rPr>
                 <w:rFonts w:asciiTheme="minorEastAsia" w:eastAsiaTheme="minorEastAsia" w:hAnsiTheme="minorEastAsia"/>
                 <w:sz w:val="22"/>
@@ -4681,7 +4708,7 @@
         </w:tc>
         <w:tc>
           <w:tcPr>
-            <w:tcW w:w="0" w:type="auto"/>
+            <w:tcW w:w="1275" w:type="dxa"/>
             <w:tcBorders>
               <w:top w:val="single" w:sz="6" w:space="0" w:color="C4C7C5"/>
               <w:left w:val="single" w:sz="6" w:space="0" w:color="C4C7C5"/>
@@ -4695,12 +4722,14 @@
               <w:bottom w:w="120" w:type="dxa"/>
               <w:right w:w="180" w:type="dxa"/>
             </w:tcMar>
+            <w:vAlign w:val="center"/>
             <w:hideMark/>
           </w:tcPr>
           <w:p>
             <w:pPr>
               <w:pStyle w:val="af4"/>
               <w:spacing w:before="0" w:after="0"/>
+              <w:jc w:val="center"/>
               <w:rPr>
                 <w:rFonts w:asciiTheme="minorEastAsia" w:eastAsiaTheme="minorEastAsia" w:hAnsiTheme="minorEastAsia"/>
                 <w:sz w:val="22"/>
@@ -4721,7 +4750,7 @@
         </w:tc>
         <w:tc>
           <w:tcPr>
-            <w:tcW w:w="0" w:type="auto"/>
+            <w:tcW w:w="2127" w:type="dxa"/>
             <w:tcBorders>
               <w:top w:val="single" w:sz="6" w:space="0" w:color="C4C7C5"/>
               <w:left w:val="single" w:sz="6" w:space="0" w:color="C4C7C5"/>
@@ -4735,12 +4764,14 @@
               <w:bottom w:w="120" w:type="dxa"/>
               <w:right w:w="180" w:type="dxa"/>
             </w:tcMar>
+            <w:vAlign w:val="center"/>
             <w:hideMark/>
           </w:tcPr>
           <w:p>
             <w:pPr>
               <w:pStyle w:val="af4"/>
               <w:spacing w:before="0" w:after="0"/>
+              <w:jc w:val="center"/>
               <w:rPr>
                 <w:rFonts w:asciiTheme="minorEastAsia" w:eastAsiaTheme="minorEastAsia" w:hAnsiTheme="minorEastAsia"/>
                 <w:sz w:val="22"/>
@@ -4761,7 +4792,7 @@
         </w:tc>
         <w:tc>
           <w:tcPr>
-            <w:tcW w:w="0" w:type="auto"/>
+            <w:tcW w:w="1842" w:type="dxa"/>
             <w:tcBorders>
               <w:top w:val="single" w:sz="6" w:space="0" w:color="C4C7C5"/>
               <w:left w:val="single" w:sz="6" w:space="0" w:color="C4C7C5"/>
@@ -4775,12 +4806,14 @@
               <w:bottom w:w="120" w:type="dxa"/>
               <w:right w:w="180" w:type="dxa"/>
             </w:tcMar>
+            <w:vAlign w:val="center"/>
             <w:hideMark/>
           </w:tcPr>
           <w:p>
             <w:pPr>
               <w:pStyle w:val="af4"/>
               <w:spacing w:before="0" w:after="0"/>
+              <w:jc w:val="center"/>
               <w:rPr>
                 <w:rFonts w:asciiTheme="minorEastAsia" w:eastAsiaTheme="minorEastAsia" w:hAnsiTheme="minorEastAsia"/>
                 <w:sz w:val="22"/>
@@ -4799,11 +4832,48 @@
             </w:r>
           </w:p>
         </w:tc>
+        <w:tc>
+          <w:tcPr>
+            <w:tcW w:w="1701" w:type="dxa"/>
+            <w:tcBorders>
+              <w:top w:val="single" w:sz="6" w:space="0" w:color="C4C7C5"/>
+              <w:left w:val="single" w:sz="6" w:space="0" w:color="C4C7C5"/>
+              <w:bottom w:val="single" w:sz="6" w:space="0" w:color="C4C7C5"/>
+              <w:right w:val="single" w:sz="6" w:space="0" w:color="C4C7C5"/>
+            </w:tcBorders>
+            <w:shd w:val="clear" w:color="auto" w:fill="D9D9D9" w:themeFill="background1" w:themeFillShade="D9"/>
+            <w:vAlign w:val="center"/>
+          </w:tcPr>
+          <w:p>
+            <w:pPr>
+              <w:pStyle w:val="af4"/>
+              <w:spacing w:before="0" w:after="0"/>
+              <w:jc w:val="center"/>
+              <w:rPr>
+                <w:rFonts w:asciiTheme="minorEastAsia" w:eastAsiaTheme="minorEastAsia" w:hAnsiTheme="minorEastAsia"/>
+                <w:b/>
+                <w:bCs/>
+                <w:sz w:val="22"/>
+                <w:szCs w:val="22"/>
+              </w:rPr>
+            </w:pPr>
+            <w:r>
+              <w:rPr>
+                <w:rFonts w:asciiTheme="minorEastAsia" w:eastAsiaTheme="minorEastAsia" w:hAnsiTheme="minorEastAsia" w:hint="eastAsia"/>
+                <w:b/>
+                <w:bCs/>
+                <w:sz w:val="22"/>
+                <w:szCs w:val="22"/>
+              </w:rPr>
+              <w:t>색</w:t>
+            </w:r>
+          </w:p>
+        </w:tc>
       </w:tr>
       <w:tr>
         <w:tc>
           <w:tcPr>
-            <w:tcW w:w="0" w:type="auto"/>
+            <w:tcW w:w="1495" w:type="dxa"/>
             <w:tcBorders>
               <w:top w:val="single" w:sz="6" w:space="0" w:color="C4C7C5"/>
               <w:left w:val="single" w:sz="6" w:space="0" w:color="C4C7C5"/>
@@ -4816,18 +4886,21 @@
               <w:bottom w:w="120" w:type="dxa"/>
               <w:right w:w="180" w:type="dxa"/>
             </w:tcMar>
+            <w:vAlign w:val="center"/>
             <w:hideMark/>
           </w:tcPr>
           <w:p>
             <w:pPr>
               <w:pStyle w:val="af4"/>
               <w:spacing w:before="0" w:after="0"/>
+              <w:jc w:val="center"/>
               <w:rPr>
                 <w:rFonts w:asciiTheme="minorEastAsia" w:eastAsiaTheme="minorEastAsia" w:hAnsiTheme="minorEastAsia"/>
                 <w:sz w:val="20"/>
                 <w:szCs w:val="20"/>
               </w:rPr>
             </w:pPr>
+            <w:proofErr w:type="spellStart"/>
             <w:r>
               <w:rPr>
                 <w:rFonts w:asciiTheme="minorEastAsia" w:eastAsiaTheme="minorEastAsia" w:hAnsiTheme="minorEastAsia"/>
@@ -4836,11 +4909,12 @@
               </w:rPr>
               <w:t>Common</w:t>
             </w:r>
+            <w:proofErr w:type="spellEnd"/>
           </w:p>
         </w:tc>
         <w:tc>
           <w:tcPr>
-            <w:tcW w:w="0" w:type="auto"/>
+            <w:tcW w:w="1191" w:type="dxa"/>
             <w:tcBorders>
               <w:top w:val="single" w:sz="6" w:space="0" w:color="C4C7C5"/>
               <w:left w:val="single" w:sz="6" w:space="0" w:color="C4C7C5"/>
@@ -4853,12 +4927,14 @@
               <w:bottom w:w="120" w:type="dxa"/>
               <w:right w:w="180" w:type="dxa"/>
             </w:tcMar>
+            <w:vAlign w:val="center"/>
             <w:hideMark/>
           </w:tcPr>
           <w:p>
             <w:pPr>
               <w:pStyle w:val="af4"/>
               <w:spacing w:before="0" w:after="0"/>
+              <w:jc w:val="center"/>
               <w:rPr>
                 <w:rFonts w:asciiTheme="minorEastAsia" w:eastAsiaTheme="minorEastAsia" w:hAnsiTheme="minorEastAsia"/>
                 <w:sz w:val="20"/>
@@ -4877,7 +4953,7 @@
         </w:tc>
         <w:tc>
           <w:tcPr>
-            <w:tcW w:w="0" w:type="auto"/>
+            <w:tcW w:w="1275" w:type="dxa"/>
             <w:tcBorders>
               <w:top w:val="single" w:sz="6" w:space="0" w:color="C4C7C5"/>
               <w:left w:val="single" w:sz="6" w:space="0" w:color="C4C7C5"/>
@@ -4890,12 +4966,14 @@
               <w:bottom w:w="120" w:type="dxa"/>
               <w:right w:w="180" w:type="dxa"/>
             </w:tcMar>
+            <w:vAlign w:val="center"/>
             <w:hideMark/>
           </w:tcPr>
           <w:p>
             <w:pPr>
               <w:pStyle w:val="af4"/>
               <w:spacing w:before="0" w:after="0"/>
+              <w:jc w:val="center"/>
               <w:rPr>
                 <w:rFonts w:asciiTheme="minorEastAsia" w:eastAsiaTheme="minorEastAsia" w:hAnsiTheme="minorEastAsia"/>
                 <w:sz w:val="20"/>
@@ -4914,7 +4992,7 @@
         </w:tc>
         <w:tc>
           <w:tcPr>
-            <w:tcW w:w="0" w:type="auto"/>
+            <w:tcW w:w="2127" w:type="dxa"/>
             <w:tcBorders>
               <w:top w:val="single" w:sz="6" w:space="0" w:color="C4C7C5"/>
               <w:left w:val="single" w:sz="6" w:space="0" w:color="C4C7C5"/>
@@ -4927,12 +5005,14 @@
               <w:bottom w:w="120" w:type="dxa"/>
               <w:right w:w="180" w:type="dxa"/>
             </w:tcMar>
+            <w:vAlign w:val="center"/>
             <w:hideMark/>
           </w:tcPr>
           <w:p>
             <w:pPr>
               <w:pStyle w:val="af4"/>
               <w:spacing w:before="0" w:after="0"/>
+              <w:jc w:val="center"/>
               <w:rPr>
                 <w:rFonts w:asciiTheme="minorEastAsia" w:eastAsiaTheme="minorEastAsia" w:hAnsiTheme="minorEastAsia"/>
                 <w:sz w:val="20"/>
@@ -4951,7 +5031,7 @@
         </w:tc>
         <w:tc>
           <w:tcPr>
-            <w:tcW w:w="0" w:type="auto"/>
+            <w:tcW w:w="1842" w:type="dxa"/>
             <w:tcBorders>
               <w:top w:val="single" w:sz="6" w:space="0" w:color="C4C7C5"/>
               <w:left w:val="single" w:sz="6" w:space="0" w:color="C4C7C5"/>
@@ -4964,12 +5044,14 @@
               <w:bottom w:w="120" w:type="dxa"/>
               <w:right w:w="180" w:type="dxa"/>
             </w:tcMar>
+            <w:vAlign w:val="center"/>
             <w:hideMark/>
           </w:tcPr>
           <w:p>
             <w:pPr>
               <w:pStyle w:val="af4"/>
               <w:spacing w:before="0" w:after="0"/>
+              <w:jc w:val="center"/>
               <w:rPr>
                 <w:rFonts w:asciiTheme="minorEastAsia" w:eastAsiaTheme="minorEastAsia" w:hAnsiTheme="minorEastAsia"/>
                 <w:sz w:val="20"/>
@@ -4983,6 +5065,64 @@
                 <w:szCs w:val="20"/>
               </w:rPr>
               <w:t>일반 룰렛 / 선택지</w:t>
+            </w:r>
+          </w:p>
+        </w:tc>
+        <w:tc>
+          <w:tcPr>
+            <w:tcW w:w="1701" w:type="dxa"/>
+            <w:tcBorders>
+              <w:top w:val="single" w:sz="6" w:space="0" w:color="C4C7C5"/>
+              <w:left w:val="single" w:sz="6" w:space="0" w:color="C4C7C5"/>
+              <w:bottom w:val="single" w:sz="6" w:space="0" w:color="C4C7C5"/>
+              <w:right w:val="single" w:sz="6" w:space="0" w:color="C4C7C5"/>
+            </w:tcBorders>
+            <w:vAlign w:val="center"/>
+          </w:tcPr>
+          <w:p>
+            <w:pPr>
+              <w:pStyle w:val="af4"/>
+              <w:spacing w:before="0" w:after="0"/>
+              <w:jc w:val="center"/>
+              <w:rPr>
+                <w:rFonts w:asciiTheme="minorEastAsia" w:eastAsiaTheme="minorEastAsia" w:hAnsiTheme="minorEastAsia" w:hint="eastAsia"/>
+                <w:sz w:val="20"/>
+                <w:szCs w:val="20"/>
+              </w:rPr>
+            </w:pPr>
+            <w:r>
+              <w:rPr>
+                <w:rFonts w:asciiTheme="minorEastAsia" w:eastAsiaTheme="minorEastAsia" w:hAnsiTheme="minorEastAsia" w:hint="eastAsia"/>
+                <w:sz w:val="20"/>
+                <w:szCs w:val="20"/>
+              </w:rPr>
+              <w:t xml:space="preserve">회색 </w:t>
+            </w:r>
+            <w:r>
+              <w:rPr>
+                <w:rFonts w:asciiTheme="minorEastAsia" w:eastAsiaTheme="minorEastAsia" w:hAnsiTheme="minorEastAsia"/>
+                <w:color w:val="797979"/>
+                <w:sz w:val="30"/>
+                <w:szCs w:val="30"/>
+              </w:rPr>
+              <w:t>■</w:t>
+            </w:r>
+            <w:r>
+              <w:rPr>
+                <w:rFonts w:asciiTheme="minorEastAsia" w:eastAsiaTheme="minorEastAsia" w:hAnsiTheme="minorEastAsia"/>
+                <w:sz w:val="20"/>
+                <w:szCs w:val="20"/>
+              </w:rPr>
+              <w:br/>
+            </w:r>
+            <w:r>
+              <w:rPr>
+                <w:rFonts w:asciiTheme="minorEastAsia" w:eastAsiaTheme="minorEastAsia" w:hAnsiTheme="minorEastAsia"/>
+                <w:sz w:val="20"/>
+                <w:szCs w:val="20"/>
+                <w:lang w:val="ko"/>
+              </w:rPr>
+              <w:t>#797979</w:t>
             </w:r>
           </w:p>
         </w:tc>
@@ -4990,7 +5130,7 @@
       <w:tr>
         <w:tc>
           <w:tcPr>
-            <w:tcW w:w="0" w:type="auto"/>
+            <w:tcW w:w="1495" w:type="dxa"/>
             <w:tcBorders>
               <w:top w:val="single" w:sz="6" w:space="0" w:color="C4C7C5"/>
               <w:left w:val="single" w:sz="6" w:space="0" w:color="C4C7C5"/>
@@ -5003,31 +5143,35 @@
               <w:bottom w:w="120" w:type="dxa"/>
               <w:right w:w="180" w:type="dxa"/>
             </w:tcMar>
+            <w:vAlign w:val="center"/>
             <w:hideMark/>
           </w:tcPr>
           <w:p>
             <w:pPr>
               <w:pStyle w:val="af4"/>
               <w:spacing w:before="0" w:after="0"/>
+              <w:jc w:val="center"/>
               <w:rPr>
                 <w:rFonts w:asciiTheme="minorEastAsia" w:eastAsiaTheme="minorEastAsia" w:hAnsiTheme="minorEastAsia"/>
                 <w:sz w:val="20"/>
                 <w:szCs w:val="20"/>
               </w:rPr>
             </w:pPr>
+            <w:proofErr w:type="spellStart"/>
             <w:r>
               <w:rPr>
                 <w:rFonts w:asciiTheme="minorEastAsia" w:eastAsiaTheme="minorEastAsia" w:hAnsiTheme="minorEastAsia"/>
                 <w:sz w:val="20"/>
                 <w:szCs w:val="20"/>
               </w:rPr>
-              <w:t>Uncommon</w:t>
-            </w:r>
+              <w:t>Ucommon</w:t>
+            </w:r>
+            <w:proofErr w:type="spellEnd"/>
           </w:p>
         </w:tc>
         <w:tc>
           <w:tcPr>
-            <w:tcW w:w="0" w:type="auto"/>
+            <w:tcW w:w="1191" w:type="dxa"/>
             <w:tcBorders>
               <w:top w:val="single" w:sz="6" w:space="0" w:color="C4C7C5"/>
               <w:left w:val="single" w:sz="6" w:space="0" w:color="C4C7C5"/>
@@ -5040,12 +5184,14 @@
               <w:bottom w:w="120" w:type="dxa"/>
               <w:right w:w="180" w:type="dxa"/>
             </w:tcMar>
+            <w:vAlign w:val="center"/>
             <w:hideMark/>
           </w:tcPr>
           <w:p>
             <w:pPr>
               <w:pStyle w:val="af4"/>
               <w:spacing w:before="0" w:after="0"/>
+              <w:jc w:val="center"/>
               <w:rPr>
                 <w:rFonts w:asciiTheme="minorEastAsia" w:eastAsiaTheme="minorEastAsia" w:hAnsiTheme="minorEastAsia"/>
                 <w:sz w:val="20"/>
@@ -5064,7 +5210,7 @@
         </w:tc>
         <w:tc>
           <w:tcPr>
-            <w:tcW w:w="0" w:type="auto"/>
+            <w:tcW w:w="1275" w:type="dxa"/>
             <w:tcBorders>
               <w:top w:val="single" w:sz="6" w:space="0" w:color="C4C7C5"/>
               <w:left w:val="single" w:sz="6" w:space="0" w:color="C4C7C5"/>
@@ -5077,12 +5223,14 @@
               <w:bottom w:w="120" w:type="dxa"/>
               <w:right w:w="180" w:type="dxa"/>
             </w:tcMar>
+            <w:vAlign w:val="center"/>
             <w:hideMark/>
           </w:tcPr>
           <w:p>
             <w:pPr>
               <w:pStyle w:val="af4"/>
               <w:spacing w:before="0" w:after="0"/>
+              <w:jc w:val="center"/>
               <w:rPr>
                 <w:rFonts w:asciiTheme="minorEastAsia" w:eastAsiaTheme="minorEastAsia" w:hAnsiTheme="minorEastAsia"/>
                 <w:sz w:val="20"/>
@@ -5101,7 +5249,7 @@
         </w:tc>
         <w:tc>
           <w:tcPr>
-            <w:tcW w:w="0" w:type="auto"/>
+            <w:tcW w:w="2127" w:type="dxa"/>
             <w:tcBorders>
               <w:top w:val="single" w:sz="6" w:space="0" w:color="C4C7C5"/>
               <w:left w:val="single" w:sz="6" w:space="0" w:color="C4C7C5"/>
@@ -5114,12 +5262,14 @@
               <w:bottom w:w="120" w:type="dxa"/>
               <w:right w:w="180" w:type="dxa"/>
             </w:tcMar>
+            <w:vAlign w:val="center"/>
             <w:hideMark/>
           </w:tcPr>
           <w:p>
             <w:pPr>
               <w:pStyle w:val="af4"/>
               <w:spacing w:before="0" w:after="0"/>
+              <w:jc w:val="center"/>
               <w:rPr>
                 <w:rFonts w:asciiTheme="minorEastAsia" w:eastAsiaTheme="minorEastAsia" w:hAnsiTheme="minorEastAsia"/>
                 <w:sz w:val="20"/>
@@ -5138,7 +5288,7 @@
         </w:tc>
         <w:tc>
           <w:tcPr>
-            <w:tcW w:w="0" w:type="auto"/>
+            <w:tcW w:w="1842" w:type="dxa"/>
             <w:tcBorders>
               <w:top w:val="single" w:sz="6" w:space="0" w:color="C4C7C5"/>
               <w:left w:val="single" w:sz="6" w:space="0" w:color="C4C7C5"/>
@@ -5151,12 +5301,14 @@
               <w:bottom w:w="120" w:type="dxa"/>
               <w:right w:w="180" w:type="dxa"/>
             </w:tcMar>
+            <w:vAlign w:val="center"/>
             <w:hideMark/>
           </w:tcPr>
           <w:p>
             <w:pPr>
               <w:pStyle w:val="af4"/>
               <w:spacing w:before="0" w:after="0"/>
+              <w:jc w:val="center"/>
               <w:rPr>
                 <w:rFonts w:asciiTheme="minorEastAsia" w:eastAsiaTheme="minorEastAsia" w:hAnsiTheme="minorEastAsia"/>
                 <w:sz w:val="20"/>
@@ -5170,6 +5322,71 @@
                 <w:szCs w:val="20"/>
               </w:rPr>
               <w:t>일반 룰렛 / 선택지</w:t>
+            </w:r>
+          </w:p>
+        </w:tc>
+        <w:tc>
+          <w:tcPr>
+            <w:tcW w:w="1701" w:type="dxa"/>
+            <w:tcBorders>
+              <w:top w:val="single" w:sz="6" w:space="0" w:color="C4C7C5"/>
+              <w:left w:val="single" w:sz="6" w:space="0" w:color="C4C7C5"/>
+              <w:bottom w:val="single" w:sz="6" w:space="0" w:color="C4C7C5"/>
+              <w:right w:val="single" w:sz="6" w:space="0" w:color="C4C7C5"/>
+            </w:tcBorders>
+            <w:vAlign w:val="center"/>
+          </w:tcPr>
+          <w:p>
+            <w:pPr>
+              <w:pStyle w:val="af4"/>
+              <w:spacing w:before="0" w:after="0"/>
+              <w:jc w:val="center"/>
+              <w:rPr>
+                <w:rFonts w:asciiTheme="minorEastAsia" w:eastAsiaTheme="minorEastAsia" w:hAnsiTheme="minorEastAsia" w:hint="eastAsia"/>
+                <w:sz w:val="20"/>
+                <w:szCs w:val="20"/>
+              </w:rPr>
+            </w:pPr>
+            <w:r>
+              <w:rPr>
+                <w:rFonts w:asciiTheme="minorEastAsia" w:eastAsiaTheme="minorEastAsia" w:hAnsiTheme="minorEastAsia" w:hint="eastAsia"/>
+                <w:sz w:val="20"/>
+                <w:szCs w:val="20"/>
+              </w:rPr>
+              <w:t xml:space="preserve">초록색 </w:t>
+            </w:r>
+            <w:r>
+              <w:rPr>
+                <w:rFonts w:asciiTheme="minorEastAsia" w:eastAsiaTheme="minorEastAsia" w:hAnsiTheme="minorEastAsia"/>
+                <w:color w:val="00FFA1"/>
+                <w:sz w:val="30"/>
+                <w:szCs w:val="30"/>
+              </w:rPr>
+              <w:t>■</w:t>
+            </w:r>
+            <w:r>
+              <w:rPr>
+                <w:rFonts w:asciiTheme="minorEastAsia" w:eastAsiaTheme="minorEastAsia" w:hAnsiTheme="minorEastAsia"/>
+                <w:sz w:val="20"/>
+                <w:szCs w:val="20"/>
+              </w:rPr>
+              <w:br/>
+            </w:r>
+            <w:r>
+              <w:rPr>
+                <w:rFonts w:asciiTheme="minorEastAsia" w:eastAsiaTheme="minorEastAsia" w:hAnsiTheme="minorEastAsia" w:hint="eastAsia"/>
+                <w:sz w:val="20"/>
+                <w:szCs w:val="20"/>
+              </w:rPr>
+              <w:t>#</w:t>
+            </w:r>
+            <w:r>
+              <w:rPr>
+                <w:rFonts w:asciiTheme="minorEastAsia" w:eastAsiaTheme="minorEastAsia" w:hAnsiTheme="minorEastAsia"/>
+                <w:sz w:val="20"/>
+                <w:szCs w:val="20"/>
+              </w:rPr>
+              <w:t>00ffa1</w:t>
             </w:r>
           </w:p>
         </w:tc>
@@ -5177,7 +5394,7 @@
       <w:tr>
         <w:tc>
           <w:tcPr>
-            <w:tcW w:w="0" w:type="auto"/>
+            <w:tcW w:w="1495" w:type="dxa"/>
             <w:tcBorders>
               <w:top w:val="single" w:sz="6" w:space="0" w:color="C4C7C5"/>
               <w:left w:val="single" w:sz="6" w:space="0" w:color="C4C7C5"/>
@@ -5190,18 +5407,21 @@
               <w:bottom w:w="120" w:type="dxa"/>
               <w:right w:w="180" w:type="dxa"/>
             </w:tcMar>
+            <w:vAlign w:val="center"/>
             <w:hideMark/>
           </w:tcPr>
           <w:p>
             <w:pPr>
               <w:pStyle w:val="af4"/>
               <w:spacing w:before="0" w:after="0"/>
+              <w:jc w:val="center"/>
               <w:rPr>
                 <w:rFonts w:asciiTheme="minorEastAsia" w:eastAsiaTheme="minorEastAsia" w:hAnsiTheme="minorEastAsia"/>
                 <w:sz w:val="20"/>
                 <w:szCs w:val="20"/>
               </w:rPr>
             </w:pPr>
+            <w:proofErr w:type="spellStart"/>
             <w:r>
               <w:rPr>
                 <w:rFonts w:asciiTheme="minorEastAsia" w:eastAsiaTheme="minorEastAsia" w:hAnsiTheme="minorEastAsia"/>
@@ -5210,11 +5430,12 @@
               </w:rPr>
               <w:t>Rare</w:t>
             </w:r>
+            <w:proofErr w:type="spellEnd"/>
           </w:p>
         </w:tc>
         <w:tc>
           <w:tcPr>
-            <w:tcW w:w="0" w:type="auto"/>
+            <w:tcW w:w="1191" w:type="dxa"/>
             <w:tcBorders>
               <w:top w:val="single" w:sz="6" w:space="0" w:color="C4C7C5"/>
               <w:left w:val="single" w:sz="6" w:space="0" w:color="C4C7C5"/>
@@ -5227,12 +5448,14 @@
               <w:bottom w:w="120" w:type="dxa"/>
               <w:right w:w="180" w:type="dxa"/>
             </w:tcMar>
+            <w:vAlign w:val="center"/>
             <w:hideMark/>
           </w:tcPr>
           <w:p>
             <w:pPr>
               <w:pStyle w:val="af4"/>
               <w:spacing w:before="0" w:after="0"/>
+              <w:jc w:val="center"/>
               <w:rPr>
                 <w:rFonts w:asciiTheme="minorEastAsia" w:eastAsiaTheme="minorEastAsia" w:hAnsiTheme="minorEastAsia"/>
                 <w:sz w:val="20"/>
@@ -5251,7 +5474,7 @@
         </w:tc>
         <w:tc>
           <w:tcPr>
-            <w:tcW w:w="0" w:type="auto"/>
+            <w:tcW w:w="1275" w:type="dxa"/>
             <w:tcBorders>
               <w:top w:val="single" w:sz="6" w:space="0" w:color="C4C7C5"/>
               <w:left w:val="single" w:sz="6" w:space="0" w:color="C4C7C5"/>
@@ -5264,12 +5487,14 @@
               <w:bottom w:w="120" w:type="dxa"/>
               <w:right w:w="180" w:type="dxa"/>
             </w:tcMar>
+            <w:vAlign w:val="center"/>
             <w:hideMark/>
           </w:tcPr>
           <w:p>
             <w:pPr>
               <w:pStyle w:val="af4"/>
               <w:spacing w:before="0" w:after="0"/>
+              <w:jc w:val="center"/>
               <w:rPr>
                 <w:rFonts w:asciiTheme="minorEastAsia" w:eastAsiaTheme="minorEastAsia" w:hAnsiTheme="minorEastAsia"/>
                 <w:sz w:val="20"/>
@@ -5288,7 +5513,7 @@
         </w:tc>
         <w:tc>
           <w:tcPr>
-            <w:tcW w:w="0" w:type="auto"/>
+            <w:tcW w:w="2127" w:type="dxa"/>
             <w:tcBorders>
               <w:top w:val="single" w:sz="6" w:space="0" w:color="C4C7C5"/>
               <w:left w:val="single" w:sz="6" w:space="0" w:color="C4C7C5"/>
@@ -5301,12 +5526,14 @@
               <w:bottom w:w="120" w:type="dxa"/>
               <w:right w:w="180" w:type="dxa"/>
             </w:tcMar>
+            <w:vAlign w:val="center"/>
             <w:hideMark/>
           </w:tcPr>
           <w:p>
             <w:pPr>
               <w:pStyle w:val="af4"/>
               <w:spacing w:before="0" w:after="0"/>
+              <w:jc w:val="center"/>
               <w:rPr>
                 <w:rFonts w:asciiTheme="minorEastAsia" w:eastAsiaTheme="minorEastAsia" w:hAnsiTheme="minorEastAsia"/>
                 <w:sz w:val="20"/>
@@ -5325,7 +5552,7 @@
         </w:tc>
         <w:tc>
           <w:tcPr>
-            <w:tcW w:w="0" w:type="auto"/>
+            <w:tcW w:w="1842" w:type="dxa"/>
             <w:tcBorders>
               <w:top w:val="single" w:sz="6" w:space="0" w:color="C4C7C5"/>
               <w:left w:val="single" w:sz="6" w:space="0" w:color="C4C7C5"/>
@@ -5338,12 +5565,14 @@
               <w:bottom w:w="120" w:type="dxa"/>
               <w:right w:w="180" w:type="dxa"/>
             </w:tcMar>
+            <w:vAlign w:val="center"/>
             <w:hideMark/>
           </w:tcPr>
           <w:p>
             <w:pPr>
               <w:pStyle w:val="af4"/>
               <w:spacing w:before="0" w:after="0"/>
+              <w:jc w:val="center"/>
               <w:rPr>
                 <w:rFonts w:asciiTheme="minorEastAsia" w:eastAsiaTheme="minorEastAsia" w:hAnsiTheme="minorEastAsia"/>
                 <w:sz w:val="20"/>
@@ -5357,6 +5586,71 @@
                 <w:szCs w:val="20"/>
               </w:rPr>
               <w:t>일반 룰렛 / 선택지</w:t>
+            </w:r>
+          </w:p>
+        </w:tc>
+        <w:tc>
+          <w:tcPr>
+            <w:tcW w:w="1701" w:type="dxa"/>
+            <w:tcBorders>
+              <w:top w:val="single" w:sz="6" w:space="0" w:color="C4C7C5"/>
+              <w:left w:val="single" w:sz="6" w:space="0" w:color="C4C7C5"/>
+              <w:bottom w:val="single" w:sz="6" w:space="0" w:color="C4C7C5"/>
+              <w:right w:val="single" w:sz="6" w:space="0" w:color="C4C7C5"/>
+            </w:tcBorders>
+            <w:vAlign w:val="center"/>
+          </w:tcPr>
+          <w:p>
+            <w:pPr>
+              <w:pStyle w:val="af4"/>
+              <w:spacing w:before="0" w:after="0"/>
+              <w:jc w:val="center"/>
+              <w:rPr>
+                <w:rFonts w:asciiTheme="minorEastAsia" w:eastAsiaTheme="minorEastAsia" w:hAnsiTheme="minorEastAsia" w:hint="eastAsia"/>
+                <w:sz w:val="20"/>
+                <w:szCs w:val="20"/>
+              </w:rPr>
+            </w:pPr>
+            <w:r>
+              <w:rPr>
+                <w:rFonts w:asciiTheme="minorEastAsia" w:eastAsiaTheme="minorEastAsia" w:hAnsiTheme="minorEastAsia" w:hint="eastAsia"/>
+                <w:sz w:val="20"/>
+                <w:szCs w:val="20"/>
+              </w:rPr>
+              <w:t xml:space="preserve">파란색 </w:t>
+            </w:r>
+            <w:r>
+              <w:rPr>
+                <w:rFonts w:asciiTheme="minorEastAsia" w:eastAsiaTheme="minorEastAsia" w:hAnsiTheme="minorEastAsia"/>
+                <w:color w:val="00A3DF"/>
+                <w:sz w:val="30"/>
+                <w:szCs w:val="30"/>
+              </w:rPr>
+              <w:t>■</w:t>
+            </w:r>
+            <w:r>
+              <w:rPr>
+                <w:rFonts w:asciiTheme="minorEastAsia" w:eastAsiaTheme="minorEastAsia" w:hAnsiTheme="minorEastAsia"/>
+                <w:sz w:val="20"/>
+                <w:szCs w:val="20"/>
+              </w:rPr>
+              <w:br/>
+            </w:r>
+            <w:r>
+              <w:rPr>
+                <w:rFonts w:asciiTheme="minorEastAsia" w:eastAsiaTheme="minorEastAsia" w:hAnsiTheme="minorEastAsia" w:hint="eastAsia"/>
+                <w:sz w:val="20"/>
+                <w:szCs w:val="20"/>
+              </w:rPr>
+              <w:t>#</w:t>
+            </w:r>
+            <w:r>
+              <w:rPr>
+                <w:rFonts w:asciiTheme="minorEastAsia" w:eastAsiaTheme="minorEastAsia" w:hAnsiTheme="minorEastAsia"/>
+                <w:sz w:val="20"/>
+                <w:szCs w:val="20"/>
+              </w:rPr>
+              <w:t>00a3df</w:t>
             </w:r>
           </w:p>
         </w:tc>
@@ -5364,7 +5658,7 @@
       <w:tr>
         <w:tc>
           <w:tcPr>
-            <w:tcW w:w="0" w:type="auto"/>
+            <w:tcW w:w="1495" w:type="dxa"/>
             <w:tcBorders>
               <w:top w:val="single" w:sz="6" w:space="0" w:color="C4C7C5"/>
               <w:left w:val="single" w:sz="6" w:space="0" w:color="C4C7C5"/>
@@ -5377,18 +5671,21 @@
               <w:bottom w:w="120" w:type="dxa"/>
               <w:right w:w="180" w:type="dxa"/>
             </w:tcMar>
+            <w:vAlign w:val="center"/>
             <w:hideMark/>
           </w:tcPr>
           <w:p>
             <w:pPr>
               <w:pStyle w:val="af4"/>
               <w:spacing w:before="0" w:after="0"/>
+              <w:jc w:val="center"/>
               <w:rPr>
                 <w:rFonts w:asciiTheme="minorEastAsia" w:eastAsiaTheme="minorEastAsia" w:hAnsiTheme="minorEastAsia"/>
                 <w:sz w:val="20"/>
                 <w:szCs w:val="20"/>
               </w:rPr>
             </w:pPr>
+            <w:proofErr w:type="spellStart"/>
             <w:r>
               <w:rPr>
                 <w:rFonts w:asciiTheme="minorEastAsia" w:eastAsiaTheme="minorEastAsia" w:hAnsiTheme="minorEastAsia"/>
@@ -5397,11 +5694,12 @@
               </w:rPr>
               <w:t>Epic</w:t>
             </w:r>
+            <w:proofErr w:type="spellEnd"/>
           </w:p>
         </w:tc>
         <w:tc>
           <w:tcPr>
-            <w:tcW w:w="0" w:type="auto"/>
+            <w:tcW w:w="1191" w:type="dxa"/>
             <w:tcBorders>
               <w:top w:val="single" w:sz="6" w:space="0" w:color="C4C7C5"/>
               <w:left w:val="single" w:sz="6" w:space="0" w:color="C4C7C5"/>
@@ -5414,12 +5712,14 @@
               <w:bottom w:w="120" w:type="dxa"/>
               <w:right w:w="180" w:type="dxa"/>
             </w:tcMar>
+            <w:vAlign w:val="center"/>
             <w:hideMark/>
           </w:tcPr>
           <w:p>
             <w:pPr>
               <w:pStyle w:val="af4"/>
               <w:spacing w:before="0" w:after="0"/>
+              <w:jc w:val="center"/>
               <w:rPr>
                 <w:rFonts w:asciiTheme="minorEastAsia" w:eastAsiaTheme="minorEastAsia" w:hAnsiTheme="minorEastAsia"/>
                 <w:sz w:val="20"/>
@@ -5438,7 +5738,7 @@
         </w:tc>
         <w:tc>
           <w:tcPr>
-            <w:tcW w:w="0" w:type="auto"/>
+            <w:tcW w:w="1275" w:type="dxa"/>
             <w:tcBorders>
               <w:top w:val="single" w:sz="6" w:space="0" w:color="C4C7C5"/>
               <w:left w:val="single" w:sz="6" w:space="0" w:color="C4C7C5"/>
@@ -5451,12 +5751,14 @@
               <w:bottom w:w="120" w:type="dxa"/>
               <w:right w:w="180" w:type="dxa"/>
             </w:tcMar>
+            <w:vAlign w:val="center"/>
             <w:hideMark/>
           </w:tcPr>
           <w:p>
             <w:pPr>
               <w:pStyle w:val="af4"/>
               <w:spacing w:before="0" w:after="0"/>
+              <w:jc w:val="center"/>
               <w:rPr>
                 <w:rFonts w:asciiTheme="minorEastAsia" w:eastAsiaTheme="minorEastAsia" w:hAnsiTheme="minorEastAsia"/>
                 <w:sz w:val="20"/>
@@ -5475,7 +5777,7 @@
         </w:tc>
         <w:tc>
           <w:tcPr>
-            <w:tcW w:w="0" w:type="auto"/>
+            <w:tcW w:w="2127" w:type="dxa"/>
             <w:tcBorders>
               <w:top w:val="single" w:sz="6" w:space="0" w:color="C4C7C5"/>
               <w:left w:val="single" w:sz="6" w:space="0" w:color="C4C7C5"/>
@@ -5488,12 +5790,14 @@
               <w:bottom w:w="120" w:type="dxa"/>
               <w:right w:w="180" w:type="dxa"/>
             </w:tcMar>
+            <w:vAlign w:val="center"/>
             <w:hideMark/>
           </w:tcPr>
           <w:p>
             <w:pPr>
               <w:pStyle w:val="af4"/>
               <w:spacing w:before="0" w:after="0"/>
+              <w:jc w:val="center"/>
               <w:rPr>
                 <w:rFonts w:asciiTheme="minorEastAsia" w:eastAsiaTheme="minorEastAsia" w:hAnsiTheme="minorEastAsia"/>
                 <w:sz w:val="20"/>
@@ -5512,7 +5816,7 @@
         </w:tc>
         <w:tc>
           <w:tcPr>
-            <w:tcW w:w="0" w:type="auto"/>
+            <w:tcW w:w="1842" w:type="dxa"/>
             <w:tcBorders>
               <w:top w:val="single" w:sz="6" w:space="0" w:color="C4C7C5"/>
               <w:left w:val="single" w:sz="6" w:space="0" w:color="C4C7C5"/>
@@ -5525,12 +5829,14 @@
               <w:bottom w:w="120" w:type="dxa"/>
               <w:right w:w="180" w:type="dxa"/>
             </w:tcMar>
+            <w:vAlign w:val="center"/>
             <w:hideMark/>
           </w:tcPr>
           <w:p>
             <w:pPr>
               <w:pStyle w:val="af4"/>
               <w:spacing w:before="0" w:after="0"/>
+              <w:jc w:val="center"/>
               <w:rPr>
                 <w:rFonts w:asciiTheme="minorEastAsia" w:eastAsiaTheme="minorEastAsia" w:hAnsiTheme="minorEastAsia"/>
                 <w:sz w:val="20"/>
@@ -5544,6 +5850,71 @@
                 <w:szCs w:val="20"/>
               </w:rPr>
               <w:t>일반 룰렛 / 엘리트·보스</w:t>
+            </w:r>
+          </w:p>
+        </w:tc>
+        <w:tc>
+          <w:tcPr>
+            <w:tcW w:w="1701" w:type="dxa"/>
+            <w:tcBorders>
+              <w:top w:val="single" w:sz="6" w:space="0" w:color="C4C7C5"/>
+              <w:left w:val="single" w:sz="6" w:space="0" w:color="C4C7C5"/>
+              <w:bottom w:val="single" w:sz="6" w:space="0" w:color="C4C7C5"/>
+              <w:right w:val="single" w:sz="6" w:space="0" w:color="C4C7C5"/>
+            </w:tcBorders>
+            <w:vAlign w:val="center"/>
+          </w:tcPr>
+          <w:p>
+            <w:pPr>
+              <w:pStyle w:val="af4"/>
+              <w:spacing w:before="0" w:after="0"/>
+              <w:jc w:val="center"/>
+              <w:rPr>
+                <w:rFonts w:asciiTheme="minorEastAsia" w:eastAsiaTheme="minorEastAsia" w:hAnsiTheme="minorEastAsia" w:hint="eastAsia"/>
+                <w:sz w:val="20"/>
+                <w:szCs w:val="20"/>
+              </w:rPr>
+            </w:pPr>
+            <w:r>
+              <w:rPr>
+                <w:rFonts w:asciiTheme="minorEastAsia" w:eastAsiaTheme="minorEastAsia" w:hAnsiTheme="minorEastAsia" w:hint="eastAsia"/>
+                <w:sz w:val="20"/>
+                <w:szCs w:val="20"/>
+              </w:rPr>
+              <w:t xml:space="preserve">보라색 </w:t>
+            </w:r>
+            <w:r>
+              <w:rPr>
+                <w:rFonts w:asciiTheme="minorEastAsia" w:eastAsiaTheme="minorEastAsia" w:hAnsiTheme="minorEastAsia"/>
+                <w:color w:val="FF59F5"/>
+                <w:sz w:val="30"/>
+                <w:szCs w:val="30"/>
+              </w:rPr>
+              <w:t>■</w:t>
+            </w:r>
+            <w:r>
+              <w:rPr>
+                <w:rFonts w:asciiTheme="minorEastAsia" w:eastAsiaTheme="minorEastAsia" w:hAnsiTheme="minorEastAsia"/>
+                <w:sz w:val="20"/>
+                <w:szCs w:val="20"/>
+              </w:rPr>
+              <w:br/>
+            </w:r>
+            <w:r>
+              <w:rPr>
+                <w:rFonts w:asciiTheme="minorEastAsia" w:eastAsiaTheme="minorEastAsia" w:hAnsiTheme="minorEastAsia" w:hint="eastAsia"/>
+                <w:sz w:val="20"/>
+                <w:szCs w:val="20"/>
+              </w:rPr>
+              <w:t>#</w:t>
+            </w:r>
+            <w:r>
+              <w:rPr>
+                <w:rFonts w:asciiTheme="minorEastAsia" w:eastAsiaTheme="minorEastAsia" w:hAnsiTheme="minorEastAsia"/>
+                <w:sz w:val="20"/>
+                <w:szCs w:val="20"/>
+              </w:rPr>
+              <w:t>ff59f5</w:t>
             </w:r>
           </w:p>
         </w:tc>
@@ -5551,7 +5922,7 @@
       <w:tr>
         <w:tc>
           <w:tcPr>
-            <w:tcW w:w="0" w:type="auto"/>
+            <w:tcW w:w="1495" w:type="dxa"/>
             <w:tcBorders>
               <w:top w:val="single" w:sz="6" w:space="0" w:color="C4C7C5"/>
               <w:left w:val="single" w:sz="6" w:space="0" w:color="C4C7C5"/>
@@ -5564,18 +5935,21 @@
               <w:bottom w:w="120" w:type="dxa"/>
               <w:right w:w="180" w:type="dxa"/>
             </w:tcMar>
+            <w:vAlign w:val="center"/>
             <w:hideMark/>
           </w:tcPr>
           <w:p>
             <w:pPr>
               <w:pStyle w:val="af4"/>
               <w:spacing w:before="0" w:after="0"/>
+              <w:jc w:val="center"/>
               <w:rPr>
                 <w:rFonts w:asciiTheme="minorEastAsia" w:eastAsiaTheme="minorEastAsia" w:hAnsiTheme="minorEastAsia"/>
                 <w:sz w:val="20"/>
                 <w:szCs w:val="20"/>
               </w:rPr>
             </w:pPr>
+            <w:proofErr w:type="spellStart"/>
             <w:r>
               <w:rPr>
                 <w:rFonts w:asciiTheme="minorEastAsia" w:eastAsiaTheme="minorEastAsia" w:hAnsiTheme="minorEastAsia"/>
@@ -5584,11 +5958,12 @@
               </w:rPr>
               <w:t>Legendary</w:t>
             </w:r>
+            <w:proofErr w:type="spellEnd"/>
           </w:p>
         </w:tc>
         <w:tc>
           <w:tcPr>
-            <w:tcW w:w="0" w:type="auto"/>
+            <w:tcW w:w="1191" w:type="dxa"/>
             <w:tcBorders>
               <w:top w:val="single" w:sz="6" w:space="0" w:color="C4C7C5"/>
               <w:left w:val="single" w:sz="6" w:space="0" w:color="C4C7C5"/>
@@ -5601,12 +5976,14 @@
               <w:bottom w:w="120" w:type="dxa"/>
               <w:right w:w="180" w:type="dxa"/>
             </w:tcMar>
+            <w:vAlign w:val="center"/>
             <w:hideMark/>
           </w:tcPr>
           <w:p>
             <w:pPr>
               <w:pStyle w:val="af4"/>
               <w:spacing w:before="0" w:after="0"/>
+              <w:jc w:val="center"/>
               <w:rPr>
                 <w:rFonts w:asciiTheme="minorEastAsia" w:eastAsiaTheme="minorEastAsia" w:hAnsiTheme="minorEastAsia"/>
                 <w:sz w:val="20"/>
@@ -5625,7 +6002,7 @@
         </w:tc>
         <w:tc>
           <w:tcPr>
-            <w:tcW w:w="0" w:type="auto"/>
+            <w:tcW w:w="1275" w:type="dxa"/>
             <w:tcBorders>
               <w:top w:val="single" w:sz="6" w:space="0" w:color="C4C7C5"/>
               <w:left w:val="single" w:sz="6" w:space="0" w:color="C4C7C5"/>
@@ -5638,12 +6015,14 @@
               <w:bottom w:w="120" w:type="dxa"/>
               <w:right w:w="180" w:type="dxa"/>
             </w:tcMar>
+            <w:vAlign w:val="center"/>
             <w:hideMark/>
           </w:tcPr>
           <w:p>
             <w:pPr>
               <w:pStyle w:val="af4"/>
               <w:spacing w:before="0" w:after="0"/>
+              <w:jc w:val="center"/>
               <w:rPr>
                 <w:rFonts w:asciiTheme="minorEastAsia" w:eastAsiaTheme="minorEastAsia" w:hAnsiTheme="minorEastAsia"/>
                 <w:sz w:val="20"/>
@@ -5662,7 +6041,7 @@
         </w:tc>
         <w:tc>
           <w:tcPr>
-            <w:tcW w:w="0" w:type="auto"/>
+            <w:tcW w:w="2127" w:type="dxa"/>
             <w:tcBorders>
               <w:top w:val="single" w:sz="6" w:space="0" w:color="C4C7C5"/>
               <w:left w:val="single" w:sz="6" w:space="0" w:color="C4C7C5"/>
@@ -5675,12 +6054,14 @@
               <w:bottom w:w="120" w:type="dxa"/>
               <w:right w:w="180" w:type="dxa"/>
             </w:tcMar>
+            <w:vAlign w:val="center"/>
             <w:hideMark/>
           </w:tcPr>
           <w:p>
             <w:pPr>
               <w:pStyle w:val="af4"/>
               <w:spacing w:before="0" w:after="0"/>
+              <w:jc w:val="center"/>
               <w:rPr>
                 <w:rFonts w:asciiTheme="minorEastAsia" w:eastAsiaTheme="minorEastAsia" w:hAnsiTheme="minorEastAsia"/>
                 <w:sz w:val="20"/>
@@ -5699,7 +6080,7 @@
         </w:tc>
         <w:tc>
           <w:tcPr>
-            <w:tcW w:w="0" w:type="auto"/>
+            <w:tcW w:w="1842" w:type="dxa"/>
             <w:tcBorders>
               <w:top w:val="single" w:sz="6" w:space="0" w:color="C4C7C5"/>
               <w:left w:val="single" w:sz="6" w:space="0" w:color="C4C7C5"/>
@@ -5712,12 +6093,14 @@
               <w:bottom w:w="120" w:type="dxa"/>
               <w:right w:w="180" w:type="dxa"/>
             </w:tcMar>
+            <w:vAlign w:val="center"/>
             <w:hideMark/>
           </w:tcPr>
           <w:p>
             <w:pPr>
               <w:pStyle w:val="af4"/>
               <w:spacing w:before="0" w:after="0"/>
+              <w:jc w:val="center"/>
               <w:rPr>
                 <w:rFonts w:asciiTheme="minorEastAsia" w:eastAsiaTheme="minorEastAsia" w:hAnsiTheme="minorEastAsia"/>
                 <w:sz w:val="20"/>
@@ -5731,6 +6114,71 @@
                 <w:szCs w:val="20"/>
               </w:rPr>
               <w:t>일반 룰렛 / 보스 보상</w:t>
+            </w:r>
+          </w:p>
+        </w:tc>
+        <w:tc>
+          <w:tcPr>
+            <w:tcW w:w="1701" w:type="dxa"/>
+            <w:tcBorders>
+              <w:top w:val="single" w:sz="6" w:space="0" w:color="C4C7C5"/>
+              <w:left w:val="single" w:sz="6" w:space="0" w:color="C4C7C5"/>
+              <w:bottom w:val="single" w:sz="6" w:space="0" w:color="C4C7C5"/>
+              <w:right w:val="single" w:sz="6" w:space="0" w:color="C4C7C5"/>
+            </w:tcBorders>
+            <w:vAlign w:val="center"/>
+          </w:tcPr>
+          <w:p>
+            <w:pPr>
+              <w:pStyle w:val="af4"/>
+              <w:spacing w:before="0" w:after="0"/>
+              <w:jc w:val="center"/>
+              <w:rPr>
+                <w:rFonts w:asciiTheme="minorEastAsia" w:eastAsiaTheme="minorEastAsia" w:hAnsiTheme="minorEastAsia" w:hint="eastAsia"/>
+                <w:sz w:val="20"/>
+                <w:szCs w:val="20"/>
+              </w:rPr>
+            </w:pPr>
+            <w:r>
+              <w:rPr>
+                <w:rFonts w:asciiTheme="minorEastAsia" w:eastAsiaTheme="minorEastAsia" w:hAnsiTheme="minorEastAsia" w:hint="eastAsia"/>
+                <w:sz w:val="20"/>
+                <w:szCs w:val="20"/>
+              </w:rPr>
+              <w:t xml:space="preserve">주황색 </w:t>
+            </w:r>
+            <w:r>
+              <w:rPr>
+                <w:rFonts w:asciiTheme="minorEastAsia" w:eastAsiaTheme="minorEastAsia" w:hAnsiTheme="minorEastAsia"/>
+                <w:color w:val="FF9E2D"/>
+                <w:sz w:val="30"/>
+                <w:szCs w:val="30"/>
+              </w:rPr>
+              <w:t>■</w:t>
+            </w:r>
+            <w:r>
+              <w:rPr>
+                <w:rFonts w:asciiTheme="minorEastAsia" w:eastAsiaTheme="minorEastAsia" w:hAnsiTheme="minorEastAsia"/>
+                <w:sz w:val="20"/>
+                <w:szCs w:val="20"/>
+              </w:rPr>
+              <w:br/>
+            </w:r>
+            <w:r>
+              <w:rPr>
+                <w:rFonts w:asciiTheme="minorEastAsia" w:eastAsiaTheme="minorEastAsia" w:hAnsiTheme="minorEastAsia" w:hint="eastAsia"/>
+                <w:sz w:val="20"/>
+                <w:szCs w:val="20"/>
+              </w:rPr>
+              <w:t>#</w:t>
+            </w:r>
+            <w:r>
+              <w:rPr>
+                <w:rFonts w:asciiTheme="minorEastAsia" w:eastAsiaTheme="minorEastAsia" w:hAnsiTheme="minorEastAsia"/>
+                <w:sz w:val="20"/>
+                <w:szCs w:val="20"/>
+              </w:rPr>
+              <w:t>ff9e2d</w:t>
             </w:r>
           </w:p>
         </w:tc>
@@ -5738,7 +6186,7 @@
       <w:tr>
         <w:tc>
           <w:tcPr>
-            <w:tcW w:w="0" w:type="auto"/>
+            <w:tcW w:w="1495" w:type="dxa"/>
             <w:tcBorders>
               <w:top w:val="single" w:sz="6" w:space="0" w:color="C4C7C5"/>
               <w:left w:val="single" w:sz="6" w:space="0" w:color="C4C7C5"/>
@@ -5751,18 +6199,21 @@
               <w:bottom w:w="120" w:type="dxa"/>
               <w:right w:w="180" w:type="dxa"/>
             </w:tcMar>
+            <w:vAlign w:val="center"/>
             <w:hideMark/>
           </w:tcPr>
           <w:p>
             <w:pPr>
               <w:pStyle w:val="af4"/>
               <w:spacing w:before="0" w:after="0"/>
+              <w:jc w:val="center"/>
               <w:rPr>
                 <w:rFonts w:asciiTheme="minorEastAsia" w:eastAsiaTheme="minorEastAsia" w:hAnsiTheme="minorEastAsia"/>
                 <w:sz w:val="20"/>
                 <w:szCs w:val="20"/>
               </w:rPr>
             </w:pPr>
+            <w:proofErr w:type="spellStart"/>
             <w:r>
               <w:rPr>
                 <w:rFonts w:asciiTheme="minorEastAsia" w:eastAsiaTheme="minorEastAsia" w:hAnsiTheme="minorEastAsia"/>
@@ -5771,11 +6222,12 @@
               </w:rPr>
               <w:t>Mythic</w:t>
             </w:r>
+            <w:proofErr w:type="spellEnd"/>
           </w:p>
         </w:tc>
         <w:tc>
           <w:tcPr>
-            <w:tcW w:w="0" w:type="auto"/>
+            <w:tcW w:w="1191" w:type="dxa"/>
             <w:tcBorders>
               <w:top w:val="single" w:sz="6" w:space="0" w:color="C4C7C5"/>
               <w:left w:val="single" w:sz="6" w:space="0" w:color="C4C7C5"/>
@@ -5788,12 +6240,14 @@
               <w:bottom w:w="120" w:type="dxa"/>
               <w:right w:w="180" w:type="dxa"/>
             </w:tcMar>
+            <w:vAlign w:val="center"/>
             <w:hideMark/>
           </w:tcPr>
           <w:p>
             <w:pPr>
               <w:pStyle w:val="af4"/>
               <w:spacing w:before="0" w:after="0"/>
+              <w:jc w:val="center"/>
               <w:rPr>
                 <w:rFonts w:asciiTheme="minorEastAsia" w:eastAsiaTheme="minorEastAsia" w:hAnsiTheme="minorEastAsia"/>
                 <w:sz w:val="20"/>
@@ -5812,7 +6266,7 @@
         </w:tc>
         <w:tc>
           <w:tcPr>
-            <w:tcW w:w="0" w:type="auto"/>
+            <w:tcW w:w="1275" w:type="dxa"/>
             <w:tcBorders>
               <w:top w:val="single" w:sz="6" w:space="0" w:color="C4C7C5"/>
               <w:left w:val="single" w:sz="6" w:space="0" w:color="C4C7C5"/>
@@ -5825,12 +6279,14 @@
               <w:bottom w:w="120" w:type="dxa"/>
               <w:right w:w="180" w:type="dxa"/>
             </w:tcMar>
+            <w:vAlign w:val="center"/>
             <w:hideMark/>
           </w:tcPr>
           <w:p>
             <w:pPr>
               <w:pStyle w:val="af4"/>
               <w:spacing w:before="0" w:after="0"/>
+              <w:jc w:val="center"/>
               <w:rPr>
                 <w:rFonts w:asciiTheme="minorEastAsia" w:eastAsiaTheme="minorEastAsia" w:hAnsiTheme="minorEastAsia"/>
                 <w:sz w:val="20"/>
@@ -5849,7 +6305,7 @@
         </w:tc>
         <w:tc>
           <w:tcPr>
-            <w:tcW w:w="0" w:type="auto"/>
+            <w:tcW w:w="2127" w:type="dxa"/>
             <w:tcBorders>
               <w:top w:val="single" w:sz="6" w:space="0" w:color="C4C7C5"/>
               <w:left w:val="single" w:sz="6" w:space="0" w:color="C4C7C5"/>
@@ -5862,12 +6318,14 @@
               <w:bottom w:w="120" w:type="dxa"/>
               <w:right w:w="180" w:type="dxa"/>
             </w:tcMar>
+            <w:vAlign w:val="center"/>
             <w:hideMark/>
           </w:tcPr>
           <w:p>
             <w:pPr>
               <w:pStyle w:val="af4"/>
               <w:spacing w:before="0" w:after="0"/>
+              <w:jc w:val="center"/>
               <w:rPr>
                 <w:rFonts w:asciiTheme="minorEastAsia" w:eastAsiaTheme="minorEastAsia" w:hAnsiTheme="minorEastAsia"/>
                 <w:sz w:val="20"/>
@@ -5886,7 +6344,7 @@
         </w:tc>
         <w:tc>
           <w:tcPr>
-            <w:tcW w:w="0" w:type="auto"/>
+            <w:tcW w:w="1842" w:type="dxa"/>
             <w:tcBorders>
               <w:top w:val="single" w:sz="6" w:space="0" w:color="C4C7C5"/>
               <w:left w:val="single" w:sz="6" w:space="0" w:color="C4C7C5"/>
@@ -5899,12 +6357,14 @@
               <w:bottom w:w="120" w:type="dxa"/>
               <w:right w:w="180" w:type="dxa"/>
             </w:tcMar>
+            <w:vAlign w:val="center"/>
             <w:hideMark/>
           </w:tcPr>
           <w:p>
             <w:pPr>
               <w:pStyle w:val="af4"/>
               <w:spacing w:before="0" w:after="0"/>
+              <w:jc w:val="center"/>
               <w:rPr>
                 <w:rFonts w:asciiTheme="minorEastAsia" w:eastAsiaTheme="minorEastAsia" w:hAnsiTheme="minorEastAsia"/>
                 <w:sz w:val="20"/>
@@ -5918,6 +6378,80 @@
                 <w:szCs w:val="20"/>
               </w:rPr>
               <w:t>극저확률 추첨 / 특수 보스</w:t>
+            </w:r>
+          </w:p>
+        </w:tc>
+        <w:tc>
+          <w:tcPr>
+            <w:tcW w:w="1701" w:type="dxa"/>
+            <w:tcBorders>
+              <w:top w:val="single" w:sz="6" w:space="0" w:color="C4C7C5"/>
+              <w:left w:val="single" w:sz="6" w:space="0" w:color="C4C7C5"/>
+              <w:bottom w:val="single" w:sz="6" w:space="0" w:color="C4C7C5"/>
+              <w:right w:val="single" w:sz="6" w:space="0" w:color="C4C7C5"/>
+            </w:tcBorders>
+            <w:vAlign w:val="center"/>
+          </w:tcPr>
+          <w:p>
+            <w:pPr>
+              <w:pStyle w:val="af4"/>
+              <w:spacing w:before="0" w:after="0"/>
+              <w:jc w:val="center"/>
+              <w:rPr>
+                <w:rFonts w:asciiTheme="minorEastAsia" w:eastAsiaTheme="minorEastAsia" w:hAnsiTheme="minorEastAsia" w:hint="eastAsia"/>
+                <w:sz w:val="20"/>
+                <w:szCs w:val="20"/>
+              </w:rPr>
+            </w:pPr>
+            <w:r>
+              <w:rPr>
+                <w:rFonts w:asciiTheme="minorEastAsia" w:eastAsiaTheme="minorEastAsia" w:hAnsiTheme="minorEastAsia" w:hint="eastAsia"/>
+                <w:sz w:val="20"/>
+                <w:szCs w:val="20"/>
+              </w:rPr>
+              <w:t>노란</w:t>
+            </w:r>
+            <w:r>
+              <w:rPr>
+                <w:rFonts w:asciiTheme="minorEastAsia" w:eastAsiaTheme="minorEastAsia" w:hAnsiTheme="minorEastAsia" w:hint="eastAsia"/>
+                <w:sz w:val="20"/>
+                <w:szCs w:val="20"/>
+              </w:rPr>
+              <w:t xml:space="preserve">색 </w:t>
+            </w:r>
+            <w:r>
+              <w:rPr>
+                <w:rFonts w:asciiTheme="minorEastAsia" w:eastAsiaTheme="minorEastAsia" w:hAnsiTheme="minorEastAsia"/>
+                <w:color w:val="FFD400"/>
+                <w:sz w:val="30"/>
+                <w:szCs w:val="30"/>
+              </w:rPr>
+              <w:t>■</w:t>
+            </w:r>
+            <w:r>
+              <w:rPr>
+                <w:rFonts w:asciiTheme="minorEastAsia" w:eastAsiaTheme="minorEastAsia" w:hAnsiTheme="minorEastAsia"/>
+                <w:color w:val="797979"/>
+                <w:sz w:val="30"/>
+                <w:szCs w:val="30"/>
+              </w:rPr>
+              <w:br/>
+            </w:r>
+            <w:r>
+              <w:rPr>
+                <w:rFonts w:asciiTheme="minorEastAsia" w:eastAsiaTheme="minorEastAsia" w:hAnsiTheme="minorEastAsia" w:hint="eastAsia"/>
+                <w:sz w:val="20"/>
+                <w:szCs w:val="20"/>
+              </w:rPr>
+              <w:t>#</w:t>
+            </w:r>
+            <w:r>
+              <w:rPr>
+                <w:rFonts w:asciiTheme="minorEastAsia" w:eastAsiaTheme="minorEastAsia" w:hAnsiTheme="minorEastAsia"/>
+                <w:sz w:val="20"/>
+                <w:szCs w:val="20"/>
+              </w:rPr>
+              <w:t>ffd400</w:t>
             </w:r>
           </w:p>
         </w:tc>
@@ -5925,7 +6459,7 @@
       <w:tr>
         <w:tc>
           <w:tcPr>
-            <w:tcW w:w="0" w:type="auto"/>
+            <w:tcW w:w="1495" w:type="dxa"/>
             <w:tcBorders>
               <w:top w:val="single" w:sz="6" w:space="0" w:color="C4C7C5"/>
               <w:left w:val="single" w:sz="6" w:space="0" w:color="C4C7C5"/>
@@ -5938,18 +6472,21 @@
               <w:bottom w:w="120" w:type="dxa"/>
               <w:right w:w="180" w:type="dxa"/>
             </w:tcMar>
+            <w:vAlign w:val="center"/>
             <w:hideMark/>
           </w:tcPr>
           <w:p>
             <w:pPr>
               <w:pStyle w:val="af4"/>
               <w:spacing w:before="0" w:after="0"/>
+              <w:jc w:val="center"/>
               <w:rPr>
                 <w:rFonts w:asciiTheme="minorEastAsia" w:eastAsiaTheme="minorEastAsia" w:hAnsiTheme="minorEastAsia"/>
                 <w:sz w:val="20"/>
                 <w:szCs w:val="20"/>
               </w:rPr>
             </w:pPr>
+            <w:proofErr w:type="spellStart"/>
             <w:r>
               <w:rPr>
                 <w:rFonts w:asciiTheme="minorEastAsia" w:eastAsiaTheme="minorEastAsia" w:hAnsiTheme="minorEastAsia"/>
@@ -5958,11 +6495,12 @@
               </w:rPr>
               <w:t>Fusion</w:t>
             </w:r>
+            <w:proofErr w:type="spellEnd"/>
           </w:p>
         </w:tc>
         <w:tc>
           <w:tcPr>
-            <w:tcW w:w="0" w:type="auto"/>
+            <w:tcW w:w="1191" w:type="dxa"/>
             <w:tcBorders>
               <w:top w:val="single" w:sz="6" w:space="0" w:color="C4C7C5"/>
               <w:left w:val="single" w:sz="6" w:space="0" w:color="C4C7C5"/>
@@ -5975,12 +6513,14 @@
               <w:bottom w:w="120" w:type="dxa"/>
               <w:right w:w="180" w:type="dxa"/>
             </w:tcMar>
+            <w:vAlign w:val="center"/>
             <w:hideMark/>
           </w:tcPr>
           <w:p>
             <w:pPr>
               <w:pStyle w:val="af4"/>
               <w:spacing w:before="0" w:after="0"/>
+              <w:jc w:val="center"/>
               <w:rPr>
                 <w:rFonts w:asciiTheme="minorEastAsia" w:eastAsiaTheme="minorEastAsia" w:hAnsiTheme="minorEastAsia"/>
                 <w:sz w:val="20"/>
@@ -5999,7 +6539,7 @@
         </w:tc>
         <w:tc>
           <w:tcPr>
-            <w:tcW w:w="0" w:type="auto"/>
+            <w:tcW w:w="1275" w:type="dxa"/>
             <w:tcBorders>
               <w:top w:val="single" w:sz="6" w:space="0" w:color="C4C7C5"/>
               <w:left w:val="single" w:sz="6" w:space="0" w:color="C4C7C5"/>
@@ -6012,12 +6552,14 @@
               <w:bottom w:w="120" w:type="dxa"/>
               <w:right w:w="180" w:type="dxa"/>
             </w:tcMar>
+            <w:vAlign w:val="center"/>
             <w:hideMark/>
           </w:tcPr>
           <w:p>
             <w:pPr>
               <w:pStyle w:val="af4"/>
               <w:spacing w:before="0" w:after="0"/>
+              <w:jc w:val="center"/>
               <w:rPr>
                 <w:rFonts w:asciiTheme="minorEastAsia" w:eastAsiaTheme="minorEastAsia" w:hAnsiTheme="minorEastAsia"/>
                 <w:sz w:val="20"/>
@@ -6036,7 +6578,7 @@
         </w:tc>
         <w:tc>
           <w:tcPr>
-            <w:tcW w:w="0" w:type="auto"/>
+            <w:tcW w:w="2127" w:type="dxa"/>
             <w:tcBorders>
               <w:top w:val="single" w:sz="6" w:space="0" w:color="C4C7C5"/>
               <w:left w:val="single" w:sz="6" w:space="0" w:color="C4C7C5"/>
@@ -6049,12 +6591,14 @@
               <w:bottom w:w="120" w:type="dxa"/>
               <w:right w:w="180" w:type="dxa"/>
             </w:tcMar>
+            <w:vAlign w:val="center"/>
             <w:hideMark/>
           </w:tcPr>
           <w:p>
             <w:pPr>
               <w:pStyle w:val="af4"/>
               <w:spacing w:before="0" w:after="0"/>
+              <w:jc w:val="center"/>
               <w:rPr>
                 <w:rFonts w:asciiTheme="minorEastAsia" w:eastAsiaTheme="minorEastAsia" w:hAnsiTheme="minorEastAsia"/>
                 <w:sz w:val="20"/>
@@ -6073,7 +6617,7 @@
         </w:tc>
         <w:tc>
           <w:tcPr>
-            <w:tcW w:w="0" w:type="auto"/>
+            <w:tcW w:w="1842" w:type="dxa"/>
             <w:tcBorders>
               <w:top w:val="single" w:sz="6" w:space="0" w:color="C4C7C5"/>
               <w:left w:val="single" w:sz="6" w:space="0" w:color="C4C7C5"/>
@@ -6086,12 +6630,14 @@
               <w:bottom w:w="120" w:type="dxa"/>
               <w:right w:w="180" w:type="dxa"/>
             </w:tcMar>
+            <w:vAlign w:val="center"/>
             <w:hideMark/>
           </w:tcPr>
           <w:p>
             <w:pPr>
               <w:pStyle w:val="af4"/>
               <w:spacing w:before="0" w:after="0"/>
+              <w:jc w:val="center"/>
               <w:rPr>
                 <w:rFonts w:asciiTheme="minorEastAsia" w:eastAsiaTheme="minorEastAsia" w:hAnsiTheme="minorEastAsia"/>
                 <w:sz w:val="20"/>
@@ -6105,6 +6651,80 @@
                 <w:szCs w:val="20"/>
               </w:rPr>
               <w:t>특정 재료 A + B 보유 시 조합</w:t>
+            </w:r>
+          </w:p>
+        </w:tc>
+        <w:tc>
+          <w:tcPr>
+            <w:tcW w:w="1701" w:type="dxa"/>
+            <w:tcBorders>
+              <w:top w:val="single" w:sz="6" w:space="0" w:color="C4C7C5"/>
+              <w:left w:val="single" w:sz="6" w:space="0" w:color="C4C7C5"/>
+              <w:bottom w:val="single" w:sz="6" w:space="0" w:color="C4C7C5"/>
+              <w:right w:val="single" w:sz="6" w:space="0" w:color="C4C7C5"/>
+            </w:tcBorders>
+            <w:vAlign w:val="center"/>
+          </w:tcPr>
+          <w:p>
+            <w:pPr>
+              <w:pStyle w:val="af4"/>
+              <w:spacing w:before="0" w:after="0"/>
+              <w:jc w:val="center"/>
+              <w:rPr>
+                <w:rFonts w:asciiTheme="minorEastAsia" w:eastAsiaTheme="minorEastAsia" w:hAnsiTheme="minorEastAsia" w:hint="eastAsia"/>
+                <w:sz w:val="20"/>
+                <w:szCs w:val="20"/>
+              </w:rPr>
+            </w:pPr>
+            <w:r>
+              <w:rPr>
+                <w:rFonts w:asciiTheme="minorEastAsia" w:eastAsiaTheme="minorEastAsia" w:hAnsiTheme="minorEastAsia" w:hint="eastAsia"/>
+                <w:sz w:val="20"/>
+                <w:szCs w:val="20"/>
+              </w:rPr>
+              <w:t>무지개</w:t>
+            </w:r>
+            <w:r>
+              <w:rPr>
+                <w:rFonts w:asciiTheme="minorEastAsia" w:eastAsiaTheme="minorEastAsia" w:hAnsiTheme="minorEastAsia" w:hint="eastAsia"/>
+                <w:sz w:val="20"/>
+                <w:szCs w:val="20"/>
+              </w:rPr>
+              <w:t xml:space="preserve">색 </w:t>
+            </w:r>
+            <w:r>
+              <w:rPr>
+                <w:rFonts w:asciiTheme="minorEastAsia" w:eastAsiaTheme="minorEastAsia" w:hAnsiTheme="minorEastAsia"/>
+                <w:color w:val="797979"/>
+                <w:sz w:val="30"/>
+                <w:szCs w:val="30"/>
+                <w14:textFill>
+                  <w14:gradFill>
+                    <w14:gsLst>
+                      <w14:gs w14:pos="60000">
+                        <w14:srgbClr w14:val="4EC19B"/>
+                      </w14:gs>
+                      <w14:gs w14:pos="0">
+                        <w14:srgbClr w14:val="EE0000"/>
+                      </w14:gs>
+                      <w14:gs w14:pos="40000">
+                        <w14:srgbClr w14:val="92D050"/>
+                      </w14:gs>
+                      <w14:gs w14:pos="20000">
+                        <w14:srgbClr w14:val="FFFF00"/>
+                      </w14:gs>
+                      <w14:gs w14:pos="100000">
+                        <w14:srgbClr w14:val="7030A0"/>
+                      </w14:gs>
+                      <w14:gs w14:pos="80000">
+                        <w14:srgbClr w14:val="002060"/>
+                      </w14:gs>
+                    </w14:gsLst>
+                    <w14:lin w14:ang="0" w14:scaled="0"/>
+                  </w14:gradFill>
+                </w14:textFill>
+              </w:rPr>
+              <w:t>■</w:t>
             </w:r>
           </w:p>
         </w:tc>
@@ -6112,7 +6732,7 @@
       <w:tr>
         <w:tc>
           <w:tcPr>
-            <w:tcW w:w="0" w:type="auto"/>
+            <w:tcW w:w="1495" w:type="dxa"/>
             <w:tcBorders>
               <w:top w:val="single" w:sz="6" w:space="0" w:color="C4C7C5"/>
               <w:left w:val="single" w:sz="6" w:space="0" w:color="C4C7C5"/>
@@ -6125,18 +6745,21 @@
               <w:bottom w:w="120" w:type="dxa"/>
               <w:right w:w="180" w:type="dxa"/>
             </w:tcMar>
+            <w:vAlign w:val="center"/>
             <w:hideMark/>
           </w:tcPr>
           <w:p>
             <w:pPr>
               <w:pStyle w:val="af4"/>
               <w:spacing w:before="0" w:after="0"/>
+              <w:jc w:val="center"/>
               <w:rPr>
                 <w:rFonts w:asciiTheme="minorEastAsia" w:eastAsiaTheme="minorEastAsia" w:hAnsiTheme="minorEastAsia"/>
                 <w:sz w:val="20"/>
                 <w:szCs w:val="20"/>
               </w:rPr>
             </w:pPr>
+            <w:proofErr w:type="spellStart"/>
             <w:r>
               <w:rPr>
                 <w:rFonts w:asciiTheme="minorEastAsia" w:eastAsiaTheme="minorEastAsia" w:hAnsiTheme="minorEastAsia"/>
@@ -6145,11 +6768,12 @@
               </w:rPr>
               <w:t>Curse</w:t>
             </w:r>
+            <w:proofErr w:type="spellEnd"/>
           </w:p>
         </w:tc>
         <w:tc>
           <w:tcPr>
-            <w:tcW w:w="0" w:type="auto"/>
+            <w:tcW w:w="1191" w:type="dxa"/>
             <w:tcBorders>
               <w:top w:val="single" w:sz="6" w:space="0" w:color="C4C7C5"/>
               <w:left w:val="single" w:sz="6" w:space="0" w:color="C4C7C5"/>
@@ -6162,12 +6786,14 @@
               <w:bottom w:w="120" w:type="dxa"/>
               <w:right w:w="180" w:type="dxa"/>
             </w:tcMar>
+            <w:vAlign w:val="center"/>
             <w:hideMark/>
           </w:tcPr>
           <w:p>
             <w:pPr>
               <w:pStyle w:val="af4"/>
               <w:spacing w:before="0" w:after="0"/>
+              <w:jc w:val="center"/>
               <w:rPr>
                 <w:rFonts w:asciiTheme="minorEastAsia" w:eastAsiaTheme="minorEastAsia" w:hAnsiTheme="minorEastAsia"/>
                 <w:sz w:val="20"/>
@@ -6186,7 +6812,7 @@
         </w:tc>
         <w:tc>
           <w:tcPr>
-            <w:tcW w:w="0" w:type="auto"/>
+            <w:tcW w:w="1275" w:type="dxa"/>
             <w:tcBorders>
               <w:top w:val="single" w:sz="6" w:space="0" w:color="C4C7C5"/>
               <w:left w:val="single" w:sz="6" w:space="0" w:color="C4C7C5"/>
@@ -6199,12 +6825,14 @@
               <w:bottom w:w="120" w:type="dxa"/>
               <w:right w:w="180" w:type="dxa"/>
             </w:tcMar>
+            <w:vAlign w:val="center"/>
             <w:hideMark/>
           </w:tcPr>
           <w:p>
             <w:pPr>
               <w:pStyle w:val="af4"/>
               <w:spacing w:before="0" w:after="0"/>
+              <w:jc w:val="center"/>
               <w:rPr>
                 <w:rFonts w:asciiTheme="minorEastAsia" w:eastAsiaTheme="minorEastAsia" w:hAnsiTheme="minorEastAsia"/>
                 <w:sz w:val="20"/>
@@ -6223,7 +6851,7 @@
         </w:tc>
         <w:tc>
           <w:tcPr>
-            <w:tcW w:w="0" w:type="auto"/>
+            <w:tcW w:w="2127" w:type="dxa"/>
             <w:tcBorders>
               <w:top w:val="single" w:sz="6" w:space="0" w:color="C4C7C5"/>
               <w:left w:val="single" w:sz="6" w:space="0" w:color="C4C7C5"/>
@@ -6236,25 +6864,37 @@
               <w:bottom w:w="120" w:type="dxa"/>
               <w:right w:w="180" w:type="dxa"/>
             </w:tcMar>
+            <w:vAlign w:val="center"/>
             <w:hideMark/>
           </w:tcPr>
           <w:p>
             <w:pPr>
               <w:pStyle w:val="af4"/>
               <w:spacing w:before="0" w:after="0"/>
+              <w:jc w:val="center"/>
               <w:rPr>
                 <w:rFonts w:asciiTheme="minorEastAsia" w:eastAsiaTheme="minorEastAsia" w:hAnsiTheme="minorEastAsia"/>
                 <w:sz w:val="20"/>
                 <w:szCs w:val="20"/>
               </w:rPr>
             </w:pPr>
+            <w:proofErr w:type="spellStart"/>
             <w:r>
               <w:rPr>
                 <w:rFonts w:asciiTheme="minorEastAsia" w:eastAsiaTheme="minorEastAsia" w:hAnsiTheme="minorEastAsia"/>
                 <w:sz w:val="20"/>
                 <w:szCs w:val="20"/>
               </w:rPr>
-              <w:t xml:space="preserve">하이리스크 </w:t>
+              <w:t>하이리스크</w:t>
+            </w:r>
+            <w:proofErr w:type="spellEnd"/>
+            <w:r>
+              <w:rPr>
+                <w:rFonts w:asciiTheme="minorEastAsia" w:eastAsiaTheme="minorEastAsia" w:hAnsiTheme="minorEastAsia"/>
+                <w:sz w:val="20"/>
+                <w:szCs w:val="20"/>
+              </w:rPr>
+              <w:t xml:space="preserve"> </w:t>
             </w:r>
             <w:proofErr w:type="spellStart"/>
             <w:r>
@@ -6270,7 +6910,7 @@
         </w:tc>
         <w:tc>
           <w:tcPr>
-            <w:tcW w:w="0" w:type="auto"/>
+            <w:tcW w:w="1842" w:type="dxa"/>
             <w:tcBorders>
               <w:top w:val="single" w:sz="6" w:space="0" w:color="C4C7C5"/>
               <w:left w:val="single" w:sz="6" w:space="0" w:color="C4C7C5"/>
@@ -6283,12 +6923,14 @@
               <w:bottom w:w="120" w:type="dxa"/>
               <w:right w:w="180" w:type="dxa"/>
             </w:tcMar>
+            <w:vAlign w:val="center"/>
             <w:hideMark/>
           </w:tcPr>
           <w:p>
             <w:pPr>
               <w:pStyle w:val="af4"/>
               <w:keepNext/>
+              <w:jc w:val="center"/>
               <w:rPr>
                 <w:rFonts w:asciiTheme="minorEastAsia" w:eastAsiaTheme="minorEastAsia" w:hAnsiTheme="minorEastAsia"/>
                 <w:sz w:val="20"/>
@@ -6302,6 +6944,74 @@
                 <w:szCs w:val="20"/>
               </w:rPr>
               <w:t>엘리트 처치 / 특수 이벤트</w:t>
+            </w:r>
+          </w:p>
+        </w:tc>
+        <w:tc>
+          <w:tcPr>
+            <w:tcW w:w="1701" w:type="dxa"/>
+            <w:tcBorders>
+              <w:top w:val="single" w:sz="6" w:space="0" w:color="C4C7C5"/>
+              <w:left w:val="single" w:sz="6" w:space="0" w:color="C4C7C5"/>
+              <w:bottom w:val="single" w:sz="6" w:space="0" w:color="C4C7C5"/>
+              <w:right w:val="single" w:sz="6" w:space="0" w:color="C4C7C5"/>
+            </w:tcBorders>
+            <w:vAlign w:val="center"/>
+          </w:tcPr>
+          <w:p>
+            <w:pPr>
+              <w:pStyle w:val="af4"/>
+              <w:keepNext/>
+              <w:jc w:val="center"/>
+              <w:rPr>
+                <w:rFonts w:asciiTheme="minorEastAsia" w:eastAsiaTheme="minorEastAsia" w:hAnsiTheme="minorEastAsia" w:hint="eastAsia"/>
+                <w:color w:val="797979"/>
+                <w:sz w:val="20"/>
+                <w:szCs w:val="20"/>
+              </w:rPr>
+            </w:pPr>
+            <w:r>
+              <w:rPr>
+                <w:rFonts w:asciiTheme="minorEastAsia" w:eastAsiaTheme="minorEastAsia" w:hAnsiTheme="minorEastAsia" w:hint="eastAsia"/>
+                <w:sz w:val="20"/>
+                <w:szCs w:val="20"/>
+              </w:rPr>
+              <w:t>짙은 보라</w:t>
+            </w:r>
+            <w:r>
+              <w:rPr>
+                <w:rFonts w:asciiTheme="minorEastAsia" w:eastAsiaTheme="minorEastAsia" w:hAnsiTheme="minorEastAsia" w:hint="eastAsia"/>
+                <w:sz w:val="20"/>
+                <w:szCs w:val="20"/>
+              </w:rPr>
+              <w:t xml:space="preserve">색 </w:t>
+            </w:r>
+            <w:r>
+              <w:rPr>
+                <w:rFonts w:asciiTheme="minorEastAsia" w:eastAsiaTheme="minorEastAsia" w:hAnsiTheme="minorEastAsia"/>
+                <w:color w:val="330066"/>
+                <w:sz w:val="30"/>
+                <w:szCs w:val="30"/>
+              </w:rPr>
+              <w:t>■</w:t>
+            </w:r>
+            <w:r>
+              <w:rPr>
+                <w:rFonts w:asciiTheme="minorEastAsia" w:eastAsiaTheme="minorEastAsia" w:hAnsiTheme="minorEastAsia"/>
+                <w:color w:val="797979"/>
+                <w:sz w:val="20"/>
+                <w:szCs w:val="20"/>
+              </w:rPr>
+              <w:br/>
+            </w:r>
+            <w:r>
+              <w:rPr>
+                <w:rFonts w:asciiTheme="minorEastAsia" w:eastAsiaTheme="minorEastAsia" w:hAnsiTheme="minorEastAsia" w:hint="eastAsia"/>
+                <w:color w:val="797979"/>
+                <w:sz w:val="20"/>
+                <w:szCs w:val="20"/>
+              </w:rPr>
+              <w:t>#330066</w:t>
             </w:r>
           </w:p>
         </w:tc>
@@ -6311,80 +7021,273 @@
       <w:pPr>
         <w:pStyle w:val="af5"/>
         <w:rPr>
-          <w:rFonts w:asciiTheme="minorEastAsia" w:hAnsiTheme="minorEastAsia"/>
+          <w:sz w:val="18"/>
+          <w:szCs w:val="18"/>
+        </w:rPr>
+      </w:pPr>
+      <w:bookmarkStart w:id="17" w:name="_Ref244252221"/>
+      <w:r>
+        <w:rPr>
+          <w:rFonts w:hint="eastAsia"/>
+          <w:sz w:val="18"/>
+          <w:szCs w:val="18"/>
+        </w:rPr>
+        <w:t>표</w:t>
+      </w:r>
+      <w:r>
+        <w:rPr>
+          <w:rFonts w:hint="eastAsia"/>
+          <w:sz w:val="18"/>
+          <w:szCs w:val="18"/>
+        </w:rPr>
+        <w:t xml:space="preserve"> </w:t>
+      </w:r>
+      <w:r>
+        <w:rPr>
+          <w:sz w:val="18"/>
+          <w:szCs w:val="18"/>
+        </w:rPr>
+        <w:fldChar w:fldCharType="begin"/>
+      </w:r>
+      <w:r>
+        <w:rPr>
+          <w:sz w:val="18"/>
+          <w:szCs w:val="18"/>
+        </w:rPr>
+        <w:instrText xml:space="preserve"> </w:instrText>
+      </w:r>
+      <w:r>
+        <w:rPr>
+          <w:rFonts w:hint="eastAsia"/>
+          <w:sz w:val="18"/>
+          <w:szCs w:val="18"/>
+        </w:rPr>
+        <w:instrText xml:space="preserve">SEQ </w:instrText>
+      </w:r>
+      <w:r>
+        <w:rPr>
+          <w:rFonts w:hint="eastAsia"/>
+          <w:sz w:val="18"/>
+          <w:szCs w:val="18"/>
+        </w:rPr>
+        <w:instrText>표</w:instrText>
+      </w:r>
+      <w:r>
+        <w:rPr>
+          <w:rFonts w:hint="eastAsia"/>
+          <w:sz w:val="18"/>
+          <w:szCs w:val="18"/>
+        </w:rPr>
+        <w:instrText xml:space="preserve"> \* ARABIC</w:instrText>
+      </w:r>
+      <w:r>
+        <w:rPr>
+          <w:sz w:val="18"/>
+          <w:szCs w:val="18"/>
+        </w:rPr>
+        <w:instrText xml:space="preserve"> </w:instrText>
+      </w:r>
+      <w:r>
+        <w:rPr>
+          <w:sz w:val="18"/>
+          <w:szCs w:val="18"/>
+        </w:rPr>
+        <w:fldChar w:fldCharType="separate"/>
+      </w:r>
+      <w:r>
+        <w:rPr>
+          <w:noProof/>
+          <w:sz w:val="18"/>
+          <w:szCs w:val="18"/>
+        </w:rPr>
+        <w:t>1</w:t>
+      </w:r>
+      <w:r>
+        <w:rPr>
+          <w:sz w:val="18"/>
+          <w:szCs w:val="18"/>
+        </w:rPr>
+        <w:fldChar w:fldCharType="end"/>
+      </w:r>
+      <w:r>
+        <w:rPr>
+          <w:rFonts w:hint="eastAsia"/>
+          <w:sz w:val="18"/>
+          <w:szCs w:val="18"/>
+        </w:rPr>
+        <w:t xml:space="preserve"> </w:t>
+      </w:r>
+      <w:r>
+        <w:rPr>
+          <w:rFonts w:hint="eastAsia"/>
+          <w:sz w:val="18"/>
+          <w:szCs w:val="18"/>
+        </w:rPr>
+        <w:t>레어도</w:t>
+      </w:r>
+      <w:r>
+        <w:rPr>
+          <w:rFonts w:hint="eastAsia"/>
+          <w:sz w:val="18"/>
+          <w:szCs w:val="18"/>
+        </w:rPr>
+        <w:t xml:space="preserve"> </w:t>
+      </w:r>
+      <w:r>
+        <w:rPr>
+          <w:rFonts w:hint="eastAsia"/>
+          <w:sz w:val="18"/>
+          <w:szCs w:val="18"/>
+        </w:rPr>
+        <w:t>가중치</w:t>
+      </w:r>
+      <w:r>
+        <w:rPr>
+          <w:rFonts w:hint="eastAsia"/>
+          <w:sz w:val="18"/>
+          <w:szCs w:val="18"/>
+        </w:rPr>
+        <w:t xml:space="preserve"> </w:t>
+      </w:r>
+      <w:r>
+        <w:rPr>
+          <w:rFonts w:hint="eastAsia"/>
+          <w:sz w:val="18"/>
+          <w:szCs w:val="18"/>
+        </w:rPr>
+        <w:t>표</w:t>
+      </w:r>
+      <w:bookmarkEnd w:id="17"/>
+    </w:p>
+    <w:p>
+      <w:pPr>
+        <w:pStyle w:val="a7"/>
+        <w:numPr>
+          <w:ilvl w:val="0"/>
+          <w:numId w:val="17"/>
+        </w:numPr>
+        <w:pBdr>
+          <w:top w:val="nil"/>
+          <w:left w:val="nil"/>
+          <w:bottom w:val="nil"/>
+          <w:right w:val="nil"/>
+          <w:between w:val="nil"/>
+        </w:pBdr>
+        <w:tabs>
+          <w:tab w:val="right" w:pos="8505"/>
+        </w:tabs>
+        <w:spacing w:line="240" w:lineRule="auto"/>
+        <w:ind w:leftChars="0" w:right="100"/>
+        <w:outlineLvl w:val="2"/>
+        <w:rPr>
+          <w:rFonts w:hint="eastAsia"/>
+          <w:vanish/>
           <w:color w:val="000000"/>
           <w:sz w:val="24"/>
           <w:szCs w:val="24"/>
           <w:lang w:val="en-US"/>
         </w:rPr>
       </w:pPr>
-      <w:r>
+      <w:bookmarkStart w:id="18" w:name="_Toc244251123"/>
+    </w:p>
+    <w:p>
+      <w:pPr>
+        <w:pStyle w:val="a7"/>
+        <w:numPr>
+          <w:ilvl w:val="0"/>
+          <w:numId w:val="17"/>
+        </w:numPr>
+        <w:pBdr>
+          <w:top w:val="nil"/>
+          <w:left w:val="nil"/>
+          <w:bottom w:val="nil"/>
+          <w:right w:val="nil"/>
+          <w:between w:val="nil"/>
+        </w:pBdr>
+        <w:tabs>
+          <w:tab w:val="right" w:pos="8505"/>
+        </w:tabs>
+        <w:spacing w:line="240" w:lineRule="auto"/>
+        <w:ind w:leftChars="0" w:right="100"/>
+        <w:outlineLvl w:val="2"/>
         <w:rPr>
           <w:rFonts w:hint="eastAsia"/>
-          <w:sz w:val="18"/>
-          <w:szCs w:val="18"/>
-        </w:rPr>
-        <w:t xml:space="preserve">표 </w:t>
-      </w:r>
-      <w:r>
-        <w:rPr>
-          <w:sz w:val="18"/>
-          <w:szCs w:val="18"/>
-        </w:rPr>
-        <w:fldChar w:fldCharType="begin"/>
-      </w:r>
-      <w:r>
-        <w:rPr>
-          <w:sz w:val="18"/>
-          <w:szCs w:val="18"/>
-        </w:rPr>
-        <w:instrText xml:space="preserve"> </w:instrText>
-      </w:r>
-      <w:r>
+          <w:vanish/>
+          <w:color w:val="000000"/>
+          <w:sz w:val="24"/>
+          <w:szCs w:val="24"/>
+          <w:lang w:val="en-US"/>
+        </w:rPr>
+      </w:pPr>
+    </w:p>
+    <w:p>
+      <w:pPr>
+        <w:pStyle w:val="a7"/>
+        <w:numPr>
+          <w:ilvl w:val="0"/>
+          <w:numId w:val="17"/>
+        </w:numPr>
+        <w:pBdr>
+          <w:top w:val="nil"/>
+          <w:left w:val="nil"/>
+          <w:bottom w:val="nil"/>
+          <w:right w:val="nil"/>
+          <w:between w:val="nil"/>
+        </w:pBdr>
+        <w:tabs>
+          <w:tab w:val="right" w:pos="8505"/>
+        </w:tabs>
+        <w:spacing w:line="240" w:lineRule="auto"/>
+        <w:ind w:leftChars="0" w:right="100"/>
+        <w:outlineLvl w:val="2"/>
         <w:rPr>
           <w:rFonts w:hint="eastAsia"/>
-          <w:sz w:val="18"/>
-          <w:szCs w:val="18"/>
-        </w:rPr>
-        <w:instrText>SEQ 표 \* ARABIC</w:instrText>
-      </w:r>
-      <w:r>
-        <w:rPr>
-          <w:sz w:val="18"/>
-          <w:szCs w:val="18"/>
-        </w:rPr>
-        <w:instrText xml:space="preserve"> </w:instrText>
-      </w:r>
-      <w:r>
-        <w:rPr>
-          <w:sz w:val="18"/>
-          <w:szCs w:val="18"/>
-        </w:rPr>
-        <w:fldChar w:fldCharType="separate"/>
-      </w:r>
-      <w:r>
-        <w:rPr>
-          <w:noProof/>
-          <w:sz w:val="18"/>
-          <w:szCs w:val="18"/>
-        </w:rPr>
-        <w:t>1</w:t>
-      </w:r>
-      <w:r>
-        <w:rPr>
-          <w:sz w:val="18"/>
-          <w:szCs w:val="18"/>
-        </w:rPr>
-        <w:fldChar w:fldCharType="end"/>
-      </w:r>
-      <w:r>
+          <w:vanish/>
+          <w:color w:val="000000"/>
+          <w:sz w:val="24"/>
+          <w:szCs w:val="24"/>
+          <w:lang w:val="en-US"/>
+        </w:rPr>
+      </w:pPr>
+    </w:p>
+    <w:p>
+      <w:pPr>
+        <w:pStyle w:val="a7"/>
+        <w:numPr>
+          <w:ilvl w:val="1"/>
+          <w:numId w:val="17"/>
+        </w:numPr>
+        <w:pBdr>
+          <w:top w:val="nil"/>
+          <w:left w:val="nil"/>
+          <w:bottom w:val="nil"/>
+          <w:right w:val="nil"/>
+          <w:between w:val="nil"/>
+        </w:pBdr>
+        <w:tabs>
+          <w:tab w:val="right" w:pos="8505"/>
+        </w:tabs>
+        <w:spacing w:line="240" w:lineRule="auto"/>
+        <w:ind w:leftChars="0" w:right="100"/>
+        <w:outlineLvl w:val="2"/>
         <w:rPr>
           <w:rFonts w:hint="eastAsia"/>
-          <w:sz w:val="18"/>
-          <w:szCs w:val="18"/>
-        </w:rPr>
-        <w:t xml:space="preserve"> 레어도 가중치 표</w:t>
-      </w:r>
+          <w:vanish/>
+          <w:color w:val="000000"/>
+          <w:sz w:val="24"/>
+          <w:szCs w:val="24"/>
+          <w:lang w:val="en-US"/>
+        </w:rPr>
+      </w:pPr>
+    </w:p>
+    <w:bookmarkEnd w:id="18"/>
+    <w:p>
+      <w:pPr>
+        <w:rPr>
+          <w:rFonts w:hint="eastAsia"/>
+          <w:lang w:val="en-US"/>
+        </w:rPr>
+      </w:pPr>
     </w:p>
     <w:bookmarkEnd w:id="16"/>
     <w:p>
@@ -6405,7 +7308,7 @@
     </w:p>
     <w:p>
       <w:pPr>
-        <w:pStyle w:val="2"/>
+        <w:pStyle w:val="4"/>
         <w:numPr>
           <w:ilvl w:val="1"/>
           <w:numId w:val="1"/>
@@ -6414,7 +7317,6 @@
           <w:rFonts w:asciiTheme="minorEastAsia" w:hAnsiTheme="minorEastAsia"/>
         </w:rPr>
       </w:pPr>
-      <w:bookmarkStart w:id="17" w:name="_Toc243880064"/>
       <w:r>
         <w:rPr>
           <w:rFonts w:asciiTheme="minorEastAsia" w:hAnsiTheme="minorEastAsia" w:hint="eastAsia"/>
@@ -6422,7 +7324,6 @@
         <w:lastRenderedPageBreak/>
         <w:t>유물 데이터 사양</w:t>
       </w:r>
-      <w:bookmarkEnd w:id="17"/>
     </w:p>
     <w:p>
       <w:pPr>
@@ -6719,7 +7620,7 @@
     </w:p>
     <w:p>
       <w:pPr>
-        <w:pStyle w:val="2"/>
+        <w:pStyle w:val="4"/>
         <w:numPr>
           <w:ilvl w:val="1"/>
           <w:numId w:val="1"/>
@@ -6728,7 +7629,6 @@
           <w:rFonts w:asciiTheme="minorEastAsia" w:hAnsiTheme="minorEastAsia"/>
         </w:rPr>
       </w:pPr>
-      <w:bookmarkStart w:id="18" w:name="_Toc243880065"/>
       <w:r>
         <w:rPr>
           <w:rFonts w:asciiTheme="minorEastAsia" w:hAnsiTheme="minorEastAsia" w:hint="eastAsia"/>
@@ -6736,7 +7636,6 @@
         <w:lastRenderedPageBreak/>
         <w:t>증강 데이터 사양</w:t>
       </w:r>
-      <w:bookmarkEnd w:id="18"/>
     </w:p>
     <w:p>
       <w:pPr>
@@ -6975,7 +7874,7 @@
     </w:p>
     <w:p>
       <w:pPr>
-        <w:pStyle w:val="2"/>
+        <w:pStyle w:val="4"/>
         <w:numPr>
           <w:ilvl w:val="1"/>
           <w:numId w:val="1"/>
@@ -6984,7 +7883,6 @@
           <w:rFonts w:asciiTheme="minorEastAsia" w:hAnsiTheme="minorEastAsia"/>
         </w:rPr>
       </w:pPr>
-      <w:bookmarkStart w:id="19" w:name="_Toc243880066"/>
       <w:r>
         <w:rPr>
           <w:rFonts w:asciiTheme="minorEastAsia" w:hAnsiTheme="minorEastAsia" w:hint="eastAsia"/>
@@ -6992,7 +7890,6 @@
         <w:lastRenderedPageBreak/>
         <w:t>시너지 조합 메커니즘</w:t>
       </w:r>
-      <w:bookmarkEnd w:id="19"/>
     </w:p>
     <w:p>
       <w:pPr>
@@ -7636,21 +8533,7 @@
           <w:sz w:val="18"/>
           <w:szCs w:val="18"/>
         </w:rPr>
-        <w:t xml:space="preserve">표 </w:t>
-      </w:r>
-      <w:r>
-        <w:rPr>
-          <w:sz w:val="18"/>
-          <w:szCs w:val="18"/>
-        </w:rPr>
-        <w:fldChar w:fldCharType="begin"/>
-      </w:r>
-      <w:r>
-        <w:rPr>
-          <w:sz w:val="18"/>
-          <w:szCs w:val="18"/>
-        </w:rPr>
-        <w:instrText xml:space="preserve"> </w:instrText>
+        <w:t>표</w:t>
       </w:r>
       <w:r>
         <w:rPr>
@@ -7658,7 +8541,45 @@
           <w:sz w:val="18"/>
           <w:szCs w:val="18"/>
         </w:rPr>
-        <w:instrText>SEQ 표 \* ARABIC</w:instrText>
+        <w:t xml:space="preserve"> </w:t>
+      </w:r>
+      <w:r>
+        <w:rPr>
+          <w:sz w:val="18"/>
+          <w:szCs w:val="18"/>
+        </w:rPr>
+        <w:fldChar w:fldCharType="begin"/>
+      </w:r>
+      <w:r>
+        <w:rPr>
+          <w:sz w:val="18"/>
+          <w:szCs w:val="18"/>
+        </w:rPr>
+        <w:instrText xml:space="preserve"> </w:instrText>
+      </w:r>
+      <w:r>
+        <w:rPr>
+          <w:rFonts w:hint="eastAsia"/>
+          <w:sz w:val="18"/>
+          <w:szCs w:val="18"/>
+        </w:rPr>
+        <w:instrText xml:space="preserve">SEQ </w:instrText>
+      </w:r>
+      <w:r>
+        <w:rPr>
+          <w:rFonts w:hint="eastAsia"/>
+          <w:sz w:val="18"/>
+          <w:szCs w:val="18"/>
+        </w:rPr>
+        <w:instrText>표</w:instrText>
+      </w:r>
+      <w:r>
+        <w:rPr>
+          <w:rFonts w:hint="eastAsia"/>
+          <w:sz w:val="18"/>
+          <w:szCs w:val="18"/>
+        </w:rPr>
+        <w:instrText xml:space="preserve"> \* ARABIC</w:instrText>
       </w:r>
       <w:r>
         <w:rPr>
@@ -7703,7 +8624,39 @@
           <w:sz w:val="18"/>
           <w:szCs w:val="18"/>
         </w:rPr>
-        <w:t>시너지 조합 예시</w:t>
+        <w:t>시너지</w:t>
+      </w:r>
+      <w:r>
+        <w:rPr>
+          <w:rFonts w:hint="eastAsia"/>
+          <w:sz w:val="18"/>
+          <w:szCs w:val="18"/>
+        </w:rPr>
+        <w:t xml:space="preserve"> </w:t>
+      </w:r>
+      <w:r>
+        <w:rPr>
+          <w:rFonts w:hint="eastAsia"/>
+          <w:sz w:val="18"/>
+          <w:szCs w:val="18"/>
+        </w:rPr>
+        <w:t>조합</w:t>
+      </w:r>
+      <w:r>
+        <w:rPr>
+          <w:rFonts w:hint="eastAsia"/>
+          <w:sz w:val="18"/>
+          <w:szCs w:val="18"/>
+        </w:rPr>
+        <w:t xml:space="preserve"> </w:t>
+      </w:r>
+      <w:r>
+        <w:rPr>
+          <w:rFonts w:hint="eastAsia"/>
+          <w:sz w:val="18"/>
+          <w:szCs w:val="18"/>
+        </w:rPr>
+        <w:t>예시</w:t>
       </w:r>
     </w:p>
     <w:p/>
@@ -7788,14 +8741,14 @@
           <w:rFonts w:asciiTheme="minorEastAsia" w:hAnsiTheme="minorEastAsia"/>
         </w:rPr>
       </w:pPr>
-      <w:bookmarkStart w:id="20" w:name="_Toc243880067"/>
+      <w:bookmarkStart w:id="19" w:name="_Toc244251124"/>
       <w:r>
         <w:rPr>
           <w:rFonts w:asciiTheme="minorEastAsia" w:hAnsiTheme="minorEastAsia" w:hint="eastAsia"/>
         </w:rPr>
         <w:t>스탯 연산 및 예외 로직 처리</w:t>
       </w:r>
-      <w:bookmarkEnd w:id="20"/>
+      <w:bookmarkEnd w:id="19"/>
     </w:p>
     <w:p>
       <w:pPr>
@@ -7808,14 +8761,14 @@
           <w:rFonts w:asciiTheme="minorEastAsia" w:hAnsiTheme="minorEastAsia"/>
         </w:rPr>
       </w:pPr>
-      <w:bookmarkStart w:id="21" w:name="_Toc243880068"/>
+      <w:bookmarkStart w:id="20" w:name="_Toc244251125"/>
       <w:r>
         <w:rPr>
           <w:rFonts w:asciiTheme="minorEastAsia" w:hAnsiTheme="minorEastAsia" w:hint="eastAsia"/>
         </w:rPr>
         <w:t>분류 및 적용 범위 규칙</w:t>
       </w:r>
-      <w:bookmarkEnd w:id="21"/>
+      <w:bookmarkEnd w:id="20"/>
     </w:p>
     <w:p>
       <w:pPr>
@@ -8086,7 +9039,7 @@
           <w:rFonts w:asciiTheme="minorEastAsia" w:hAnsiTheme="minorEastAsia"/>
         </w:rPr>
       </w:pPr>
-      <w:bookmarkStart w:id="22" w:name="_Toc243880069"/>
+      <w:bookmarkStart w:id="21" w:name="_Toc244251126"/>
       <w:r>
         <w:rPr>
           <w:rFonts w:asciiTheme="minorEastAsia" w:hAnsiTheme="minorEastAsia"/>
@@ -8100,7 +9053,7 @@
         </w:rPr>
         <w:t>공식</w:t>
       </w:r>
-      <w:bookmarkEnd w:id="22"/>
+      <w:bookmarkEnd w:id="21"/>
     </w:p>
     <w:p>
       <w:pPr>
@@ -8153,14 +9106,14 @@
           <w:rFonts w:asciiTheme="minorEastAsia" w:hAnsiTheme="minorEastAsia"/>
         </w:rPr>
       </w:pPr>
-      <w:bookmarkStart w:id="23" w:name="_Toc243880070"/>
+      <w:bookmarkStart w:id="22" w:name="_Toc244251127"/>
       <w:r>
         <w:rPr>
           <w:rFonts w:asciiTheme="minorEastAsia" w:hAnsiTheme="minorEastAsia" w:hint="eastAsia"/>
         </w:rPr>
         <w:t>중복 획득 및 만렙 이후 예외 처리</w:t>
       </w:r>
-      <w:bookmarkEnd w:id="23"/>
+      <w:bookmarkEnd w:id="22"/>
     </w:p>
     <w:p>
       <w:pPr>
@@ -8209,7 +9162,7 @@
         </w:rPr>
         <w:t xml:space="preserve"> : 모든 스킬/유물 슬롯이 가득 차거나 만렙에 도달한 후반부에는 선택지에 단순 스탯 상승(공격력/체력 소폭 증가) 또는 인게임 재화(골드/회복 DNA)가 등장하도록 폴백(Fallback) 처리한다.</w:t>
       </w:r>
-      <w:bookmarkStart w:id="24" w:name="_Toc243874202"/>
+      <w:bookmarkStart w:id="23" w:name="_Toc243874202"/>
     </w:p>
     <w:p>
       <w:pPr>
@@ -8233,16 +9186,16 @@
           <w:lang w:val="en-US"/>
         </w:rPr>
       </w:pPr>
-      <w:bookmarkStart w:id="25" w:name="_Toc243880071"/>
+      <w:bookmarkStart w:id="24" w:name="_Toc244251128"/>
+      <w:bookmarkEnd w:id="23"/>
+      <w:r>
+        <w:rPr>
+          <w:rFonts w:asciiTheme="minorEastAsia" w:hAnsiTheme="minorEastAsia"/>
+          <w:lang w:val="en-US"/>
+        </w:rPr>
+        <w:t>리소스 및 연출 스펙 (Audio / Visual)</w:t>
+      </w:r>
       <w:bookmarkEnd w:id="24"/>
-      <w:r>
-        <w:rPr>
-          <w:rFonts w:asciiTheme="minorEastAsia" w:hAnsiTheme="minorEastAsia"/>
-          <w:lang w:val="en-US"/>
-        </w:rPr>
-        <w:t>리소스 및 연출 스펙 (Audio / Visual)</w:t>
-      </w:r>
-      <w:bookmarkEnd w:id="25"/>
       <w:r>
         <w:rPr>
           <w:rFonts w:asciiTheme="minorEastAsia" w:hAnsiTheme="minorEastAsia"/>
@@ -8263,7 +9216,7 @@
           <w:lang w:val="en-US"/>
         </w:rPr>
       </w:pPr>
-      <w:bookmarkStart w:id="26" w:name="_Toc243880072"/>
+      <w:bookmarkStart w:id="25" w:name="_Toc244251129"/>
       <w:r>
         <w:rPr>
           <w:rFonts w:asciiTheme="minorEastAsia" w:hAnsiTheme="minorEastAsia"/>
@@ -8287,7 +9240,7 @@
         </w:rPr>
         <w:t xml:space="preserve"> 테두리 연출</w:t>
       </w:r>
-      <w:bookmarkEnd w:id="26"/>
+      <w:bookmarkEnd w:id="25"/>
       <w:r>
         <w:rPr>
           <w:rFonts w:asciiTheme="minorEastAsia" w:hAnsiTheme="minorEastAsia"/>
@@ -8415,7 +9368,7 @@
           <w:lang w:val="en-US"/>
         </w:rPr>
       </w:pPr>
-      <w:bookmarkStart w:id="27" w:name="_Toc243880073"/>
+      <w:bookmarkStart w:id="26" w:name="_Toc244251130"/>
       <w:r>
         <w:rPr>
           <w:rFonts w:asciiTheme="minorEastAsia" w:hAnsiTheme="minorEastAsia"/>
@@ -8423,7 +9376,7 @@
         </w:rPr>
         <w:t>획득 및 조합 연출 (VFX / SFX)</w:t>
       </w:r>
-      <w:bookmarkEnd w:id="27"/>
+      <w:bookmarkEnd w:id="26"/>
     </w:p>
     <w:p>
       <w:pPr>
@@ -8551,7 +9504,7 @@
           <w:lang w:val="en-US"/>
         </w:rPr>
       </w:pPr>
-      <w:bookmarkStart w:id="28" w:name="_Toc243880074"/>
+      <w:bookmarkStart w:id="27" w:name="_Toc244251131"/>
       <w:r>
         <w:rPr>
           <w:rFonts w:asciiTheme="minorEastAsia" w:hAnsiTheme="minorEastAsia"/>
@@ -8560,7 +9513,7 @@
         <w:lastRenderedPageBreak/>
         <w:t>테스트 케이스 및 엣지 케이스 (QA Checkpoints)</w:t>
       </w:r>
-      <w:bookmarkEnd w:id="28"/>
+      <w:bookmarkEnd w:id="27"/>
     </w:p>
     <w:tbl>
       <w:tblPr>
@@ -9380,7 +10333,7 @@
 </file>
 
 <file path=word/endnotes.xml><?xml version="1.0" encoding="utf-8"?>
-<w:endnotes xmlns:wpc="http://schemas.microsoft.com/office/word/2010/wordprocessingCanvas" xmlns:cx="http://schemas.microsoft.com/office/drawing/2014/chartex" xmlns:cx1="http://schemas.microsoft.com/office/drawing/2015/9/8/chartex" xmlns:cx2="http://schemas.microsoft.com/office/drawing/2015/10/21/chartex" xmlns:cx3="http://schemas.microsoft.com/office/drawing/2016/5/9/chartex" xmlns:cx4="http://schemas.microsoft.com/office/drawing/2016/5/10/chartex" xmlns:cx5="http://schemas.microsoft.com/office/drawing/2016/5/11/chartex" xmlns:cx6="http://schemas.microsoft.com/office/drawing/2016/5/12/chartex" xmlns:cx7="http://schemas.microsoft.com/office/drawing/2016/5/13/chartex" xmlns:cx8="http://schemas.microsoft.com/office/drawing/2016/5/14/chartex" xmlns:mc="http://schemas.openxmlformats.org/markup-compatibility/2006" xmlns:aink="http://schemas.microsoft.com/office/drawing/2016/ink" xmlns:am3d="http://schemas.microsoft.com/office/drawing/2017/model3d" xmlns:o="urn:schemas-microsoft-com:office:office" xmlns:oel="http://schemas.microsoft.com/office/2019/extlst" xmlns:r="http://schemas.openxmlformats.org/officeDocument/2006/relationships" xmlns:m="http://schemas.openxmlformats.org/officeDocument/2006/math" xmlns:v="urn:schemas-microsoft-com:vml" xmlns:wp14="http://schemas.microsoft.com/office/word/2010/wordprocessingDrawing" xmlns:wp="http://schemas.openxmlformats.org/drawingml/2006/wordprocessingDrawing" xmlns:w10="urn:schemas-microsoft-com:office:word" xmlns:w="http://schemas.openxmlformats.org/wordprocessingml/2006/main" xmlns:w14="http://schemas.microsoft.com/office/word/2010/wordml" xmlns:w15="http://schemas.microsoft.com/office/word/2012/wordml" xmlns:w16cex="http://schemas.microsoft.com/office/word/2018/wordml/cex" xmlns:w16cid="http://schemas.microsoft.com/office/word/2016/wordml/cid" xmlns:w16="http://schemas.microsoft.com/office/word/2018/wordml" xmlns:w16du="http://schemas.microsoft.com/office/word/2023/wordml/word16du" xmlns:w16sdtdh="http://schemas.microsoft.com/office/word/2020/wordml/sdtdatahash" xmlns:w16sdtfl="http://schemas.microsoft.com/office/word/2024/wordml/sdtformatlock" xmlns:w16se="http://schemas.microsoft.com/office/word/2015/wordml/symex" xmlns:wpg="http://schemas.microsoft.com/office/word/2010/wordprocessingGroup" xmlns:wpi="http://schemas.microsoft.com/office/word/2010/wordprocessingInk" xmlns:wne="http://schemas.microsoft.com/office/word/2006/wordml" xmlns:wps="http://schemas.microsoft.com/office/word/2010/wordprocessingShape" mc:Ignorable="w14 w15 w16se w16cid w16 w16cex w16sdtdh w16sdtfl w16du wp14">
+<w:endnotes xmlns:wpc="http://schemas.microsoft.com/office/word/2010/wordprocessingCanvas" xmlns:cx="http://schemas.microsoft.com/office/drawing/2014/chartex" xmlns:cx1="http://schemas.microsoft.com/office/drawing/2015/9/8/chartex" xmlns:cx2="http://schemas.microsoft.com/office/drawing/2015/10/21/chartex" xmlns:cx3="http://schemas.microsoft.com/office/drawing/2016/5/9/chartex" xmlns:cx4="http://schemas.microsoft.com/office/drawing/2016/5/10/chartex" xmlns:cx5="http://schemas.microsoft.com/office/drawing/2016/5/11/chartex" xmlns:cx6="http://schemas.microsoft.com/office/drawing/2016/5/12/chartex" xmlns:cx7="http://schemas.microsoft.com/office/drawing/2016/5/13/chartex" xmlns:cx8="http://schemas.microsoft.com/office/drawing/2016/5/14/chartex" xmlns:mc="http://schemas.openxmlformats.org/markup-compatibility/2006" xmlns:aink="http://schemas.microsoft.com/office/drawing/2016/ink" xmlns:am3d="http://schemas.microsoft.com/office/drawing/2017/model3d" xmlns:o="urn:schemas-microsoft-com:office:office" xmlns:oel="http://schemas.microsoft.com/office/2019/extlst" xmlns:r="http://schemas.openxmlformats.org/officeDocument/2006/relationships" xmlns:m="http://schemas.openxmlformats.org/officeDocument/2006/math" xmlns:v="urn:schemas-microsoft-com:vml" xmlns:wp14="http://schemas.microsoft.com/office/word/2010/wordprocessingDrawing" xmlns:wp="http://schemas.openxmlformats.org/drawingml/2006/wordprocessingDrawing" xmlns:w10="urn:schemas-microsoft-com:office:word" xmlns:w="http://schemas.openxmlformats.org/wordprocessingml/2006/main" xmlns:w14="http://schemas.microsoft.com/office/word/2010/wordml" xmlns:w15="http://schemas.microsoft.com/office/word/2012/wordml" xmlns:w16cei="http://schemas.microsoft.com/office/word/2026/wordml/cei" xmlns:w16cex="http://schemas.microsoft.com/office/word/2018/wordml/cex" xmlns:w16cid="http://schemas.microsoft.com/office/word/2016/wordml/cid" xmlns:w16="http://schemas.microsoft.com/office/word/2018/wordml" xmlns:w16du="http://schemas.microsoft.com/office/word/2023/wordml/word16du" xmlns:w16sdtdh="http://schemas.microsoft.com/office/word/2020/wordml/sdtdatahash" xmlns:w16sdtfl="http://schemas.microsoft.com/office/word/2024/wordml/sdtformatlock" xmlns:w16se="http://schemas.microsoft.com/office/word/2015/wordml/symex" xmlns:wpg="http://schemas.microsoft.com/office/word/2010/wordprocessingGroup" xmlns:wpi="http://schemas.microsoft.com/office/word/2010/wordprocessingInk" xmlns:wne="http://schemas.microsoft.com/office/word/2006/wordml" xmlns:wps="http://schemas.microsoft.com/office/word/2010/wordprocessingShape" mc:Ignorable="w14 w15 w16se w16cid w16 w16cex w16sdtdh w16sdtfl w16du wp14">
   <w:endnote w:type="separator" w:id="-1">
     <w:p>
       <w:pPr>
@@ -9405,7 +10358,7 @@
 </file>
 
 <file path=word/footer1.xml><?xml version="1.0" encoding="utf-8"?>
-<w:ftr xmlns:wpc="http://schemas.microsoft.com/office/word/2010/wordprocessingCanvas" xmlns:cx="http://schemas.microsoft.com/office/drawing/2014/chartex" xmlns:cx1="http://schemas.microsoft.com/office/drawing/2015/9/8/chartex" xmlns:cx2="http://schemas.microsoft.com/office/drawing/2015/10/21/chartex" xmlns:cx3="http://schemas.microsoft.com/office/drawing/2016/5/9/chartex" xmlns:cx4="http://schemas.microsoft.com/office/drawing/2016/5/10/chartex" xmlns:cx5="http://schemas.microsoft.com/office/drawing/2016/5/11/chartex" xmlns:cx6="http://schemas.microsoft.com/office/drawing/2016/5/12/chartex" xmlns:cx7="http://schemas.microsoft.com/office/drawing/2016/5/13/chartex" xmlns:cx8="http://schemas.microsoft.com/office/drawing/2016/5/14/chartex" xmlns:mc="http://schemas.openxmlformats.org/markup-compatibility/2006" xmlns:aink="http://schemas.microsoft.com/office/drawing/2016/ink" xmlns:am3d="http://schemas.microsoft.com/office/drawing/2017/model3d" xmlns:o="urn:schemas-microsoft-com:office:office" xmlns:oel="http://schemas.microsoft.com/office/2019/extlst" xmlns:r="http://schemas.openxmlformats.org/officeDocument/2006/relationships" xmlns:m="http://schemas.openxmlformats.org/officeDocument/2006/math" xmlns:v="urn:schemas-microsoft-com:vml" xmlns:wp14="http://schemas.microsoft.com/office/word/2010/wordprocessingDrawing" xmlns:wp="http://schemas.openxmlformats.org/drawingml/2006/wordprocessingDrawing" xmlns:w10="urn:schemas-microsoft-com:office:word" xmlns:w="http://schemas.openxmlformats.org/wordprocessingml/2006/main" xmlns:w14="http://schemas.microsoft.com/office/word/2010/wordml" xmlns:w15="http://schemas.microsoft.com/office/word/2012/wordml" xmlns:w16cex="http://schemas.microsoft.com/office/word/2018/wordml/cex" xmlns:w16cid="http://schemas.microsoft.com/office/word/2016/wordml/cid" xmlns:w16="http://schemas.microsoft.com/office/word/2018/wordml" xmlns:w16du="http://schemas.microsoft.com/office/word/2023/wordml/word16du" xmlns:w16sdtdh="http://schemas.microsoft.com/office/word/2020/wordml/sdtdatahash" xmlns:w16sdtfl="http://schemas.microsoft.com/office/word/2024/wordml/sdtformatlock" xmlns:w16se="http://schemas.microsoft.com/office/word/2015/wordml/symex" xmlns:wpg="http://schemas.microsoft.com/office/word/2010/wordprocessingGroup" xmlns:wpi="http://schemas.microsoft.com/office/word/2010/wordprocessingInk" xmlns:wne="http://schemas.microsoft.com/office/word/2006/wordml" xmlns:wps="http://schemas.microsoft.com/office/word/2010/wordprocessingShape" mc:Ignorable="w14 w15 w16se w16cid w16 w16cex w16sdtdh w16sdtfl w16du wp14">
+<w:ftr xmlns:wpc="http://schemas.microsoft.com/office/word/2010/wordprocessingCanvas" xmlns:cx="http://schemas.microsoft.com/office/drawing/2014/chartex" xmlns:cx1="http://schemas.microsoft.com/office/drawing/2015/9/8/chartex" xmlns:cx2="http://schemas.microsoft.com/office/drawing/2015/10/21/chartex" xmlns:cx3="http://schemas.microsoft.com/office/drawing/2016/5/9/chartex" xmlns:cx4="http://schemas.microsoft.com/office/drawing/2016/5/10/chartex" xmlns:cx5="http://schemas.microsoft.com/office/drawing/2016/5/11/chartex" xmlns:cx6="http://schemas.microsoft.com/office/drawing/2016/5/12/chartex" xmlns:cx7="http://schemas.microsoft.com/office/drawing/2016/5/13/chartex" xmlns:cx8="http://schemas.microsoft.com/office/drawing/2016/5/14/chartex" xmlns:mc="http://schemas.openxmlformats.org/markup-compatibility/2006" xmlns:aink="http://schemas.microsoft.com/office/drawing/2016/ink" xmlns:am3d="http://schemas.microsoft.com/office/drawing/2017/model3d" xmlns:o="urn:schemas-microsoft-com:office:office" xmlns:oel="http://schemas.microsoft.com/office/2019/extlst" xmlns:r="http://schemas.openxmlformats.org/officeDocument/2006/relationships" xmlns:m="http://schemas.openxmlformats.org/officeDocument/2006/math" xmlns:v="urn:schemas-microsoft-com:vml" xmlns:wp14="http://schemas.microsoft.com/office/word/2010/wordprocessingDrawing" xmlns:wp="http://schemas.openxmlformats.org/drawingml/2006/wordprocessingDrawing" xmlns:w10="urn:schemas-microsoft-com:office:word" xmlns:w="http://schemas.openxmlformats.org/wordprocessingml/2006/main" xmlns:w14="http://schemas.microsoft.com/office/word/2010/wordml" xmlns:w15="http://schemas.microsoft.com/office/word/2012/wordml" xmlns:w16cei="http://schemas.microsoft.com/office/word/2026/wordml/cei" xmlns:w16cex="http://schemas.microsoft.com/office/word/2018/wordml/cex" xmlns:w16cid="http://schemas.microsoft.com/office/word/2016/wordml/cid" xmlns:w16="http://schemas.microsoft.com/office/word/2018/wordml" xmlns:w16du="http://schemas.microsoft.com/office/word/2023/wordml/word16du" xmlns:w16sdtdh="http://schemas.microsoft.com/office/word/2020/wordml/sdtdatahash" xmlns:w16sdtfl="http://schemas.microsoft.com/office/word/2024/wordml/sdtformatlock" xmlns:w16se="http://schemas.microsoft.com/office/word/2015/wordml/symex" xmlns:wpg="http://schemas.microsoft.com/office/word/2010/wordprocessingGroup" xmlns:wpi="http://schemas.microsoft.com/office/word/2010/wordprocessingInk" xmlns:wne="http://schemas.microsoft.com/office/word/2006/wordml" xmlns:wps="http://schemas.microsoft.com/office/word/2010/wordprocessingShape" mc:Ignorable="w14 w15 w16se w16cid w16 w16cex w16sdtdh w16sdtfl w16du wp14">
   <w:p>
     <w:pPr>
       <w:pBdr>
@@ -9428,7 +10381,7 @@
 </file>
 
 <file path=word/footer2.xml><?xml version="1.0" encoding="utf-8"?>
-<w:ftr xmlns:wpc="http://schemas.microsoft.com/office/word/2010/wordprocessingCanvas" xmlns:cx="http://schemas.microsoft.com/office/drawing/2014/chartex" xmlns:cx1="http://schemas.microsoft.com/office/drawing/2015/9/8/chartex" xmlns:cx2="http://schemas.microsoft.com/office/drawing/2015/10/21/chartex" xmlns:cx3="http://schemas.microsoft.com/office/drawing/2016/5/9/chartex" xmlns:cx4="http://schemas.microsoft.com/office/drawing/2016/5/10/chartex" xmlns:cx5="http://schemas.microsoft.com/office/drawing/2016/5/11/chartex" xmlns:cx6="http://schemas.microsoft.com/office/drawing/2016/5/12/chartex" xmlns:cx7="http://schemas.microsoft.com/office/drawing/2016/5/13/chartex" xmlns:cx8="http://schemas.microsoft.com/office/drawing/2016/5/14/chartex" xmlns:mc="http://schemas.openxmlformats.org/markup-compatibility/2006" xmlns:aink="http://schemas.microsoft.com/office/drawing/2016/ink" xmlns:am3d="http://schemas.microsoft.com/office/drawing/2017/model3d" xmlns:o="urn:schemas-microsoft-com:office:office" xmlns:oel="http://schemas.microsoft.com/office/2019/extlst" xmlns:r="http://schemas.openxmlformats.org/officeDocument/2006/relationships" xmlns:m="http://schemas.openxmlformats.org/officeDocument/2006/math" xmlns:v="urn:schemas-microsoft-com:vml" xmlns:wp14="http://schemas.microsoft.com/office/word/2010/wordprocessingDrawing" xmlns:wp="http://schemas.openxmlformats.org/drawingml/2006/wordprocessingDrawing" xmlns:w10="urn:schemas-microsoft-com:office:word" xmlns:w="http://schemas.openxmlformats.org/wordprocessingml/2006/main" xmlns:w14="http://schemas.microsoft.com/office/word/2010/wordml" xmlns:w15="http://schemas.microsoft.com/office/word/2012/wordml" xmlns:w16cex="http://schemas.microsoft.com/office/word/2018/wordml/cex" xmlns:w16cid="http://schemas.microsoft.com/office/word/2016/wordml/cid" xmlns:w16="http://schemas.microsoft.com/office/word/2018/wordml" xmlns:w16du="http://schemas.microsoft.com/office/word/2023/wordml/word16du" xmlns:w16sdtdh="http://schemas.microsoft.com/office/word/2020/wordml/sdtdatahash" xmlns:w16sdtfl="http://schemas.microsoft.com/office/word/2024/wordml/sdtformatlock" xmlns:w16se="http://schemas.microsoft.com/office/word/2015/wordml/symex" xmlns:wpg="http://schemas.microsoft.com/office/word/2010/wordprocessingGroup" xmlns:wpi="http://schemas.microsoft.com/office/word/2010/wordprocessingInk" xmlns:wne="http://schemas.microsoft.com/office/word/2006/wordml" xmlns:wps="http://schemas.microsoft.com/office/word/2010/wordprocessingShape" mc:Ignorable="w14 w15 w16se w16cid w16 w16cex w16sdtdh w16sdtfl w16du wp14">
+<w:ftr xmlns:wpc="http://schemas.microsoft.com/office/word/2010/wordprocessingCanvas" xmlns:cx="http://schemas.microsoft.com/office/drawing/2014/chartex" xmlns:cx1="http://schemas.microsoft.com/office/drawing/2015/9/8/chartex" xmlns:cx2="http://schemas.microsoft.com/office/drawing/2015/10/21/chartex" xmlns:cx3="http://schemas.microsoft.com/office/drawing/2016/5/9/chartex" xmlns:cx4="http://schemas.microsoft.com/office/drawing/2016/5/10/chartex" xmlns:cx5="http://schemas.microsoft.com/office/drawing/2016/5/11/chartex" xmlns:cx6="http://schemas.microsoft.com/office/drawing/2016/5/12/chartex" xmlns:cx7="http://schemas.microsoft.com/office/drawing/2016/5/13/chartex" xmlns:cx8="http://schemas.microsoft.com/office/drawing/2016/5/14/chartex" xmlns:mc="http://schemas.openxmlformats.org/markup-compatibility/2006" xmlns:aink="http://schemas.microsoft.com/office/drawing/2016/ink" xmlns:am3d="http://schemas.microsoft.com/office/drawing/2017/model3d" xmlns:o="urn:schemas-microsoft-com:office:office" xmlns:oel="http://schemas.microsoft.com/office/2019/extlst" xmlns:r="http://schemas.openxmlformats.org/officeDocument/2006/relationships" xmlns:m="http://schemas.openxmlformats.org/officeDocument/2006/math" xmlns:v="urn:schemas-microsoft-com:vml" xmlns:wp14="http://schemas.microsoft.com/office/word/2010/wordprocessingDrawing" xmlns:wp="http://schemas.openxmlformats.org/drawingml/2006/wordprocessingDrawing" xmlns:w10="urn:schemas-microsoft-com:office:word" xmlns:w="http://schemas.openxmlformats.org/wordprocessingml/2006/main" xmlns:w14="http://schemas.microsoft.com/office/word/2010/wordml" xmlns:w15="http://schemas.microsoft.com/office/word/2012/wordml" xmlns:w16cei="http://schemas.microsoft.com/office/word/2026/wordml/cei" xmlns:w16cex="http://schemas.microsoft.com/office/word/2018/wordml/cex" xmlns:w16cid="http://schemas.microsoft.com/office/word/2016/wordml/cid" xmlns:w16="http://schemas.microsoft.com/office/word/2018/wordml" xmlns:w16du="http://schemas.microsoft.com/office/word/2023/wordml/word16du" xmlns:w16sdtdh="http://schemas.microsoft.com/office/word/2020/wordml/sdtdatahash" xmlns:w16sdtfl="http://schemas.microsoft.com/office/word/2024/wordml/sdtformatlock" xmlns:w16se="http://schemas.microsoft.com/office/word/2015/wordml/symex" xmlns:wpg="http://schemas.microsoft.com/office/word/2010/wordprocessingGroup" xmlns:wpi="http://schemas.microsoft.com/office/word/2010/wordprocessingInk" xmlns:wne="http://schemas.microsoft.com/office/word/2006/wordml" xmlns:wps="http://schemas.microsoft.com/office/word/2010/wordprocessingShape" mc:Ignorable="w14 w15 w16se w16cid w16 w16cex w16sdtdh w16sdtfl w16du wp14">
   <w:p>
     <w:pPr>
       <w:pBdr>
@@ -9575,7 +10528,7 @@
 </file>
 
 <file path=word/footer3.xml><?xml version="1.0" encoding="utf-8"?>
-<w:ftr xmlns:wpc="http://schemas.microsoft.com/office/word/2010/wordprocessingCanvas" xmlns:cx="http://schemas.microsoft.com/office/drawing/2014/chartex" xmlns:cx1="http://schemas.microsoft.com/office/drawing/2015/9/8/chartex" xmlns:cx2="http://schemas.microsoft.com/office/drawing/2015/10/21/chartex" xmlns:cx3="http://schemas.microsoft.com/office/drawing/2016/5/9/chartex" xmlns:cx4="http://schemas.microsoft.com/office/drawing/2016/5/10/chartex" xmlns:cx5="http://schemas.microsoft.com/office/drawing/2016/5/11/chartex" xmlns:cx6="http://schemas.microsoft.com/office/drawing/2016/5/12/chartex" xmlns:cx7="http://schemas.microsoft.com/office/drawing/2016/5/13/chartex" xmlns:cx8="http://schemas.microsoft.com/office/drawing/2016/5/14/chartex" xmlns:mc="http://schemas.openxmlformats.org/markup-compatibility/2006" xmlns:aink="http://schemas.microsoft.com/office/drawing/2016/ink" xmlns:am3d="http://schemas.microsoft.com/office/drawing/2017/model3d" xmlns:o="urn:schemas-microsoft-com:office:office" xmlns:oel="http://schemas.microsoft.com/office/2019/extlst" xmlns:r="http://schemas.openxmlformats.org/officeDocument/2006/relationships" xmlns:m="http://schemas.openxmlformats.org/officeDocument/2006/math" xmlns:v="urn:schemas-microsoft-com:vml" xmlns:wp14="http://schemas.microsoft.com/office/word/2010/wordprocessingDrawing" xmlns:wp="http://schemas.openxmlformats.org/drawingml/2006/wordprocessingDrawing" xmlns:w10="urn:schemas-microsoft-com:office:word" xmlns:w="http://schemas.openxmlformats.org/wordprocessingml/2006/main" xmlns:w14="http://schemas.microsoft.com/office/word/2010/wordml" xmlns:w15="http://schemas.microsoft.com/office/word/2012/wordml" xmlns:w16cex="http://schemas.microsoft.com/office/word/2018/wordml/cex" xmlns:w16cid="http://schemas.microsoft.com/office/word/2016/wordml/cid" xmlns:w16="http://schemas.microsoft.com/office/word/2018/wordml" xmlns:w16du="http://schemas.microsoft.com/office/word/2023/wordml/word16du" xmlns:w16sdtdh="http://schemas.microsoft.com/office/word/2020/wordml/sdtdatahash" xmlns:w16sdtfl="http://schemas.microsoft.com/office/word/2024/wordml/sdtformatlock" xmlns:w16se="http://schemas.microsoft.com/office/word/2015/wordml/symex" xmlns:wpg="http://schemas.microsoft.com/office/word/2010/wordprocessingGroup" xmlns:wpi="http://schemas.microsoft.com/office/word/2010/wordprocessingInk" xmlns:wne="http://schemas.microsoft.com/office/word/2006/wordml" xmlns:wps="http://schemas.microsoft.com/office/word/2010/wordprocessingShape" mc:Ignorable="w14 w15 w16se w16cid w16 w16cex w16sdtdh w16sdtfl w16du wp14">
+<w:ftr xmlns:wpc="http://schemas.microsoft.com/office/word/2010/wordprocessingCanvas" xmlns:cx="http://schemas.microsoft.com/office/drawing/2014/chartex" xmlns:cx1="http://schemas.microsoft.com/office/drawing/2015/9/8/chartex" xmlns:cx2="http://schemas.microsoft.com/office/drawing/2015/10/21/chartex" xmlns:cx3="http://schemas.microsoft.com/office/drawing/2016/5/9/chartex" xmlns:cx4="http://schemas.microsoft.com/office/drawing/2016/5/10/chartex" xmlns:cx5="http://schemas.microsoft.com/office/drawing/2016/5/11/chartex" xmlns:cx6="http://schemas.microsoft.com/office/drawing/2016/5/12/chartex" xmlns:cx7="http://schemas.microsoft.com/office/drawing/2016/5/13/chartex" xmlns:cx8="http://schemas.microsoft.com/office/drawing/2016/5/14/chartex" xmlns:mc="http://schemas.openxmlformats.org/markup-compatibility/2006" xmlns:aink="http://schemas.microsoft.com/office/drawing/2016/ink" xmlns:am3d="http://schemas.microsoft.com/office/drawing/2017/model3d" xmlns:o="urn:schemas-microsoft-com:office:office" xmlns:oel="http://schemas.microsoft.com/office/2019/extlst" xmlns:r="http://schemas.openxmlformats.org/officeDocument/2006/relationships" xmlns:m="http://schemas.openxmlformats.org/officeDocument/2006/math" xmlns:v="urn:schemas-microsoft-com:vml" xmlns:wp14="http://schemas.microsoft.com/office/word/2010/wordprocessingDrawing" xmlns:wp="http://schemas.openxmlformats.org/drawingml/2006/wordprocessingDrawing" xmlns:w10="urn:schemas-microsoft-com:office:word" xmlns:w="http://schemas.openxmlformats.org/wordprocessingml/2006/main" xmlns:w14="http://schemas.microsoft.com/office/word/2010/wordml" xmlns:w15="http://schemas.microsoft.com/office/word/2012/wordml" xmlns:w16cei="http://schemas.microsoft.com/office/word/2026/wordml/cei" xmlns:w16cex="http://schemas.microsoft.com/office/word/2018/wordml/cex" xmlns:w16cid="http://schemas.microsoft.com/office/word/2016/wordml/cid" xmlns:w16="http://schemas.microsoft.com/office/word/2018/wordml" xmlns:w16du="http://schemas.microsoft.com/office/word/2023/wordml/word16du" xmlns:w16sdtdh="http://schemas.microsoft.com/office/word/2020/wordml/sdtdatahash" xmlns:w16sdtfl="http://schemas.microsoft.com/office/word/2024/wordml/sdtformatlock" xmlns:w16se="http://schemas.microsoft.com/office/word/2015/wordml/symex" xmlns:wpg="http://schemas.microsoft.com/office/word/2010/wordprocessingGroup" xmlns:wpi="http://schemas.microsoft.com/office/word/2010/wordprocessingInk" xmlns:wne="http://schemas.microsoft.com/office/word/2006/wordml" xmlns:wps="http://schemas.microsoft.com/office/word/2010/wordprocessingShape" mc:Ignorable="w14 w15 w16se w16cid w16 w16cex w16sdtdh w16sdtfl w16du wp14">
   <w:p>
     <w:pPr>
       <w:pBdr>
@@ -9598,7 +10551,7 @@
 </file>
 
 <file path=word/footnotes.xml><?xml version="1.0" encoding="utf-8"?>
-<w:footnotes xmlns:wpc="http://schemas.microsoft.com/office/word/2010/wordprocessingCanvas" xmlns:cx="http://schemas.microsoft.com/office/drawing/2014/chartex" xmlns:cx1="http://schemas.microsoft.com/office/drawing/2015/9/8/chartex" xmlns:cx2="http://schemas.microsoft.com/office/drawing/2015/10/21/chartex" xmlns:cx3="http://schemas.microsoft.com/office/drawing/2016/5/9/chartex" xmlns:cx4="http://schemas.microsoft.com/office/drawing/2016/5/10/chartex" xmlns:cx5="http://schemas.microsoft.com/office/drawing/2016/5/11/chartex" xmlns:cx6="http://schemas.microsoft.com/office/drawing/2016/5/12/chartex" xmlns:cx7="http://schemas.microsoft.com/office/drawing/2016/5/13/chartex" xmlns:cx8="http://schemas.microsoft.com/office/drawing/2016/5/14/chartex" xmlns:mc="http://schemas.openxmlformats.org/markup-compatibility/2006" xmlns:aink="http://schemas.microsoft.com/office/drawing/2016/ink" xmlns:am3d="http://schemas.microsoft.com/office/drawing/2017/model3d" xmlns:o="urn:schemas-microsoft-com:office:office" xmlns:oel="http://schemas.microsoft.com/office/2019/extlst" xmlns:r="http://schemas.openxmlformats.org/officeDocument/2006/relationships" xmlns:m="http://schemas.openxmlformats.org/officeDocument/2006/math" xmlns:v="urn:schemas-microsoft-com:vml" xmlns:wp14="http://schemas.microsoft.com/office/word/2010/wordprocessingDrawing" xmlns:wp="http://schemas.openxmlformats.org/drawingml/2006/wordprocessingDrawing" xmlns:w10="urn:schemas-microsoft-com:office:word" xmlns:w="http://schemas.openxmlformats.org/wordprocessingml/2006/main" xmlns:w14="http://schemas.microsoft.com/office/word/2010/wordml" xmlns:w15="http://schemas.microsoft.com/office/word/2012/wordml" xmlns:w16cex="http://schemas.microsoft.com/office/word/2018/wordml/cex" xmlns:w16cid="http://schemas.microsoft.com/office/word/2016/wordml/cid" xmlns:w16="http://schemas.microsoft.com/office/word/2018/wordml" xmlns:w16du="http://schemas.microsoft.com/office/word/2023/wordml/word16du" xmlns:w16sdtdh="http://schemas.microsoft.com/office/word/2020/wordml/sdtdatahash" xmlns:w16sdtfl="http://schemas.microsoft.com/office/word/2024/wordml/sdtformatlock" xmlns:w16se="http://schemas.microsoft.com/office/word/2015/wordml/symex" xmlns:wpg="http://schemas.microsoft.com/office/word/2010/wordprocessingGroup" xmlns:wpi="http://schemas.microsoft.com/office/word/2010/wordprocessingInk" xmlns:wne="http://schemas.microsoft.com/office/word/2006/wordml" xmlns:wps="http://schemas.microsoft.com/office/word/2010/wordprocessingShape" mc:Ignorable="w14 w15 w16se w16cid w16 w16cex w16sdtdh w16sdtfl w16du wp14">
+<w:footnotes xmlns:wpc="http://schemas.microsoft.com/office/word/2010/wordprocessingCanvas" xmlns:cx="http://schemas.microsoft.com/office/drawing/2014/chartex" xmlns:cx1="http://schemas.microsoft.com/office/drawing/2015/9/8/chartex" xmlns:cx2="http://schemas.microsoft.com/office/drawing/2015/10/21/chartex" xmlns:cx3="http://schemas.microsoft.com/office/drawing/2016/5/9/chartex" xmlns:cx4="http://schemas.microsoft.com/office/drawing/2016/5/10/chartex" xmlns:cx5="http://schemas.microsoft.com/office/drawing/2016/5/11/chartex" xmlns:cx6="http://schemas.microsoft.com/office/drawing/2016/5/12/chartex" xmlns:cx7="http://schemas.microsoft.com/office/drawing/2016/5/13/chartex" xmlns:cx8="http://schemas.microsoft.com/office/drawing/2016/5/14/chartex" xmlns:mc="http://schemas.openxmlformats.org/markup-compatibility/2006" xmlns:aink="http://schemas.microsoft.com/office/drawing/2016/ink" xmlns:am3d="http://schemas.microsoft.com/office/drawing/2017/model3d" xmlns:o="urn:schemas-microsoft-com:office:office" xmlns:oel="http://schemas.microsoft.com/office/2019/extlst" xmlns:r="http://schemas.openxmlformats.org/officeDocument/2006/relationships" xmlns:m="http://schemas.openxmlformats.org/officeDocument/2006/math" xmlns:v="urn:schemas-microsoft-com:vml" xmlns:wp14="http://schemas.microsoft.com/office/word/2010/wordprocessingDrawing" xmlns:wp="http://schemas.openxmlformats.org/drawingml/2006/wordprocessingDrawing" xmlns:w10="urn:schemas-microsoft-com:office:word" xmlns:w="http://schemas.openxmlformats.org/wordprocessingml/2006/main" xmlns:w14="http://schemas.microsoft.com/office/word/2010/wordml" xmlns:w15="http://schemas.microsoft.com/office/word/2012/wordml" xmlns:w16cei="http://schemas.microsoft.com/office/word/2026/wordml/cei" xmlns:w16cex="http://schemas.microsoft.com/office/word/2018/wordml/cex" xmlns:w16cid="http://schemas.microsoft.com/office/word/2016/wordml/cid" xmlns:w16="http://schemas.microsoft.com/office/word/2018/wordml" xmlns:w16du="http://schemas.microsoft.com/office/word/2023/wordml/word16du" xmlns:w16sdtdh="http://schemas.microsoft.com/office/word/2020/wordml/sdtdatahash" xmlns:w16sdtfl="http://schemas.microsoft.com/office/word/2024/wordml/sdtformatlock" xmlns:w16se="http://schemas.microsoft.com/office/word/2015/wordml/symex" xmlns:wpg="http://schemas.microsoft.com/office/word/2010/wordprocessingGroup" xmlns:wpi="http://schemas.microsoft.com/office/word/2010/wordprocessingInk" xmlns:wne="http://schemas.microsoft.com/office/word/2006/wordml" xmlns:wps="http://schemas.microsoft.com/office/word/2010/wordprocessingShape" mc:Ignorable="w14 w15 w16se w16cid w16 w16cex w16sdtdh w16sdtfl w16du wp14">
   <w:footnote w:type="separator" w:id="-1">
     <w:p>
       <w:pPr>
@@ -9623,7 +10576,7 @@
 </file>
 
 <file path=word/header1.xml><?xml version="1.0" encoding="utf-8"?>
-<w:hdr xmlns:wpc="http://schemas.microsoft.com/office/word/2010/wordprocessingCanvas" xmlns:cx="http://schemas.microsoft.com/office/drawing/2014/chartex" xmlns:cx1="http://schemas.microsoft.com/office/drawing/2015/9/8/chartex" xmlns:cx2="http://schemas.microsoft.com/office/drawing/2015/10/21/chartex" xmlns:cx3="http://schemas.microsoft.com/office/drawing/2016/5/9/chartex" xmlns:cx4="http://schemas.microsoft.com/office/drawing/2016/5/10/chartex" xmlns:cx5="http://schemas.microsoft.com/office/drawing/2016/5/11/chartex" xmlns:cx6="http://schemas.microsoft.com/office/drawing/2016/5/12/chartex" xmlns:cx7="http://schemas.microsoft.com/office/drawing/2016/5/13/chartex" xmlns:cx8="http://schemas.microsoft.com/office/drawing/2016/5/14/chartex" xmlns:mc="http://schemas.openxmlformats.org/markup-compatibility/2006" xmlns:aink="http://schemas.microsoft.com/office/drawing/2016/ink" xmlns:am3d="http://schemas.microsoft.com/office/drawing/2017/model3d" xmlns:o="urn:schemas-microsoft-com:office:office" xmlns:oel="http://schemas.microsoft.com/office/2019/extlst" xmlns:r="http://schemas.openxmlformats.org/officeDocument/2006/relationships" xmlns:m="http://schemas.openxmlformats.org/officeDocument/2006/math" xmlns:v="urn:schemas-microsoft-com:vml" xmlns:wp14="http://schemas.microsoft.com/office/word/2010/wordprocessingDrawing" xmlns:wp="http://schemas.openxmlformats.org/drawingml/2006/wordprocessingDrawing" xmlns:w10="urn:schemas-microsoft-com:office:word" xmlns:w="http://schemas.openxmlformats.org/wordprocessingml/2006/main" xmlns:w14="http://schemas.microsoft.com/office/word/2010/wordml" xmlns:w15="http://schemas.microsoft.com/office/word/2012/wordml" xmlns:w16cex="http://schemas.microsoft.com/office/word/2018/wordml/cex" xmlns:w16cid="http://schemas.microsoft.com/office/word/2016/wordml/cid" xmlns:w16="http://schemas.microsoft.com/office/word/2018/wordml" xmlns:w16du="http://schemas.microsoft.com/office/word/2023/wordml/word16du" xmlns:w16sdtdh="http://schemas.microsoft.com/office/word/2020/wordml/sdtdatahash" xmlns:w16sdtfl="http://schemas.microsoft.com/office/word/2024/wordml/sdtformatlock" xmlns:w16se="http://schemas.microsoft.com/office/word/2015/wordml/symex" xmlns:wpg="http://schemas.microsoft.com/office/word/2010/wordprocessingGroup" xmlns:wpi="http://schemas.microsoft.com/office/word/2010/wordprocessingInk" xmlns:wne="http://schemas.microsoft.com/office/word/2006/wordml" xmlns:wps="http://schemas.microsoft.com/office/word/2010/wordprocessingShape" mc:Ignorable="w14 w15 w16se w16cid w16 w16cex w16sdtdh w16sdtfl w16du wp14">
+<w:hdr xmlns:wpc="http://schemas.microsoft.com/office/word/2010/wordprocessingCanvas" xmlns:cx="http://schemas.microsoft.com/office/drawing/2014/chartex" xmlns:cx1="http://schemas.microsoft.com/office/drawing/2015/9/8/chartex" xmlns:cx2="http://schemas.microsoft.com/office/drawing/2015/10/21/chartex" xmlns:cx3="http://schemas.microsoft.com/office/drawing/2016/5/9/chartex" xmlns:cx4="http://schemas.microsoft.com/office/drawing/2016/5/10/chartex" xmlns:cx5="http://schemas.microsoft.com/office/drawing/2016/5/11/chartex" xmlns:cx6="http://schemas.microsoft.com/office/drawing/2016/5/12/chartex" xmlns:cx7="http://schemas.microsoft.com/office/drawing/2016/5/13/chartex" xmlns:cx8="http://schemas.microsoft.com/office/drawing/2016/5/14/chartex" xmlns:mc="http://schemas.openxmlformats.org/markup-compatibility/2006" xmlns:aink="http://schemas.microsoft.com/office/drawing/2016/ink" xmlns:am3d="http://schemas.microsoft.com/office/drawing/2017/model3d" xmlns:o="urn:schemas-microsoft-com:office:office" xmlns:oel="http://schemas.microsoft.com/office/2019/extlst" xmlns:r="http://schemas.openxmlformats.org/officeDocument/2006/relationships" xmlns:m="http://schemas.openxmlformats.org/officeDocument/2006/math" xmlns:v="urn:schemas-microsoft-com:vml" xmlns:wp14="http://schemas.microsoft.com/office/word/2010/wordprocessingDrawing" xmlns:wp="http://schemas.openxmlformats.org/drawingml/2006/wordprocessingDrawing" xmlns:w10="urn:schemas-microsoft-com:office:word" xmlns:w="http://schemas.openxmlformats.org/wordprocessingml/2006/main" xmlns:w14="http://schemas.microsoft.com/office/word/2010/wordml" xmlns:w15="http://schemas.microsoft.com/office/word/2012/wordml" xmlns:w16cei="http://schemas.microsoft.com/office/word/2026/wordml/cei" xmlns:w16cex="http://schemas.microsoft.com/office/word/2018/wordml/cex" xmlns:w16cid="http://schemas.microsoft.com/office/word/2016/wordml/cid" xmlns:w16="http://schemas.microsoft.com/office/word/2018/wordml" xmlns:w16du="http://schemas.microsoft.com/office/word/2023/wordml/word16du" xmlns:w16sdtdh="http://schemas.microsoft.com/office/word/2020/wordml/sdtdatahash" xmlns:w16sdtfl="http://schemas.microsoft.com/office/word/2024/wordml/sdtformatlock" xmlns:w16se="http://schemas.microsoft.com/office/word/2015/wordml/symex" xmlns:wpg="http://schemas.microsoft.com/office/word/2010/wordprocessingGroup" xmlns:wpi="http://schemas.microsoft.com/office/word/2010/wordprocessingInk" xmlns:wne="http://schemas.microsoft.com/office/word/2006/wordml" xmlns:wps="http://schemas.microsoft.com/office/word/2010/wordprocessingShape" mc:Ignorable="w14 w15 w16se w16cid w16 w16cex w16sdtdh w16sdtfl w16du wp14">
   <w:p>
     <w:pPr>
       <w:pBdr>
@@ -9646,7 +10599,7 @@
 </file>
 
 <file path=word/header2.xml><?xml version="1.0" encoding="utf-8"?>
-<w:hdr xmlns:wpc="http://schemas.microsoft.com/office/word/2010/wordprocessingCanvas" xmlns:cx="http://schemas.microsoft.com/office/drawing/2014/chartex" xmlns:cx1="http://schemas.microsoft.com/office/drawing/2015/9/8/chartex" xmlns:cx2="http://schemas.microsoft.com/office/drawing/2015/10/21/chartex" xmlns:cx3="http://schemas.microsoft.com/office/drawing/2016/5/9/chartex" xmlns:cx4="http://schemas.microsoft.com/office/drawing/2016/5/10/chartex" xmlns:cx5="http://schemas.microsoft.com/office/drawing/2016/5/11/chartex" xmlns:cx6="http://schemas.microsoft.com/office/drawing/2016/5/12/chartex" xmlns:cx7="http://schemas.microsoft.com/office/drawing/2016/5/13/chartex" xmlns:cx8="http://schemas.microsoft.com/office/drawing/2016/5/14/chartex" xmlns:mc="http://schemas.openxmlformats.org/markup-compatibility/2006" xmlns:aink="http://schemas.microsoft.com/office/drawing/2016/ink" xmlns:am3d="http://schemas.microsoft.com/office/drawing/2017/model3d" xmlns:o="urn:schemas-microsoft-com:office:office" xmlns:oel="http://schemas.microsoft.com/office/2019/extlst" xmlns:r="http://schemas.openxmlformats.org/officeDocument/2006/relationships" xmlns:m="http://schemas.openxmlformats.org/officeDocument/2006/math" xmlns:v="urn:schemas-microsoft-com:vml" xmlns:wp14="http://schemas.microsoft.com/office/word/2010/wordprocessingDrawing" xmlns:wp="http://schemas.openxmlformats.org/drawingml/2006/wordprocessingDrawing" xmlns:w10="urn:schemas-microsoft-com:office:word" xmlns:w="http://schemas.openxmlformats.org/wordprocessingml/2006/main" xmlns:w14="http://schemas.microsoft.com/office/word/2010/wordml" xmlns:w15="http://schemas.microsoft.com/office/word/2012/wordml" xmlns:w16cex="http://schemas.microsoft.com/office/word/2018/wordml/cex" xmlns:w16cid="http://schemas.microsoft.com/office/word/2016/wordml/cid" xmlns:w16="http://schemas.microsoft.com/office/word/2018/wordml" xmlns:w16du="http://schemas.microsoft.com/office/word/2023/wordml/word16du" xmlns:w16sdtdh="http://schemas.microsoft.com/office/word/2020/wordml/sdtdatahash" xmlns:w16sdtfl="http://schemas.microsoft.com/office/word/2024/wordml/sdtformatlock" xmlns:w16se="http://schemas.microsoft.com/office/word/2015/wordml/symex" xmlns:wpg="http://schemas.microsoft.com/office/word/2010/wordprocessingGroup" xmlns:wpi="http://schemas.microsoft.com/office/word/2010/wordprocessingInk" xmlns:wne="http://schemas.microsoft.com/office/word/2006/wordml" xmlns:wps="http://schemas.microsoft.com/office/word/2010/wordprocessingShape" mc:Ignorable="w14 w15 w16se w16cid w16 w16cex w16sdtdh w16sdtfl w16du wp14">
+<w:hdr xmlns:wpc="http://schemas.microsoft.com/office/word/2010/wordprocessingCanvas" xmlns:cx="http://schemas.microsoft.com/office/drawing/2014/chartex" xmlns:cx1="http://schemas.microsoft.com/office/drawing/2015/9/8/chartex" xmlns:cx2="http://schemas.microsoft.com/office/drawing/2015/10/21/chartex" xmlns:cx3="http://schemas.microsoft.com/office/drawing/2016/5/9/chartex" xmlns:cx4="http://schemas.microsoft.com/office/drawing/2016/5/10/chartex" xmlns:cx5="http://schemas.microsoft.com/office/drawing/2016/5/11/chartex" xmlns:cx6="http://schemas.microsoft.com/office/drawing/2016/5/12/chartex" xmlns:cx7="http://schemas.microsoft.com/office/drawing/2016/5/13/chartex" xmlns:cx8="http://schemas.microsoft.com/office/drawing/2016/5/14/chartex" xmlns:mc="http://schemas.openxmlformats.org/markup-compatibility/2006" xmlns:aink="http://schemas.microsoft.com/office/drawing/2016/ink" xmlns:am3d="http://schemas.microsoft.com/office/drawing/2017/model3d" xmlns:o="urn:schemas-microsoft-com:office:office" xmlns:oel="http://schemas.microsoft.com/office/2019/extlst" xmlns:r="http://schemas.openxmlformats.org/officeDocument/2006/relationships" xmlns:m="http://schemas.openxmlformats.org/officeDocument/2006/math" xmlns:v="urn:schemas-microsoft-com:vml" xmlns:wp14="http://schemas.microsoft.com/office/word/2010/wordprocessingDrawing" xmlns:wp="http://schemas.openxmlformats.org/drawingml/2006/wordprocessingDrawing" xmlns:w10="urn:schemas-microsoft-com:office:word" xmlns:w="http://schemas.openxmlformats.org/wordprocessingml/2006/main" xmlns:w14="http://schemas.microsoft.com/office/word/2010/wordml" xmlns:w15="http://schemas.microsoft.com/office/word/2012/wordml" xmlns:w16cei="http://schemas.microsoft.com/office/word/2026/wordml/cei" xmlns:w16cex="http://schemas.microsoft.com/office/word/2018/wordml/cex" xmlns:w16cid="http://schemas.microsoft.com/office/word/2016/wordml/cid" xmlns:w16="http://schemas.microsoft.com/office/word/2018/wordml" xmlns:w16du="http://schemas.microsoft.com/office/word/2023/wordml/word16du" xmlns:w16sdtdh="http://schemas.microsoft.com/office/word/2020/wordml/sdtdatahash" xmlns:w16sdtfl="http://schemas.microsoft.com/office/word/2024/wordml/sdtformatlock" xmlns:w16se="http://schemas.microsoft.com/office/word/2015/wordml/symex" xmlns:wpg="http://schemas.microsoft.com/office/word/2010/wordprocessingGroup" xmlns:wpi="http://schemas.microsoft.com/office/word/2010/wordprocessingInk" xmlns:wne="http://schemas.microsoft.com/office/word/2006/wordml" xmlns:wps="http://schemas.microsoft.com/office/word/2010/wordprocessingShape" mc:Ignorable="w14 w15 w16se w16cid w16 w16cex w16sdtdh w16sdtfl w16du wp14">
   <w:p>
     <w:pPr>
       <w:pBdr>
@@ -9667,6 +10620,7 @@
         <w:szCs w:val="16"/>
       </w:rPr>
     </w:pPr>
+    <w:proofErr w:type="spellStart"/>
     <w:r>
       <w:rPr>
         <w:rFonts w:hint="eastAsia"/>
@@ -9674,14 +10628,33 @@
         <w:sz w:val="16"/>
         <w:szCs w:val="16"/>
       </w:rPr>
-      <w:t>좀비소울_기획서</w:t>
+      <w:t>좀비소울</w:t>
     </w:r>
+    <w:r>
+      <w:rPr>
+        <w:rFonts w:hint="eastAsia"/>
+        <w:color w:val="808080"/>
+        <w:sz w:val="16"/>
+        <w:szCs w:val="16"/>
+      </w:rPr>
+      <w:t>_</w:t>
+    </w:r>
+    <w:r>
+      <w:rPr>
+        <w:rFonts w:hint="eastAsia"/>
+        <w:color w:val="808080"/>
+        <w:sz w:val="16"/>
+        <w:szCs w:val="16"/>
+      </w:rPr>
+      <w:t>기획서</w:t>
+    </w:r>
+    <w:proofErr w:type="spellEnd"/>
   </w:p>
 </w:hdr>
 </file>
 
 <file path=word/header3.xml><?xml version="1.0" encoding="utf-8"?>
-<w:hdr xmlns:wpc="http://schemas.microsoft.com/office/word/2010/wordprocessingCanvas" xmlns:cx="http://schemas.microsoft.com/office/drawing/2014/chartex" xmlns:cx1="http://schemas.microsoft.com/office/drawing/2015/9/8/chartex" xmlns:cx2="http://schemas.microsoft.com/office/drawing/2015/10/21/chartex" xmlns:cx3="http://schemas.microsoft.com/office/drawing/2016/5/9/chartex" xmlns:cx4="http://schemas.microsoft.com/office/drawing/2016/5/10/chartex" xmlns:cx5="http://schemas.microsoft.com/office/drawing/2016/5/11/chartex" xmlns:cx6="http://schemas.microsoft.com/office/drawing/2016/5/12/chartex" xmlns:cx7="http://schemas.microsoft.com/office/drawing/2016/5/13/chartex" xmlns:cx8="http://schemas.microsoft.com/office/drawing/2016/5/14/chartex" xmlns:mc="http://schemas.openxmlformats.org/markup-compatibility/2006" xmlns:aink="http://schemas.microsoft.com/office/drawing/2016/ink" xmlns:am3d="http://schemas.microsoft.com/office/drawing/2017/model3d" xmlns:o="urn:schemas-microsoft-com:office:office" xmlns:oel="http://schemas.microsoft.com/office/2019/extlst" xmlns:r="http://schemas.openxmlformats.org/officeDocument/2006/relationships" xmlns:m="http://schemas.openxmlformats.org/officeDocument/2006/math" xmlns:v="urn:schemas-microsoft-com:vml" xmlns:wp14="http://schemas.microsoft.com/office/word/2010/wordprocessingDrawing" xmlns:wp="http://schemas.openxmlformats.org/drawingml/2006/wordprocessingDrawing" xmlns:w10="urn:schemas-microsoft-com:office:word" xmlns:w="http://schemas.openxmlformats.org/wordprocessingml/2006/main" xmlns:w14="http://schemas.microsoft.com/office/word/2010/wordml" xmlns:w15="http://schemas.microsoft.com/office/word/2012/wordml" xmlns:w16cex="http://schemas.microsoft.com/office/word/2018/wordml/cex" xmlns:w16cid="http://schemas.microsoft.com/office/word/2016/wordml/cid" xmlns:w16="http://schemas.microsoft.com/office/word/2018/wordml" xmlns:w16du="http://schemas.microsoft.com/office/word/2023/wordml/word16du" xmlns:w16sdtdh="http://schemas.microsoft.com/office/word/2020/wordml/sdtdatahash" xmlns:w16sdtfl="http://schemas.microsoft.com/office/word/2024/wordml/sdtformatlock" xmlns:w16se="http://schemas.microsoft.com/office/word/2015/wordml/symex" xmlns:wpg="http://schemas.microsoft.com/office/word/2010/wordprocessingGroup" xmlns:wpi="http://schemas.microsoft.com/office/word/2010/wordprocessingInk" xmlns:wne="http://schemas.microsoft.com/office/word/2006/wordml" xmlns:wps="http://schemas.microsoft.com/office/word/2010/wordprocessingShape" mc:Ignorable="w14 w15 w16se w16cid w16 w16cex w16sdtdh w16sdtfl w16du wp14">
+<w:hdr xmlns:wpc="http://schemas.microsoft.com/office/word/2010/wordprocessingCanvas" xmlns:cx="http://schemas.microsoft.com/office/drawing/2014/chartex" xmlns:cx1="http://schemas.microsoft.com/office/drawing/2015/9/8/chartex" xmlns:cx2="http://schemas.microsoft.com/office/drawing/2015/10/21/chartex" xmlns:cx3="http://schemas.microsoft.com/office/drawing/2016/5/9/chartex" xmlns:cx4="http://schemas.microsoft.com/office/drawing/2016/5/10/chartex" xmlns:cx5="http://schemas.microsoft.com/office/drawing/2016/5/11/chartex" xmlns:cx6="http://schemas.microsoft.com/office/drawing/2016/5/12/chartex" xmlns:cx7="http://schemas.microsoft.com/office/drawing/2016/5/13/chartex" xmlns:cx8="http://schemas.microsoft.com/office/drawing/2016/5/14/chartex" xmlns:mc="http://schemas.openxmlformats.org/markup-compatibility/2006" xmlns:aink="http://schemas.microsoft.com/office/drawing/2016/ink" xmlns:am3d="http://schemas.microsoft.com/office/drawing/2017/model3d" xmlns:o="urn:schemas-microsoft-com:office:office" xmlns:oel="http://schemas.microsoft.com/office/2019/extlst" xmlns:r="http://schemas.openxmlformats.org/officeDocument/2006/relationships" xmlns:m="http://schemas.openxmlformats.org/officeDocument/2006/math" xmlns:v="urn:schemas-microsoft-com:vml" xmlns:wp14="http://schemas.microsoft.com/office/word/2010/wordprocessingDrawing" xmlns:wp="http://schemas.openxmlformats.org/drawingml/2006/wordprocessingDrawing" xmlns:w10="urn:schemas-microsoft-com:office:word" xmlns:w="http://schemas.openxmlformats.org/wordprocessingml/2006/main" xmlns:w14="http://schemas.microsoft.com/office/word/2010/wordml" xmlns:w15="http://schemas.microsoft.com/office/word/2012/wordml" xmlns:w16cei="http://schemas.microsoft.com/office/word/2026/wordml/cei" xmlns:w16cex="http://schemas.microsoft.com/office/word/2018/wordml/cex" xmlns:w16cid="http://schemas.microsoft.com/office/word/2016/wordml/cid" xmlns:w16="http://schemas.microsoft.com/office/word/2018/wordml" xmlns:w16du="http://schemas.microsoft.com/office/word/2023/wordml/word16du" xmlns:w16sdtdh="http://schemas.microsoft.com/office/word/2020/wordml/sdtdatahash" xmlns:w16sdtfl="http://schemas.microsoft.com/office/word/2024/wordml/sdtformatlock" xmlns:w16se="http://schemas.microsoft.com/office/word/2015/wordml/symex" xmlns:wpg="http://schemas.microsoft.com/office/word/2010/wordprocessingGroup" xmlns:wpi="http://schemas.microsoft.com/office/word/2010/wordprocessingInk" xmlns:wne="http://schemas.microsoft.com/office/word/2006/wordml" xmlns:wps="http://schemas.microsoft.com/office/word/2010/wordprocessingShape" mc:Ignorable="w14 w15 w16se w16cid w16 w16cex w16sdtdh w16sdtfl w16du wp14">
   <w:p>
     <w:pPr>
       <w:pBdr>
@@ -9704,7 +10677,7 @@
 </file>
 
 <file path=word/numbering.xml><?xml version="1.0" encoding="utf-8"?>
-<w:numbering xmlns:wpc="http://schemas.microsoft.com/office/word/2010/wordprocessingCanvas" xmlns:cx="http://schemas.microsoft.com/office/drawing/2014/chartex" xmlns:cx1="http://schemas.microsoft.com/office/drawing/2015/9/8/chartex" xmlns:cx2="http://schemas.microsoft.com/office/drawing/2015/10/21/chartex" xmlns:cx3="http://schemas.microsoft.com/office/drawing/2016/5/9/chartex" xmlns:cx4="http://schemas.microsoft.com/office/drawing/2016/5/10/chartex" xmlns:cx5="http://schemas.microsoft.com/office/drawing/2016/5/11/chartex" xmlns:cx6="http://schemas.microsoft.com/office/drawing/2016/5/12/chartex" xmlns:cx7="http://schemas.microsoft.com/office/drawing/2016/5/13/chartex" xmlns:cx8="http://schemas.microsoft.com/office/drawing/2016/5/14/chartex" xmlns:mc="http://schemas.openxmlformats.org/markup-compatibility/2006" xmlns:aink="http://schemas.microsoft.com/office/drawing/2016/ink" xmlns:am3d="http://schemas.microsoft.com/office/drawing/2017/model3d" xmlns:o="urn:schemas-microsoft-com:office:office" xmlns:oel="http://schemas.microsoft.com/office/2019/extlst" xmlns:r="http://schemas.openxmlformats.org/officeDocument/2006/relationships" xmlns:m="http://schemas.openxmlformats.org/officeDocument/2006/math" xmlns:v="urn:schemas-microsoft-com:vml" xmlns:wp14="http://schemas.microsoft.com/office/word/2010/wordprocessingDrawing" xmlns:wp="http://schemas.openxmlformats.org/drawingml/2006/wordprocessingDrawing" xmlns:w10="urn:schemas-microsoft-com:office:word" xmlns:w="http://schemas.openxmlformats.org/wordprocessingml/2006/main" xmlns:w14="http://schemas.microsoft.com/office/word/2010/wordml" xmlns:w15="http://schemas.microsoft.com/office/word/2012/wordml" xmlns:w16cex="http://schemas.microsoft.com/office/word/2018/wordml/cex" xmlns:w16cid="http://schemas.microsoft.com/office/word/2016/wordml/cid" xmlns:w16="http://schemas.microsoft.com/office/word/2018/wordml" xmlns:w16du="http://schemas.microsoft.com/office/word/2023/wordml/word16du" xmlns:w16sdtdh="http://schemas.microsoft.com/office/word/2020/wordml/sdtdatahash" xmlns:w16sdtfl="http://schemas.microsoft.com/office/word/2024/wordml/sdtformatlock" xmlns:w16se="http://schemas.microsoft.com/office/word/2015/wordml/symex" xmlns:wpg="http://schemas.microsoft.com/office/word/2010/wordprocessingGroup" xmlns:wpi="http://schemas.microsoft.com/office/word/2010/wordprocessingInk" xmlns:wne="http://schemas.microsoft.com/office/word/2006/wordml" xmlns:wps="http://schemas.microsoft.com/office/word/2010/wordprocessingShape" mc:Ignorable="w14 w15 w16se w16cid w16 w16cex w16sdtdh w16sdtfl w16du wp14">
+<w:numbering xmlns:wpc="http://schemas.microsoft.com/office/word/2010/wordprocessingCanvas" xmlns:cx="http://schemas.microsoft.com/office/drawing/2014/chartex" xmlns:cx1="http://schemas.microsoft.com/office/drawing/2015/9/8/chartex" xmlns:cx2="http://schemas.microsoft.com/office/drawing/2015/10/21/chartex" xmlns:cx3="http://schemas.microsoft.com/office/drawing/2016/5/9/chartex" xmlns:cx4="http://schemas.microsoft.com/office/drawing/2016/5/10/chartex" xmlns:cx5="http://schemas.microsoft.com/office/drawing/2016/5/11/chartex" xmlns:cx6="http://schemas.microsoft.com/office/drawing/2016/5/12/chartex" xmlns:cx7="http://schemas.microsoft.com/office/drawing/2016/5/13/chartex" xmlns:cx8="http://schemas.microsoft.com/office/drawing/2016/5/14/chartex" xmlns:mc="http://schemas.openxmlformats.org/markup-compatibility/2006" xmlns:aink="http://schemas.microsoft.com/office/drawing/2016/ink" xmlns:am3d="http://schemas.microsoft.com/office/drawing/2017/model3d" xmlns:o="urn:schemas-microsoft-com:office:office" xmlns:oel="http://schemas.microsoft.com/office/2019/extlst" xmlns:r="http://schemas.openxmlformats.org/officeDocument/2006/relationships" xmlns:m="http://schemas.openxmlformats.org/officeDocument/2006/math" xmlns:v="urn:schemas-microsoft-com:vml" xmlns:wp14="http://schemas.microsoft.com/office/word/2010/wordprocessingDrawing" xmlns:wp="http://schemas.openxmlformats.org/drawingml/2006/wordprocessingDrawing" xmlns:w10="urn:schemas-microsoft-com:office:word" xmlns:w="http://schemas.openxmlformats.org/wordprocessingml/2006/main" xmlns:w14="http://schemas.microsoft.com/office/word/2010/wordml" xmlns:w15="http://schemas.microsoft.com/office/word/2012/wordml" xmlns:w16cei="http://schemas.microsoft.com/office/word/2026/wordml/cei" xmlns:w16cex="http://schemas.microsoft.com/office/word/2018/wordml/cex" xmlns:w16cid="http://schemas.microsoft.com/office/word/2016/wordml/cid" xmlns:w16="http://schemas.microsoft.com/office/word/2018/wordml" xmlns:w16du="http://schemas.microsoft.com/office/word/2023/wordml/word16du" xmlns:w16sdtdh="http://schemas.microsoft.com/office/word/2020/wordml/sdtdatahash" xmlns:w16sdtfl="http://schemas.microsoft.com/office/word/2024/wordml/sdtformatlock" xmlns:w16se="http://schemas.microsoft.com/office/word/2015/wordml/symex" xmlns:wpg="http://schemas.microsoft.com/office/word/2010/wordprocessingGroup" xmlns:wpi="http://schemas.microsoft.com/office/word/2010/wordprocessingInk" xmlns:wne="http://schemas.microsoft.com/office/word/2006/wordml" xmlns:wps="http://schemas.microsoft.com/office/word/2010/wordprocessingShape" mc:Ignorable="w14 w15 w16se w16cid w16 w16cex w16sdtdh w16sdtfl w16du wp14">
   <w:abstractNum w:abstractNumId="0" w15:restartNumberingAfterBreak="0">
     <w:nsid w:val="02772DBF"/>
     <w:multiLevelType w:val="hybridMultilevel"/>
@@ -9819,6 +10792,92 @@
     </w:lvl>
   </w:abstractNum>
   <w:abstractNum w:abstractNumId="1" w15:restartNumberingAfterBreak="0">
+    <w:nsid w:val="0B834E98"/>
+    <w:multiLevelType w:val="multilevel"/>
+    <w:tmpl w:val="0409001D"/>
+    <w:lvl w:ilvl="0">
+      <w:start w:val="1"/>
+      <w:numFmt w:val="decimal"/>
+      <w:lvlText w:val="%1"/>
+      <w:lvlJc w:val="left"/>
+      <w:pPr>
+        <w:ind w:left="1417" w:hanging="425"/>
+      </w:pPr>
+    </w:lvl>
+    <w:lvl w:ilvl="1">
+      <w:start w:val="1"/>
+      <w:numFmt w:val="decimal"/>
+      <w:lvlText w:val="%1.%2"/>
+      <w:lvlJc w:val="left"/>
+      <w:pPr>
+        <w:ind w:left="1984" w:hanging="567"/>
+      </w:pPr>
+    </w:lvl>
+    <w:lvl w:ilvl="2">
+      <w:start w:val="1"/>
+      <w:numFmt w:val="decimal"/>
+      <w:lvlText w:val="%1.%2.%3"/>
+      <w:lvlJc w:val="left"/>
+      <w:pPr>
+        <w:ind w:left="2410" w:hanging="567"/>
+      </w:pPr>
+    </w:lvl>
+    <w:lvl w:ilvl="3">
+      <w:start w:val="1"/>
+      <w:numFmt w:val="decimal"/>
+      <w:lvlText w:val="%1.%2.%3.%4"/>
+      <w:lvlJc w:val="left"/>
+      <w:pPr>
+        <w:ind w:left="2976" w:hanging="708"/>
+      </w:pPr>
+    </w:lvl>
+    <w:lvl w:ilvl="4">
+      <w:start w:val="1"/>
+      <w:numFmt w:val="decimal"/>
+      <w:lvlText w:val="%1.%2.%3.%4.%5"/>
+      <w:lvlJc w:val="left"/>
+      <w:pPr>
+        <w:ind w:left="3543" w:hanging="850"/>
+      </w:pPr>
+    </w:lvl>
+    <w:lvl w:ilvl="5">
+      <w:start w:val="1"/>
+      <w:numFmt w:val="decimal"/>
+      <w:lvlText w:val="%1.%2.%3.%4.%5.%6"/>
+      <w:lvlJc w:val="left"/>
+      <w:pPr>
+        <w:ind w:left="4252" w:hanging="1134"/>
+      </w:pPr>
+    </w:lvl>
+    <w:lvl w:ilvl="6">
+      <w:start w:val="1"/>
+      <w:numFmt w:val="decimal"/>
+      <w:lvlText w:val="%1.%2.%3.%4.%5.%6.%7"/>
+      <w:lvlJc w:val="left"/>
+      <w:pPr>
+        <w:ind w:left="4819" w:hanging="1276"/>
+      </w:pPr>
+    </w:lvl>
+    <w:lvl w:ilvl="7">
+      <w:start w:val="1"/>
+      <w:numFmt w:val="decimal"/>
+      <w:lvlText w:val="%1.%2.%3.%4.%5.%6.%7.%8"/>
+      <w:lvlJc w:val="left"/>
+      <w:pPr>
+        <w:ind w:left="5386" w:hanging="1418"/>
+      </w:pPr>
+    </w:lvl>
+    <w:lvl w:ilvl="8">
+      <w:start w:val="1"/>
+      <w:numFmt w:val="decimal"/>
+      <w:lvlText w:val="%1.%2.%3.%4.%5.%6.%7.%8.%9"/>
+      <w:lvlJc w:val="left"/>
+      <w:pPr>
+        <w:ind w:left="6094" w:hanging="1700"/>
+      </w:pPr>
+    </w:lvl>
+  </w:abstractNum>
+  <w:abstractNum w:abstractNumId="2" w15:restartNumberingAfterBreak="0">
     <w:nsid w:val="0EB14C32"/>
     <w:multiLevelType w:val="multilevel"/>
     <w:tmpl w:val="3B885F04"/>
@@ -9931,7 +10990,7 @@
       </w:pPr>
     </w:lvl>
   </w:abstractNum>
-  <w:abstractNum w:abstractNumId="2" w15:restartNumberingAfterBreak="0">
+  <w:abstractNum w:abstractNumId="3" w15:restartNumberingAfterBreak="0">
     <w:nsid w:val="0FD50E8C"/>
     <w:multiLevelType w:val="multilevel"/>
     <w:tmpl w:val="68DC55D4"/>
@@ -10080,7 +11139,7 @@
       </w:rPr>
     </w:lvl>
   </w:abstractNum>
-  <w:abstractNum w:abstractNumId="3" w15:restartNumberingAfterBreak="0">
+  <w:abstractNum w:abstractNumId="4" w15:restartNumberingAfterBreak="0">
     <w:nsid w:val="11CA3284"/>
     <w:multiLevelType w:val="multilevel"/>
     <w:tmpl w:val="6174F28C"/>
@@ -10229,7 +11288,7 @@
       </w:rPr>
     </w:lvl>
   </w:abstractNum>
-  <w:abstractNum w:abstractNumId="4" w15:restartNumberingAfterBreak="0">
+  <w:abstractNum w:abstractNumId="5" w15:restartNumberingAfterBreak="0">
     <w:nsid w:val="25892FAE"/>
     <w:multiLevelType w:val="multilevel"/>
     <w:tmpl w:val="C2000746"/>
@@ -10378,7 +11437,7 @@
       </w:rPr>
     </w:lvl>
   </w:abstractNum>
-  <w:abstractNum w:abstractNumId="5" w15:restartNumberingAfterBreak="0">
+  <w:abstractNum w:abstractNumId="6" w15:restartNumberingAfterBreak="0">
     <w:nsid w:val="2EB76818"/>
     <w:multiLevelType w:val="multilevel"/>
     <w:tmpl w:val="4942F1E4"/>
@@ -10527,7 +11586,7 @@
       </w:rPr>
     </w:lvl>
   </w:abstractNum>
-  <w:abstractNum w:abstractNumId="6" w15:restartNumberingAfterBreak="0">
+  <w:abstractNum w:abstractNumId="7" w15:restartNumberingAfterBreak="0">
     <w:nsid w:val="31CA5B6F"/>
     <w:multiLevelType w:val="multilevel"/>
     <w:tmpl w:val="FAE6E5FE"/>
@@ -10676,7 +11735,7 @@
       </w:rPr>
     </w:lvl>
   </w:abstractNum>
-  <w:abstractNum w:abstractNumId="7" w15:restartNumberingAfterBreak="0">
+  <w:abstractNum w:abstractNumId="8" w15:restartNumberingAfterBreak="0">
     <w:nsid w:val="494C2DD6"/>
     <w:multiLevelType w:val="multilevel"/>
     <w:tmpl w:val="55E237F2"/>
@@ -10789,7 +11848,7 @@
       </w:pPr>
     </w:lvl>
   </w:abstractNum>
-  <w:abstractNum w:abstractNumId="8" w15:restartNumberingAfterBreak="0">
+  <w:abstractNum w:abstractNumId="9" w15:restartNumberingAfterBreak="0">
     <w:nsid w:val="49842005"/>
     <w:multiLevelType w:val="multilevel"/>
     <w:tmpl w:val="2E2EFC8C"/>
@@ -10938,7 +11997,93 @@
       </w:rPr>
     </w:lvl>
   </w:abstractNum>
-  <w:abstractNum w:abstractNumId="9" w15:restartNumberingAfterBreak="0">
+  <w:abstractNum w:abstractNumId="10" w15:restartNumberingAfterBreak="0">
+    <w:nsid w:val="55544A40"/>
+    <w:multiLevelType w:val="multilevel"/>
+    <w:tmpl w:val="0409001D"/>
+    <w:lvl w:ilvl="0">
+      <w:start w:val="1"/>
+      <w:numFmt w:val="decimal"/>
+      <w:lvlText w:val="%1"/>
+      <w:lvlJc w:val="left"/>
+      <w:pPr>
+        <w:ind w:left="425" w:hanging="425"/>
+      </w:pPr>
+    </w:lvl>
+    <w:lvl w:ilvl="1">
+      <w:start w:val="1"/>
+      <w:numFmt w:val="decimal"/>
+      <w:lvlText w:val="%1.%2"/>
+      <w:lvlJc w:val="left"/>
+      <w:pPr>
+        <w:ind w:left="992" w:hanging="567"/>
+      </w:pPr>
+    </w:lvl>
+    <w:lvl w:ilvl="2">
+      <w:start w:val="1"/>
+      <w:numFmt w:val="decimal"/>
+      <w:lvlText w:val="%1.%2.%3"/>
+      <w:lvlJc w:val="left"/>
+      <w:pPr>
+        <w:ind w:left="1418" w:hanging="567"/>
+      </w:pPr>
+    </w:lvl>
+    <w:lvl w:ilvl="3">
+      <w:start w:val="1"/>
+      <w:numFmt w:val="decimal"/>
+      <w:lvlText w:val="%1.%2.%3.%4"/>
+      <w:lvlJc w:val="left"/>
+      <w:pPr>
+        <w:ind w:left="1984" w:hanging="708"/>
+      </w:pPr>
+    </w:lvl>
+    <w:lvl w:ilvl="4">
+      <w:start w:val="1"/>
+      <w:numFmt w:val="decimal"/>
+      <w:lvlText w:val="%1.%2.%3.%4.%5"/>
+      <w:lvlJc w:val="left"/>
+      <w:pPr>
+        <w:ind w:left="2551" w:hanging="850"/>
+      </w:pPr>
+    </w:lvl>
+    <w:lvl w:ilvl="5">
+      <w:start w:val="1"/>
+      <w:numFmt w:val="decimal"/>
+      <w:lvlText w:val="%1.%2.%3.%4.%5.%6"/>
+      <w:lvlJc w:val="left"/>
+      <w:pPr>
+        <w:ind w:left="3260" w:hanging="1134"/>
+      </w:pPr>
+    </w:lvl>
+    <w:lvl w:ilvl="6">
+      <w:start w:val="1"/>
+      <w:numFmt w:val="decimal"/>
+      <w:lvlText w:val="%1.%2.%3.%4.%5.%6.%7"/>
+      <w:lvlJc w:val="left"/>
+      <w:pPr>
+        <w:ind w:left="3827" w:hanging="1276"/>
+      </w:pPr>
+    </w:lvl>
+    <w:lvl w:ilvl="7">
+      <w:start w:val="1"/>
+      <w:numFmt w:val="decimal"/>
+      <w:lvlText w:val="%1.%2.%3.%4.%5.%6.%7.%8"/>
+      <w:lvlJc w:val="left"/>
+      <w:pPr>
+        <w:ind w:left="4394" w:hanging="1418"/>
+      </w:pPr>
+    </w:lvl>
+    <w:lvl w:ilvl="8">
+      <w:start w:val="1"/>
+      <w:numFmt w:val="decimal"/>
+      <w:lvlText w:val="%1.%2.%3.%4.%5.%6.%7.%8.%9"/>
+      <w:lvlJc w:val="left"/>
+      <w:pPr>
+        <w:ind w:left="5102" w:hanging="1700"/>
+      </w:pPr>
+    </w:lvl>
+  </w:abstractNum>
+  <w:abstractNum w:abstractNumId="11" w15:restartNumberingAfterBreak="0">
     <w:nsid w:val="6C776D08"/>
     <w:multiLevelType w:val="multilevel"/>
     <w:tmpl w:val="17C68D16"/>
@@ -11028,7 +12173,7 @@
       </w:pPr>
     </w:lvl>
   </w:abstractNum>
-  <w:abstractNum w:abstractNumId="10" w15:restartNumberingAfterBreak="0">
+  <w:abstractNum w:abstractNumId="12" w15:restartNumberingAfterBreak="0">
     <w:nsid w:val="6ED05FDD"/>
     <w:multiLevelType w:val="multilevel"/>
     <w:tmpl w:val="F30EFDFA"/>
@@ -11178,19 +12323,19 @@
     </w:lvl>
   </w:abstractNum>
   <w:num w:numId="1" w16cid:durableId="591205189">
-    <w:abstractNumId w:val="9"/>
+    <w:abstractNumId w:val="11"/>
   </w:num>
   <w:num w:numId="2" w16cid:durableId="245191349">
     <w:abstractNumId w:val="0"/>
   </w:num>
   <w:num w:numId="3" w16cid:durableId="1506675342">
-    <w:abstractNumId w:val="1"/>
+    <w:abstractNumId w:val="2"/>
   </w:num>
   <w:num w:numId="4" w16cid:durableId="684673703">
-    <w:abstractNumId w:val="8"/>
+    <w:abstractNumId w:val="9"/>
   </w:num>
   <w:num w:numId="5" w16cid:durableId="1074662174">
-    <w:abstractNumId w:val="6"/>
+    <w:abstractNumId w:val="7"/>
     <w:lvlOverride w:ilvl="0">
       <w:lvl w:ilvl="0">
         <w:numFmt w:val="bullet"/>
@@ -11210,7 +12355,7 @@
     </w:lvlOverride>
   </w:num>
   <w:num w:numId="6" w16cid:durableId="994338926">
-    <w:abstractNumId w:val="6"/>
+    <w:abstractNumId w:val="7"/>
     <w:lvlOverride w:ilvl="0">
       <w:lvl w:ilvl="0">
         <w:numFmt w:val="bullet"/>
@@ -11230,7 +12375,7 @@
     </w:lvlOverride>
   </w:num>
   <w:num w:numId="7" w16cid:durableId="2020496270">
-    <w:abstractNumId w:val="6"/>
+    <w:abstractNumId w:val="7"/>
     <w:lvlOverride w:ilvl="0">
       <w:lvl w:ilvl="0">
         <w:numFmt w:val="bullet"/>
@@ -11250,7 +12395,7 @@
     </w:lvlOverride>
   </w:num>
   <w:num w:numId="8" w16cid:durableId="1535535124">
-    <w:abstractNumId w:val="6"/>
+    <w:abstractNumId w:val="7"/>
     <w:lvlOverride w:ilvl="0">
       <w:lvl w:ilvl="0">
         <w:numFmt w:val="bullet"/>
@@ -11270,10 +12415,10 @@
     </w:lvlOverride>
   </w:num>
   <w:num w:numId="9" w16cid:durableId="629627143">
-    <w:abstractNumId w:val="5"/>
+    <w:abstractNumId w:val="6"/>
   </w:num>
   <w:num w:numId="10" w16cid:durableId="1973438083">
-    <w:abstractNumId w:val="4"/>
+    <w:abstractNumId w:val="5"/>
     <w:lvlOverride w:ilvl="0">
       <w:lvl w:ilvl="0">
         <w:numFmt w:val="bullet"/>
@@ -11293,7 +12438,7 @@
     </w:lvlOverride>
   </w:num>
   <w:num w:numId="11" w16cid:durableId="290668025">
-    <w:abstractNumId w:val="4"/>
+    <w:abstractNumId w:val="5"/>
     <w:lvlOverride w:ilvl="0">
       <w:lvl w:ilvl="0">
         <w:numFmt w:val="bullet"/>
@@ -11313,16 +12458,22 @@
     </w:lvlOverride>
   </w:num>
   <w:num w:numId="12" w16cid:durableId="114953970">
-    <w:abstractNumId w:val="10"/>
+    <w:abstractNumId w:val="12"/>
   </w:num>
   <w:num w:numId="13" w16cid:durableId="1256741353">
+    <w:abstractNumId w:val="4"/>
+  </w:num>
+  <w:num w:numId="14" w16cid:durableId="1638603667">
+    <w:abstractNumId w:val="8"/>
+  </w:num>
+  <w:num w:numId="15" w16cid:durableId="2127578450">
     <w:abstractNumId w:val="3"/>
   </w:num>
-  <w:num w:numId="14" w16cid:durableId="1638603667">
-    <w:abstractNumId w:val="7"/>
+  <w:num w:numId="16" w16cid:durableId="317925768">
+    <w:abstractNumId w:val="1"/>
   </w:num>
-  <w:num w:numId="15" w16cid:durableId="2127578450">
-    <w:abstractNumId w:val="2"/>
+  <w:num w:numId="17" w16cid:durableId="1608849227">
+    <w:abstractNumId w:val="10"/>
   </w:num>
   <w:numIdMacAtCleanup w:val="15"/>
 </w:numbering>
@@ -11818,7 +12969,6 @@
     <w:basedOn w:val="a"/>
     <w:next w:val="a"/>
     <w:uiPriority w:val="9"/>
-    <w:semiHidden/>
     <w:unhideWhenUsed/>
     <w:qFormat/>
     <w:pPr>
@@ -11874,7 +13024,6 @@
   <w:style w:type="character" w:default="1" w:styleId="a0">
     <w:name w:val="Default Paragraph Font"/>
     <w:uiPriority w:val="1"/>
-    <w:semiHidden/>
     <w:unhideWhenUsed/>
   </w:style>
   <w:style w:type="table" w:default="1" w:styleId="a1">
@@ -12781,28 +13930,28 @@
 </file>
 
 <file path=customXml/item1.xml><?xml version="1.0" encoding="utf-8"?>
-<b:Sources xmlns:b="http://schemas.openxmlformats.org/officeDocument/2006/bibliography" xmlns="http://schemas.openxmlformats.org/officeDocument/2006/bibliography" SelectedStyle="\APASixthEditionOfficeOnline.xsl" StyleName="APA" Version="6"/>
-</file>
-
-<file path=customXml/item2.xml><?xml version="1.0" encoding="utf-8"?>
 <go:gDocsCustomXmlDataStorage xmlns:go="http://customooxmlschemas.google.com/" xmlns:r="http://schemas.openxmlformats.org/officeDocument/2006/relationships" uri="GoogleDocsCustomDataVersion2">
   <go:docsCustomData xmlns:go="http://customooxmlschemas.google.com/" roundtripDataSignature="AMtx7micRMcumK0WNl2WwJGgDlCf2P0pZg==">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</go:docsCustomData>
 </go:gDocsCustomXmlDataStorage>
 </file>
 
-<file path=customXml/itemProps1.xml><?xml version="1.0" encoding="utf-8"?>
-<ds:datastoreItem xmlns:ds="http://schemas.openxmlformats.org/officeDocument/2006/customXml" ds:itemID="{9319AD63-CBA6-497F-A07B-DAFEC8FA0A37}">
-  <ds:schemaRefs>
-    <ds:schemaRef ds:uri="http://schemas.openxmlformats.org/officeDocument/2006/bibliography"/>
-  </ds:schemaRefs>
-</ds:datastoreItem>
+<file path=customXml/item2.xml><?xml version="1.0" encoding="utf-8"?>
+<b:Sources xmlns:b="http://schemas.openxmlformats.org/officeDocument/2006/bibliography" xmlns="http://schemas.openxmlformats.org/officeDocument/2006/bibliography" SelectedStyle="\APASixthEditionOfficeOnline.xsl" StyleName="APA" Version="6"/>
 </file>
 
-<file path=customXml/itemProps2.xml><?xml version="1.0" encoding="utf-8"?>
+<file path=customXml/itemProps1.xml><?xml version="1.0" encoding="utf-8"?>
 <ds:datastoreItem xmlns:ds="http://schemas.openxmlformats.org/officeDocument/2006/customXml" ds:itemID="{11111111-1234-1234-1234-123412341234}">
   <ds:schemaRefs>
     <ds:schemaRef ds:uri="http://customooxmlschemas.google.com/"/>
     <ds:schemaRef ds:uri="http://schemas.openxmlformats.org/officeDocument/2006/relationships"/>
   </ds:schemaRefs>
 </ds:datastoreItem>
+</file>
+
+<file path=customXml/itemProps2.xml><?xml version="1.0" encoding="utf-8"?>
+<ds:datastoreItem xmlns:ds="http://schemas.openxmlformats.org/officeDocument/2006/customXml" ds:itemID="{9319AD63-CBA6-497F-A07B-DAFEC8FA0A37}">
+  <ds:schemaRefs>
+    <ds:schemaRef ds:uri="http://schemas.openxmlformats.org/officeDocument/2006/bibliography"/>
+  </ds:schemaRefs>
+</ds:datastoreItem>
 </file>